--- a/curriculum/rpt/RPT_Bahasa_Arab_Tahun1_2026_KumpulanB_SourceFirst.docx
+++ b/curriculum/rpt/RPT_Bahasa_Arab_Tahun1_2026_KumpulanB_SourceFirst.docx
@@ -49,6 +49,9 @@
         <w:gridCol w:w="5102"/>
       </w:tblGrid>
       <w:tr>
+        <w:trPr>
+          <w:tblHeader w:val="true"/>
+        </w:trPr>
         <w:tc>
           <w:tcPr>
             <w:tcW w:type="dxa" w:w="1134"/>
@@ -293,8 +296,9 @@
     </w:p>
     <w:p>
       <w:pPr>
-        <w:pageBreakBefore w:val="0"/>
         <w:spacing w:after="80"/>
+        <w:jc w:val="left"/>
+        <w:bidi w:val="0"/>
       </w:pPr>
       <w:r>
         <w:rPr>
@@ -302,6 +306,7 @@
           <w:b/>
           <w:color w:val="183B56"/>
           <w:sz w:val="24"/>
+          <w:rtl w:val="0"/>
         </w:rPr>
         <w:t>Penggal 1A</w:t>
       </w:r>
@@ -313,26 +318,26 @@
         <w:jc w:val="center"/>
         <w:tblLayout w:type="fixed"/>
         <w:tblLook w:firstColumn="1" w:firstRow="1" w:lastColumn="0" w:lastRow="0" w:noHBand="0" w:noVBand="1" w:val="04A0"/>
-        <w:tblW w:w="15307" w:type="dxa"/>
+        <w:tblW w:w="13861" w:type="dxa"/>
         <w:tblLayout w:type="fixed"/>
       </w:tblPr>
       <w:tblGrid>
-        <w:gridCol w:w="907"/>
-        <w:gridCol w:w="1332"/>
-        <w:gridCol w:w="2948"/>
-        <w:gridCol w:w="1020"/>
-        <w:gridCol w:w="1984"/>
-        <w:gridCol w:w="4308"/>
-        <w:gridCol w:w="822"/>
-        <w:gridCol w:w="1984"/>
+        <w:gridCol w:w="708"/>
+        <w:gridCol w:w="1190"/>
+        <w:gridCol w:w="2579"/>
+        <w:gridCol w:w="963"/>
+        <w:gridCol w:w="1814"/>
+        <w:gridCol w:w="4025"/>
+        <w:gridCol w:w="737"/>
+        <w:gridCol w:w="1842"/>
       </w:tblGrid>
       <w:tr>
         <w:trPr>
-          <w:tblHeader/>
+          <w:tblHeader w:val="true"/>
         </w:trPr>
         <w:tc>
           <w:tcPr>
-            <w:tcW w:type="dxa" w:w="907"/>
+            <w:tcW w:type="dxa" w:w="709"/>
             <w:shd w:fill="183B56"/>
             <w:tcMar>
               <w:top w:w="85" w:type="dxa"/>
@@ -341,7 +346,7 @@
               <w:end w:w="80" w:type="dxa"/>
             </w:tcMar>
             <w:vAlign w:val="center"/>
-            <w:tcW w:w="907" w:type="dxa"/>
+            <w:tcW w:w="708" w:type="dxa"/>
           </w:tcPr>
           <w:p>
             <w:pPr>
@@ -361,7 +366,7 @@
         </w:tc>
         <w:tc>
           <w:tcPr>
-            <w:tcW w:type="dxa" w:w="1332"/>
+            <w:tcW w:type="dxa" w:w="1191"/>
             <w:shd w:fill="183B56"/>
             <w:tcMar>
               <w:top w:w="85" w:type="dxa"/>
@@ -370,7 +375,7 @@
               <w:end w:w="80" w:type="dxa"/>
             </w:tcMar>
             <w:vAlign w:val="center"/>
-            <w:tcW w:w="1332" w:type="dxa"/>
+            <w:tcW w:w="1190" w:type="dxa"/>
           </w:tcPr>
           <w:p>
             <w:pPr>
@@ -390,7 +395,7 @@
         </w:tc>
         <w:tc>
           <w:tcPr>
-            <w:tcW w:type="dxa" w:w="2948"/>
+            <w:tcW w:type="dxa" w:w="2580"/>
             <w:shd w:fill="183B56"/>
             <w:tcMar>
               <w:top w:w="85" w:type="dxa"/>
@@ -399,7 +404,7 @@
               <w:end w:w="80" w:type="dxa"/>
             </w:tcMar>
             <w:vAlign w:val="center"/>
-            <w:tcW w:w="2948" w:type="dxa"/>
+            <w:tcW w:w="2579" w:type="dxa"/>
           </w:tcPr>
           <w:p>
             <w:pPr>
@@ -419,7 +424,7 @@
         </w:tc>
         <w:tc>
           <w:tcPr>
-            <w:tcW w:type="dxa" w:w="1020"/>
+            <w:tcW w:type="dxa" w:w="964"/>
             <w:shd w:fill="183B56"/>
             <w:tcMar>
               <w:top w:w="85" w:type="dxa"/>
@@ -428,7 +433,7 @@
               <w:end w:w="80" w:type="dxa"/>
             </w:tcMar>
             <w:vAlign w:val="center"/>
-            <w:tcW w:w="1020" w:type="dxa"/>
+            <w:tcW w:w="963" w:type="dxa"/>
           </w:tcPr>
           <w:p>
             <w:pPr>
@@ -448,7 +453,7 @@
         </w:tc>
         <w:tc>
           <w:tcPr>
-            <w:tcW w:type="dxa" w:w="1984"/>
+            <w:tcW w:type="dxa" w:w="1814"/>
             <w:shd w:fill="183B56"/>
             <w:tcMar>
               <w:top w:w="85" w:type="dxa"/>
@@ -457,7 +462,7 @@
               <w:end w:w="80" w:type="dxa"/>
             </w:tcMar>
             <w:vAlign w:val="center"/>
-            <w:tcW w:w="1984" w:type="dxa"/>
+            <w:tcW w:w="1814" w:type="dxa"/>
           </w:tcPr>
           <w:p>
             <w:pPr>
@@ -477,7 +482,7 @@
         </w:tc>
         <w:tc>
           <w:tcPr>
-            <w:tcW w:type="dxa" w:w="4309"/>
+            <w:tcW w:type="dxa" w:w="4025"/>
             <w:shd w:fill="183B56"/>
             <w:tcMar>
               <w:top w:w="85" w:type="dxa"/>
@@ -486,7 +491,7 @@
               <w:end w:w="80" w:type="dxa"/>
             </w:tcMar>
             <w:vAlign w:val="center"/>
-            <w:tcW w:w="4308" w:type="dxa"/>
+            <w:tcW w:w="4025" w:type="dxa"/>
           </w:tcPr>
           <w:p>
             <w:pPr>
@@ -506,7 +511,7 @@
         </w:tc>
         <w:tc>
           <w:tcPr>
-            <w:tcW w:type="dxa" w:w="822"/>
+            <w:tcW w:type="dxa" w:w="737"/>
             <w:shd w:fill="183B56"/>
             <w:tcMar>
               <w:top w:w="85" w:type="dxa"/>
@@ -515,7 +520,7 @@
               <w:end w:w="80" w:type="dxa"/>
             </w:tcMar>
             <w:vAlign w:val="center"/>
-            <w:tcW w:w="822" w:type="dxa"/>
+            <w:tcW w:w="737" w:type="dxa"/>
           </w:tcPr>
           <w:p>
             <w:pPr>
@@ -537,7 +542,7 @@
         </w:tc>
         <w:tc>
           <w:tcPr>
-            <w:tcW w:type="dxa" w:w="1984"/>
+            <w:tcW w:type="dxa" w:w="1843"/>
             <w:shd w:fill="183B56"/>
             <w:tcMar>
               <w:top w:w="85" w:type="dxa"/>
@@ -546,7 +551,7 @@
               <w:end w:w="80" w:type="dxa"/>
             </w:tcMar>
             <w:vAlign w:val="center"/>
-            <w:tcW w:w="1984" w:type="dxa"/>
+            <w:tcW w:w="1842" w:type="dxa"/>
           </w:tcPr>
           <w:p>
             <w:pPr>
@@ -571,7 +576,7 @@
         </w:trPr>
         <w:tc>
           <w:tcPr>
-            <w:tcW w:type="dxa" w:w="907"/>
+            <w:tcW w:type="dxa" w:w="709"/>
             <w:tcMar>
               <w:top w:w="70" w:type="dxa"/>
               <w:start w:w="90" w:type="dxa"/>
@@ -579,7 +584,7 @@
               <w:end w:w="90" w:type="dxa"/>
             </w:tcMar>
             <w:vAlign w:val="center"/>
-            <w:tcW w:w="907" w:type="dxa"/>
+            <w:tcW w:w="708" w:type="dxa"/>
           </w:tcPr>
           <w:p>
             <w:pPr>
@@ -593,15 +598,13 @@
                 <w:color w:val="000000"/>
                 <w:sz w:val="14"/>
               </w:rPr>
-              <w:t>MINGGU</w:t>
-              <w:br/>
-              <w:t>1</w:t>
-            </w:r>
-          </w:p>
-        </w:tc>
-        <w:tc>
-          <w:tcPr>
-            <w:tcW w:type="dxa" w:w="1332"/>
+              <w:t>MINGGU 1</w:t>
+            </w:r>
+          </w:p>
+        </w:tc>
+        <w:tc>
+          <w:tcPr>
+            <w:tcW w:type="dxa" w:w="1191"/>
             <w:tcMar>
               <w:top w:w="70" w:type="dxa"/>
               <w:start w:w="90" w:type="dxa"/>
@@ -609,7 +612,7 @@
               <w:end w:w="90" w:type="dxa"/>
             </w:tcMar>
             <w:vAlign w:val="center"/>
-            <w:tcW w:w="1332" w:type="dxa"/>
+            <w:tcW w:w="1190" w:type="dxa"/>
           </w:tcPr>
           <w:p>
             <w:pPr>
@@ -623,13 +626,13 @@
                 <w:color w:val="000000"/>
                 <w:sz w:val="14"/>
               </w:rPr>
-              <w:t>12.01.2026 - 16.01.2026</w:t>
-            </w:r>
-          </w:p>
-        </w:tc>
-        <w:tc>
-          <w:tcPr>
-            <w:tcW w:type="dxa" w:w="2948"/>
+              <w:t>12-16 JAN 2026</w:t>
+            </w:r>
+          </w:p>
+        </w:tc>
+        <w:tc>
+          <w:tcPr>
+            <w:tcW w:type="dxa" w:w="2580"/>
             <w:tcMar>
               <w:top w:w="70" w:type="dxa"/>
               <w:start w:w="90" w:type="dxa"/>
@@ -637,7 +640,7 @@
               <w:end w:w="90" w:type="dxa"/>
             </w:tcMar>
             <w:vAlign w:val="center"/>
-            <w:tcW w:w="2948" w:type="dxa"/>
+            <w:tcW w:w="2579" w:type="dxa"/>
           </w:tcPr>
           <w:p>
             <w:pPr>
@@ -659,7 +662,7 @@
         </w:tc>
         <w:tc>
           <w:tcPr>
-            <w:tcW w:type="dxa" w:w="1020"/>
+            <w:tcW w:type="dxa" w:w="964"/>
             <w:tcMar>
               <w:top w:w="70" w:type="dxa"/>
               <w:start w:w="90" w:type="dxa"/>
@@ -667,7 +670,7 @@
               <w:end w:w="90" w:type="dxa"/>
             </w:tcMar>
             <w:vAlign w:val="center"/>
-            <w:tcW w:w="1020" w:type="dxa"/>
+            <w:tcW w:w="963" w:type="dxa"/>
           </w:tcPr>
           <w:p>
             <w:pPr>
@@ -687,7 +690,7 @@
         </w:tc>
         <w:tc>
           <w:tcPr>
-            <w:tcW w:type="dxa" w:w="1984"/>
+            <w:tcW w:type="dxa" w:w="1814"/>
             <w:tcMar>
               <w:top w:w="70" w:type="dxa"/>
               <w:start w:w="90" w:type="dxa"/>
@@ -695,7 +698,7 @@
               <w:end w:w="90" w:type="dxa"/>
             </w:tcMar>
             <w:vAlign w:val="center"/>
-            <w:tcW w:w="1984" w:type="dxa"/>
+            <w:tcW w:w="1814" w:type="dxa"/>
           </w:tcPr>
           <w:p>
             <w:pPr>
@@ -715,7 +718,7 @@
         </w:tc>
         <w:tc>
           <w:tcPr>
-            <w:tcW w:type="dxa" w:w="4309"/>
+            <w:tcW w:type="dxa" w:w="4025"/>
             <w:tcMar>
               <w:top w:w="70" w:type="dxa"/>
               <w:start w:w="90" w:type="dxa"/>
@@ -723,7 +726,7 @@
               <w:end w:w="90" w:type="dxa"/>
             </w:tcMar>
             <w:vAlign w:val="center"/>
-            <w:tcW w:w="4308" w:type="dxa"/>
+            <w:tcW w:w="4025" w:type="dxa"/>
           </w:tcPr>
           <w:p>
             <w:pPr>
@@ -743,7 +746,7 @@
         </w:tc>
         <w:tc>
           <w:tcPr>
-            <w:tcW w:type="dxa" w:w="822"/>
+            <w:tcW w:type="dxa" w:w="737"/>
             <w:tcMar>
               <w:top w:w="70" w:type="dxa"/>
               <w:start w:w="90" w:type="dxa"/>
@@ -751,7 +754,7 @@
               <w:end w:w="90" w:type="dxa"/>
             </w:tcMar>
             <w:vAlign w:val="center"/>
-            <w:tcW w:w="822" w:type="dxa"/>
+            <w:tcW w:w="737" w:type="dxa"/>
           </w:tcPr>
           <w:p>
             <w:pPr>
@@ -771,7 +774,7 @@
         </w:tc>
         <w:tc>
           <w:tcPr>
-            <w:tcW w:type="dxa" w:w="1984"/>
+            <w:tcW w:type="dxa" w:w="1843"/>
             <w:tcMar>
               <w:top w:w="70" w:type="dxa"/>
               <w:start w:w="90" w:type="dxa"/>
@@ -779,7 +782,7 @@
               <w:end w:w="90" w:type="dxa"/>
             </w:tcMar>
             <w:vAlign w:val="center"/>
-            <w:tcW w:w="1984" w:type="dxa"/>
+            <w:tcW w:w="1842" w:type="dxa"/>
           </w:tcPr>
           <w:p>
             <w:pPr>
@@ -804,7 +807,7 @@
         </w:trPr>
         <w:tc>
           <w:tcPr>
-            <w:tcW w:type="dxa" w:w="907"/>
+            <w:tcW w:type="dxa" w:w="709"/>
             <w:tcMar>
               <w:top w:w="70" w:type="dxa"/>
               <w:start w:w="90" w:type="dxa"/>
@@ -813,7 +816,7 @@
             </w:tcMar>
             <w:vAlign w:val="center"/>
             <w:shd w:fill="F3F5F7"/>
-            <w:tcW w:w="907" w:type="dxa"/>
+            <w:tcW w:w="708" w:type="dxa"/>
           </w:tcPr>
           <w:p>
             <w:pPr>
@@ -827,15 +830,13 @@
                 <w:color w:val="000000"/>
                 <w:sz w:val="14"/>
               </w:rPr>
-              <w:t>MINGGU</w:t>
-              <w:br/>
-              <w:t>2</w:t>
-            </w:r>
-          </w:p>
-        </w:tc>
-        <w:tc>
-          <w:tcPr>
-            <w:tcW w:type="dxa" w:w="1332"/>
+              <w:t>MINGGU 2</w:t>
+            </w:r>
+          </w:p>
+        </w:tc>
+        <w:tc>
+          <w:tcPr>
+            <w:tcW w:type="dxa" w:w="1191"/>
             <w:tcMar>
               <w:top w:w="70" w:type="dxa"/>
               <w:start w:w="90" w:type="dxa"/>
@@ -844,7 +845,7 @@
             </w:tcMar>
             <w:vAlign w:val="center"/>
             <w:shd w:fill="F3F5F7"/>
-            <w:tcW w:w="1332" w:type="dxa"/>
+            <w:tcW w:w="1190" w:type="dxa"/>
           </w:tcPr>
           <w:p>
             <w:pPr>
@@ -858,13 +859,13 @@
                 <w:color w:val="000000"/>
                 <w:sz w:val="14"/>
               </w:rPr>
-              <w:t>19.01.2026 - 23.01.2026</w:t>
-            </w:r>
-          </w:p>
-        </w:tc>
-        <w:tc>
-          <w:tcPr>
-            <w:tcW w:type="dxa" w:w="2948"/>
+              <w:t>19-23 JAN 2026</w:t>
+            </w:r>
+          </w:p>
+        </w:tc>
+        <w:tc>
+          <w:tcPr>
+            <w:tcW w:type="dxa" w:w="2580"/>
             <w:tcMar>
               <w:top w:w="70" w:type="dxa"/>
               <w:start w:w="90" w:type="dxa"/>
@@ -873,19 +874,21 @@
             </w:tcMar>
             <w:vAlign w:val="center"/>
             <w:shd w:fill="F3F5F7"/>
-            <w:tcW w:w="2948" w:type="dxa"/>
+            <w:tcW w:w="2579" w:type="dxa"/>
           </w:tcPr>
           <w:p>
             <w:pPr>
               <w:spacing w:before="0" w:after="0" w:line="240" w:lineRule="auto"/>
               <w:jc w:val="left"/>
-            </w:pPr>
-            <w:r>
-              <w:rPr>
-                <w:rFonts w:ascii="Arial" w:hAnsi="Arial" w:cs="DejaVu Sans"/>
+              <w:bidi w:val="1"/>
+            </w:pPr>
+            <w:r>
+              <w:rPr>
+                <w:rFonts w:ascii="DejaVu Sans" w:hAnsi="DejaVu Sans" w:cs="DejaVu Sans"/>
                 <w:b w:val="0"/>
                 <w:color w:val="000000"/>
                 <w:sz w:val="14"/>
+                <w:rtl/>
               </w:rPr>
               <w:t>Program Transisi</w:t>
               <w:br/>
@@ -895,7 +898,7 @@
         </w:tc>
         <w:tc>
           <w:tcPr>
-            <w:tcW w:type="dxa" w:w="1020"/>
+            <w:tcW w:type="dxa" w:w="964"/>
             <w:tcMar>
               <w:top w:w="70" w:type="dxa"/>
               <w:start w:w="90" w:type="dxa"/>
@@ -904,7 +907,7 @@
             </w:tcMar>
             <w:vAlign w:val="center"/>
             <w:shd w:fill="F3F5F7"/>
-            <w:tcW w:w="1020" w:type="dxa"/>
+            <w:tcW w:w="963" w:type="dxa"/>
           </w:tcPr>
           <w:p>
             <w:pPr>
@@ -924,7 +927,7 @@
         </w:tc>
         <w:tc>
           <w:tcPr>
-            <w:tcW w:type="dxa" w:w="1984"/>
+            <w:tcW w:type="dxa" w:w="1814"/>
             <w:tcMar>
               <w:top w:w="70" w:type="dxa"/>
               <w:start w:w="90" w:type="dxa"/>
@@ -933,7 +936,7 @@
             </w:tcMar>
             <w:vAlign w:val="center"/>
             <w:shd w:fill="F3F5F7"/>
-            <w:tcW w:w="1984" w:type="dxa"/>
+            <w:tcW w:w="1814" w:type="dxa"/>
           </w:tcPr>
           <w:p>
             <w:pPr>
@@ -953,7 +956,7 @@
         </w:tc>
         <w:tc>
           <w:tcPr>
-            <w:tcW w:type="dxa" w:w="4309"/>
+            <w:tcW w:type="dxa" w:w="4025"/>
             <w:tcMar>
               <w:top w:w="70" w:type="dxa"/>
               <w:start w:w="90" w:type="dxa"/>
@@ -962,7 +965,7 @@
             </w:tcMar>
             <w:vAlign w:val="center"/>
             <w:shd w:fill="F3F5F7"/>
-            <w:tcW w:w="4308" w:type="dxa"/>
+            <w:tcW w:w="4025" w:type="dxa"/>
           </w:tcPr>
           <w:p>
             <w:pPr>
@@ -982,7 +985,7 @@
         </w:tc>
         <w:tc>
           <w:tcPr>
-            <w:tcW w:type="dxa" w:w="822"/>
+            <w:tcW w:type="dxa" w:w="737"/>
             <w:tcMar>
               <w:top w:w="70" w:type="dxa"/>
               <w:start w:w="90" w:type="dxa"/>
@@ -991,7 +994,7 @@
             </w:tcMar>
             <w:vAlign w:val="center"/>
             <w:shd w:fill="F3F5F7"/>
-            <w:tcW w:w="822" w:type="dxa"/>
+            <w:tcW w:w="737" w:type="dxa"/>
           </w:tcPr>
           <w:p>
             <w:pPr>
@@ -1011,7 +1014,7 @@
         </w:tc>
         <w:tc>
           <w:tcPr>
-            <w:tcW w:type="dxa" w:w="1984"/>
+            <w:tcW w:type="dxa" w:w="1843"/>
             <w:tcMar>
               <w:top w:w="70" w:type="dxa"/>
               <w:start w:w="90" w:type="dxa"/>
@@ -1020,7 +1023,7 @@
             </w:tcMar>
             <w:vAlign w:val="center"/>
             <w:shd w:fill="F3F5F7"/>
-            <w:tcW w:w="1984" w:type="dxa"/>
+            <w:tcW w:w="1842" w:type="dxa"/>
           </w:tcPr>
           <w:p>
             <w:pPr>
@@ -1044,7 +1047,7 @@
         </w:trPr>
         <w:tc>
           <w:tcPr>
-            <w:tcW w:type="dxa" w:w="907"/>
+            <w:tcW w:type="dxa" w:w="709"/>
             <w:tcMar>
               <w:top w:w="70" w:type="dxa"/>
               <w:start w:w="90" w:type="dxa"/>
@@ -1052,7 +1055,7 @@
               <w:end w:w="90" w:type="dxa"/>
             </w:tcMar>
             <w:vAlign w:val="center"/>
-            <w:tcW w:w="907" w:type="dxa"/>
+            <w:tcW w:w="708" w:type="dxa"/>
           </w:tcPr>
           <w:p>
             <w:pPr>
@@ -1066,15 +1069,13 @@
                 <w:color w:val="000000"/>
                 <w:sz w:val="14"/>
               </w:rPr>
-              <w:t>MINGGU</w:t>
-              <w:br/>
-              <w:t>3</w:t>
-            </w:r>
-          </w:p>
-        </w:tc>
-        <w:tc>
-          <w:tcPr>
-            <w:tcW w:type="dxa" w:w="1332"/>
+              <w:t>MINGGU 3</w:t>
+            </w:r>
+          </w:p>
+        </w:tc>
+        <w:tc>
+          <w:tcPr>
+            <w:tcW w:type="dxa" w:w="1191"/>
             <w:tcMar>
               <w:top w:w="70" w:type="dxa"/>
               <w:start w:w="90" w:type="dxa"/>
@@ -1082,7 +1083,7 @@
               <w:end w:w="90" w:type="dxa"/>
             </w:tcMar>
             <w:vAlign w:val="center"/>
-            <w:tcW w:w="1332" w:type="dxa"/>
+            <w:tcW w:w="1190" w:type="dxa"/>
           </w:tcPr>
           <w:p>
             <w:pPr>
@@ -1096,13 +1097,13 @@
                 <w:color w:val="000000"/>
                 <w:sz w:val="14"/>
               </w:rPr>
-              <w:t>26.01.2026 - 30.01.2026</w:t>
-            </w:r>
-          </w:p>
-        </w:tc>
-        <w:tc>
-          <w:tcPr>
-            <w:tcW w:type="dxa" w:w="2948"/>
+              <w:t>26-30 JAN 2026</w:t>
+            </w:r>
+          </w:p>
+        </w:tc>
+        <w:tc>
+          <w:tcPr>
+            <w:tcW w:type="dxa" w:w="2580"/>
             <w:tcMar>
               <w:top w:w="70" w:type="dxa"/>
               <w:start w:w="90" w:type="dxa"/>
@@ -1110,7 +1111,7 @@
               <w:end w:w="90" w:type="dxa"/>
             </w:tcMar>
             <w:vAlign w:val="center"/>
-            <w:tcW w:w="2948" w:type="dxa"/>
+            <w:tcW w:w="2579" w:type="dxa"/>
           </w:tcPr>
           <w:p>
             <w:pPr>
@@ -1132,7 +1133,7 @@
         </w:tc>
         <w:tc>
           <w:tcPr>
-            <w:tcW w:type="dxa" w:w="1020"/>
+            <w:tcW w:type="dxa" w:w="964"/>
             <w:tcMar>
               <w:top w:w="70" w:type="dxa"/>
               <w:start w:w="90" w:type="dxa"/>
@@ -1140,7 +1141,7 @@
               <w:end w:w="90" w:type="dxa"/>
             </w:tcMar>
             <w:vAlign w:val="center"/>
-            <w:tcW w:w="1020" w:type="dxa"/>
+            <w:tcW w:w="963" w:type="dxa"/>
           </w:tcPr>
           <w:p>
             <w:pPr>
@@ -1160,7 +1161,7 @@
         </w:tc>
         <w:tc>
           <w:tcPr>
-            <w:tcW w:type="dxa" w:w="1984"/>
+            <w:tcW w:type="dxa" w:w="1814"/>
             <w:tcMar>
               <w:top w:w="70" w:type="dxa"/>
               <w:start w:w="90" w:type="dxa"/>
@@ -1168,7 +1169,7 @@
               <w:end w:w="90" w:type="dxa"/>
             </w:tcMar>
             <w:vAlign w:val="center"/>
-            <w:tcW w:w="1984" w:type="dxa"/>
+            <w:tcW w:w="1814" w:type="dxa"/>
           </w:tcPr>
           <w:p>
             <w:pPr>
@@ -1188,7 +1189,7 @@
         </w:tc>
         <w:tc>
           <w:tcPr>
-            <w:tcW w:type="dxa" w:w="4309"/>
+            <w:tcW w:type="dxa" w:w="4025"/>
             <w:tcMar>
               <w:top w:w="70" w:type="dxa"/>
               <w:start w:w="90" w:type="dxa"/>
@@ -1196,7 +1197,7 @@
               <w:end w:w="90" w:type="dxa"/>
             </w:tcMar>
             <w:vAlign w:val="center"/>
-            <w:tcW w:w="4308" w:type="dxa"/>
+            <w:tcW w:w="4025" w:type="dxa"/>
           </w:tcPr>
           <w:p>
             <w:pPr>
@@ -1216,7 +1217,7 @@
         </w:tc>
         <w:tc>
           <w:tcPr>
-            <w:tcW w:type="dxa" w:w="822"/>
+            <w:tcW w:type="dxa" w:w="737"/>
             <w:tcMar>
               <w:top w:w="70" w:type="dxa"/>
               <w:start w:w="90" w:type="dxa"/>
@@ -1224,7 +1225,7 @@
               <w:end w:w="90" w:type="dxa"/>
             </w:tcMar>
             <w:vAlign w:val="center"/>
-            <w:tcW w:w="822" w:type="dxa"/>
+            <w:tcW w:w="737" w:type="dxa"/>
           </w:tcPr>
           <w:p>
             <w:pPr>
@@ -1244,7 +1245,7 @@
         </w:tc>
         <w:tc>
           <w:tcPr>
-            <w:tcW w:type="dxa" w:w="1984"/>
+            <w:tcW w:type="dxa" w:w="1843"/>
             <w:tcMar>
               <w:top w:w="70" w:type="dxa"/>
               <w:start w:w="90" w:type="dxa"/>
@@ -1252,7 +1253,7 @@
               <w:end w:w="90" w:type="dxa"/>
             </w:tcMar>
             <w:vAlign w:val="center"/>
-            <w:tcW w:w="1984" w:type="dxa"/>
+            <w:tcW w:w="1842" w:type="dxa"/>
           </w:tcPr>
           <w:p>
             <w:pPr>
@@ -1276,7 +1277,7 @@
         </w:trPr>
         <w:tc>
           <w:tcPr>
-            <w:tcW w:type="dxa" w:w="907"/>
+            <w:tcW w:type="dxa" w:w="709"/>
             <w:tcMar>
               <w:top w:w="70" w:type="dxa"/>
               <w:start w:w="90" w:type="dxa"/>
@@ -1285,7 +1286,7 @@
             </w:tcMar>
             <w:vAlign w:val="center"/>
             <w:shd w:fill="F3F5F7"/>
-            <w:tcW w:w="907" w:type="dxa"/>
+            <w:tcW w:w="708" w:type="dxa"/>
           </w:tcPr>
           <w:p>
             <w:pPr>
@@ -1299,15 +1300,13 @@
                 <w:color w:val="000000"/>
                 <w:sz w:val="14"/>
               </w:rPr>
-              <w:t>MINGGU</w:t>
-              <w:br/>
-              <w:t>4</w:t>
-            </w:r>
-          </w:p>
-        </w:tc>
-        <w:tc>
-          <w:tcPr>
-            <w:tcW w:type="dxa" w:w="1332"/>
+              <w:t>MINGGU 4</w:t>
+            </w:r>
+          </w:p>
+        </w:tc>
+        <w:tc>
+          <w:tcPr>
+            <w:tcW w:type="dxa" w:w="1191"/>
             <w:tcMar>
               <w:top w:w="70" w:type="dxa"/>
               <w:start w:w="90" w:type="dxa"/>
@@ -1316,7 +1315,7 @@
             </w:tcMar>
             <w:vAlign w:val="center"/>
             <w:shd w:fill="F3F5F7"/>
-            <w:tcW w:w="1332" w:type="dxa"/>
+            <w:tcW w:w="1190" w:type="dxa"/>
           </w:tcPr>
           <w:p>
             <w:pPr>
@@ -1330,13 +1329,13 @@
                 <w:color w:val="000000"/>
                 <w:sz w:val="14"/>
               </w:rPr>
-              <w:t>02.02.2026 - 06.02.2026</w:t>
-            </w:r>
-          </w:p>
-        </w:tc>
-        <w:tc>
-          <w:tcPr>
-            <w:tcW w:type="dxa" w:w="2948"/>
+              <w:t>2-6 FEB 2026</w:t>
+            </w:r>
+          </w:p>
+        </w:tc>
+        <w:tc>
+          <w:tcPr>
+            <w:tcW w:type="dxa" w:w="2580"/>
             <w:tcMar>
               <w:top w:w="70" w:type="dxa"/>
               <w:start w:w="90" w:type="dxa"/>
@@ -1345,7 +1344,7 @@
             </w:tcMar>
             <w:vAlign w:val="center"/>
             <w:shd w:fill="F3F5F7"/>
-            <w:tcW w:w="2948" w:type="dxa"/>
+            <w:tcW w:w="2579" w:type="dxa"/>
           </w:tcPr>
           <w:p>
             <w:pPr>
@@ -1367,7 +1366,7 @@
         </w:tc>
         <w:tc>
           <w:tcPr>
-            <w:tcW w:type="dxa" w:w="1020"/>
+            <w:tcW w:type="dxa" w:w="964"/>
             <w:tcMar>
               <w:top w:w="70" w:type="dxa"/>
               <w:start w:w="90" w:type="dxa"/>
@@ -1376,7 +1375,7 @@
             </w:tcMar>
             <w:vAlign w:val="center"/>
             <w:shd w:fill="F3F5F7"/>
-            <w:tcW w:w="1020" w:type="dxa"/>
+            <w:tcW w:w="963" w:type="dxa"/>
           </w:tcPr>
           <w:p>
             <w:pPr>
@@ -1396,7 +1395,7 @@
         </w:tc>
         <w:tc>
           <w:tcPr>
-            <w:tcW w:type="dxa" w:w="1984"/>
+            <w:tcW w:type="dxa" w:w="1814"/>
             <w:tcMar>
               <w:top w:w="70" w:type="dxa"/>
               <w:start w:w="90" w:type="dxa"/>
@@ -1405,7 +1404,7 @@
             </w:tcMar>
             <w:vAlign w:val="center"/>
             <w:shd w:fill="F3F5F7"/>
-            <w:tcW w:w="1984" w:type="dxa"/>
+            <w:tcW w:w="1814" w:type="dxa"/>
           </w:tcPr>
           <w:p>
             <w:pPr>
@@ -1425,7 +1424,7 @@
         </w:tc>
         <w:tc>
           <w:tcPr>
-            <w:tcW w:type="dxa" w:w="4309"/>
+            <w:tcW w:type="dxa" w:w="4025"/>
             <w:tcMar>
               <w:top w:w="70" w:type="dxa"/>
               <w:start w:w="90" w:type="dxa"/>
@@ -1434,7 +1433,7 @@
             </w:tcMar>
             <w:vAlign w:val="center"/>
             <w:shd w:fill="F3F5F7"/>
-            <w:tcW w:w="4308" w:type="dxa"/>
+            <w:tcW w:w="4025" w:type="dxa"/>
           </w:tcPr>
           <w:p>
             <w:pPr>
@@ -1454,7 +1453,7 @@
         </w:tc>
         <w:tc>
           <w:tcPr>
-            <w:tcW w:type="dxa" w:w="822"/>
+            <w:tcW w:type="dxa" w:w="737"/>
             <w:tcMar>
               <w:top w:w="70" w:type="dxa"/>
               <w:start w:w="90" w:type="dxa"/>
@@ -1463,7 +1462,7 @@
             </w:tcMar>
             <w:vAlign w:val="center"/>
             <w:shd w:fill="F3F5F7"/>
-            <w:tcW w:w="822" w:type="dxa"/>
+            <w:tcW w:w="737" w:type="dxa"/>
           </w:tcPr>
           <w:p>
             <w:pPr>
@@ -1483,7 +1482,7 @@
         </w:tc>
         <w:tc>
           <w:tcPr>
-            <w:tcW w:type="dxa" w:w="1984"/>
+            <w:tcW w:type="dxa" w:w="1843"/>
             <w:tcMar>
               <w:top w:w="70" w:type="dxa"/>
               <w:start w:w="90" w:type="dxa"/>
@@ -1492,7 +1491,7 @@
             </w:tcMar>
             <w:vAlign w:val="center"/>
             <w:shd w:fill="F3F5F7"/>
-            <w:tcW w:w="1984" w:type="dxa"/>
+            <w:tcW w:w="1842" w:type="dxa"/>
           </w:tcPr>
           <w:p>
             <w:pPr>
@@ -1516,7 +1515,7 @@
         </w:trPr>
         <w:tc>
           <w:tcPr>
-            <w:tcW w:type="dxa" w:w="907"/>
+            <w:tcW w:type="dxa" w:w="709"/>
             <w:tcMar>
               <w:top w:w="70" w:type="dxa"/>
               <w:start w:w="90" w:type="dxa"/>
@@ -1524,7 +1523,7 @@
               <w:end w:w="90" w:type="dxa"/>
             </w:tcMar>
             <w:vAlign w:val="center"/>
-            <w:tcW w:w="907" w:type="dxa"/>
+            <w:tcW w:w="708" w:type="dxa"/>
           </w:tcPr>
           <w:p>
             <w:pPr>
@@ -1538,15 +1537,13 @@
                 <w:color w:val="000000"/>
                 <w:sz w:val="14"/>
               </w:rPr>
-              <w:t>MINGGU</w:t>
-              <w:br/>
-              <w:t>5</w:t>
-            </w:r>
-          </w:p>
-        </w:tc>
-        <w:tc>
-          <w:tcPr>
-            <w:tcW w:type="dxa" w:w="1332"/>
+              <w:t>MINGGU 5</w:t>
+            </w:r>
+          </w:p>
+        </w:tc>
+        <w:tc>
+          <w:tcPr>
+            <w:tcW w:type="dxa" w:w="1191"/>
             <w:tcMar>
               <w:top w:w="70" w:type="dxa"/>
               <w:start w:w="90" w:type="dxa"/>
@@ -1554,7 +1551,7 @@
               <w:end w:w="90" w:type="dxa"/>
             </w:tcMar>
             <w:vAlign w:val="center"/>
-            <w:tcW w:w="1332" w:type="dxa"/>
+            <w:tcW w:w="1190" w:type="dxa"/>
           </w:tcPr>
           <w:p>
             <w:pPr>
@@ -1568,13 +1565,13 @@
                 <w:color w:val="000000"/>
                 <w:sz w:val="14"/>
               </w:rPr>
-              <w:t>09.02.2026 - 13.02.2026</w:t>
-            </w:r>
-          </w:p>
-        </w:tc>
-        <w:tc>
-          <w:tcPr>
-            <w:tcW w:type="dxa" w:w="2948"/>
+              <w:t>9-13 FEB 2026</w:t>
+            </w:r>
+          </w:p>
+        </w:tc>
+        <w:tc>
+          <w:tcPr>
+            <w:tcW w:type="dxa" w:w="2580"/>
             <w:tcMar>
               <w:top w:w="70" w:type="dxa"/>
               <w:start w:w="90" w:type="dxa"/>
@@ -1582,23 +1579,23 @@
               <w:end w:w="90" w:type="dxa"/>
             </w:tcMar>
             <w:vAlign w:val="center"/>
-            <w:tcW w:w="2948" w:type="dxa"/>
+            <w:tcW w:w="2579" w:type="dxa"/>
           </w:tcPr>
           <w:p>
             <w:pPr>
               <w:spacing w:before="0" w:after="0" w:line="240" w:lineRule="auto"/>
               <w:jc w:val="left"/>
-            </w:pPr>
-            <w:r>
-              <w:rPr>
-                <w:rFonts w:ascii="Arial" w:hAnsi="Arial" w:cs="DejaVu Sans"/>
+              <w:bidi w:val="1"/>
+            </w:pPr>
+            <w:r>
+              <w:rPr>
+                <w:rFonts w:ascii="DejaVu Sans" w:hAnsi="DejaVu Sans" w:cs="DejaVu Sans"/>
                 <w:b w:val="0"/>
                 <w:color w:val="000000"/>
                 <w:sz w:val="14"/>
-              </w:rPr>
-              <w:t>Unit 1</w:t>
-              <w:br/>
-              <w:t>هيا نتعرف إلى الحروف</w:t>
+                <w:rtl/>
+              </w:rPr>
+              <w:t>Unit 1: هيا نتعرف إلى الحروف</w:t>
               <w:br/>
               <w:t>Huruf ا / ب</w:t>
             </w:r>
@@ -1606,7 +1603,7 @@
         </w:tc>
         <w:tc>
           <w:tcPr>
-            <w:tcW w:type="dxa" w:w="1020"/>
+            <w:tcW w:type="dxa" w:w="964"/>
             <w:tcMar>
               <w:top w:w="70" w:type="dxa"/>
               <w:start w:w="90" w:type="dxa"/>
@@ -1614,7 +1611,7 @@
               <w:end w:w="90" w:type="dxa"/>
             </w:tcMar>
             <w:vAlign w:val="center"/>
-            <w:tcW w:w="1020" w:type="dxa"/>
+            <w:tcW w:w="963" w:type="dxa"/>
           </w:tcPr>
           <w:p>
             <w:pPr>
@@ -1634,7 +1631,7 @@
         </w:tc>
         <w:tc>
           <w:tcPr>
-            <w:tcW w:type="dxa" w:w="1984"/>
+            <w:tcW w:type="dxa" w:w="1814"/>
             <w:tcMar>
               <w:top w:w="70" w:type="dxa"/>
               <w:start w:w="90" w:type="dxa"/>
@@ -1642,7 +1639,7 @@
               <w:end w:w="90" w:type="dxa"/>
             </w:tcMar>
             <w:vAlign w:val="center"/>
-            <w:tcW w:w="1984" w:type="dxa"/>
+            <w:tcW w:w="1814" w:type="dxa"/>
           </w:tcPr>
           <w:p>
             <w:pPr>
@@ -1662,7 +1659,7 @@
         </w:tc>
         <w:tc>
           <w:tcPr>
-            <w:tcW w:type="dxa" w:w="4309"/>
+            <w:tcW w:type="dxa" w:w="4025"/>
             <w:tcMar>
               <w:top w:w="70" w:type="dxa"/>
               <w:start w:w="90" w:type="dxa"/>
@@ -1670,7 +1667,7 @@
               <w:end w:w="90" w:type="dxa"/>
             </w:tcMar>
             <w:vAlign w:val="center"/>
-            <w:tcW w:w="4308" w:type="dxa"/>
+            <w:tcW w:w="4025" w:type="dxa"/>
           </w:tcPr>
           <w:p>
             <w:pPr>
@@ -1690,7 +1687,7 @@
         </w:tc>
         <w:tc>
           <w:tcPr>
-            <w:tcW w:type="dxa" w:w="822"/>
+            <w:tcW w:type="dxa" w:w="737"/>
             <w:tcMar>
               <w:top w:w="70" w:type="dxa"/>
               <w:start w:w="90" w:type="dxa"/>
@@ -1698,7 +1695,7 @@
               <w:end w:w="90" w:type="dxa"/>
             </w:tcMar>
             <w:vAlign w:val="center"/>
-            <w:tcW w:w="822" w:type="dxa"/>
+            <w:tcW w:w="737" w:type="dxa"/>
           </w:tcPr>
           <w:p>
             <w:pPr>
@@ -1718,7 +1715,7 @@
         </w:tc>
         <w:tc>
           <w:tcPr>
-            <w:tcW w:type="dxa" w:w="1984"/>
+            <w:tcW w:type="dxa" w:w="1843"/>
             <w:tcMar>
               <w:top w:w="70" w:type="dxa"/>
               <w:start w:w="90" w:type="dxa"/>
@@ -1726,7 +1723,7 @@
               <w:end w:w="90" w:type="dxa"/>
             </w:tcMar>
             <w:vAlign w:val="center"/>
-            <w:tcW w:w="1984" w:type="dxa"/>
+            <w:tcW w:w="1842" w:type="dxa"/>
           </w:tcPr>
           <w:p>
             <w:pPr>
@@ -1750,7 +1747,7 @@
         </w:trPr>
         <w:tc>
           <w:tcPr>
-            <w:tcW w:type="dxa" w:w="907"/>
+            <w:tcW w:type="dxa" w:w="709"/>
             <w:tcMar>
               <w:top w:w="70" w:type="dxa"/>
               <w:start w:w="90" w:type="dxa"/>
@@ -1759,7 +1756,7 @@
             </w:tcMar>
             <w:vAlign w:val="center"/>
             <w:shd w:fill="FFF4CC"/>
-            <w:tcW w:w="907" w:type="dxa"/>
+            <w:tcW w:w="708" w:type="dxa"/>
           </w:tcPr>
           <w:p>
             <w:pPr>
@@ -1773,15 +1770,13 @@
                 <w:color w:val="000000"/>
                 <w:sz w:val="14"/>
               </w:rPr>
-              <w:t>MINGGU</w:t>
-              <w:br/>
-              <w:t>6</w:t>
-            </w:r>
-          </w:p>
-        </w:tc>
-        <w:tc>
-          <w:tcPr>
-            <w:tcW w:type="dxa" w:w="1332"/>
+              <w:t>MINGGU 6</w:t>
+            </w:r>
+          </w:p>
+        </w:tc>
+        <w:tc>
+          <w:tcPr>
+            <w:tcW w:type="dxa" w:w="1191"/>
             <w:tcMar>
               <w:top w:w="70" w:type="dxa"/>
               <w:start w:w="90" w:type="dxa"/>
@@ -1790,7 +1785,7 @@
             </w:tcMar>
             <w:vAlign w:val="center"/>
             <w:shd w:fill="FFF4CC"/>
-            <w:tcW w:w="1332" w:type="dxa"/>
+            <w:tcW w:w="1190" w:type="dxa"/>
           </w:tcPr>
           <w:p>
             <w:pPr>
@@ -1804,13 +1799,13 @@
                 <w:color w:val="000000"/>
                 <w:sz w:val="14"/>
               </w:rPr>
-              <w:t>16.02.2026 - 20.02.2026</w:t>
-            </w:r>
-          </w:p>
-        </w:tc>
-        <w:tc>
-          <w:tcPr>
-            <w:tcW w:type="dxa" w:w="2948"/>
+              <w:t>16-20 FEB 2026</w:t>
+            </w:r>
+          </w:p>
+        </w:tc>
+        <w:tc>
+          <w:tcPr>
+            <w:tcW w:type="dxa" w:w="2580"/>
             <w:tcMar>
               <w:top w:w="70" w:type="dxa"/>
               <w:start w:w="90" w:type="dxa"/>
@@ -1819,7 +1814,7 @@
             </w:tcMar>
             <w:vAlign w:val="center"/>
             <w:shd w:fill="FFF4CC"/>
-            <w:tcW w:w="2948" w:type="dxa"/>
+            <w:tcW w:w="2579" w:type="dxa"/>
           </w:tcPr>
           <w:p>
             <w:pPr>
@@ -1841,7 +1836,7 @@
         </w:tc>
         <w:tc>
           <w:tcPr>
-            <w:tcW w:type="dxa" w:w="1020"/>
+            <w:tcW w:type="dxa" w:w="964"/>
             <w:tcMar>
               <w:top w:w="70" w:type="dxa"/>
               <w:start w:w="90" w:type="dxa"/>
@@ -1850,7 +1845,7 @@
             </w:tcMar>
             <w:vAlign w:val="center"/>
             <w:shd w:fill="FFF4CC"/>
-            <w:tcW w:w="1020" w:type="dxa"/>
+            <w:tcW w:w="963" w:type="dxa"/>
           </w:tcPr>
           <w:p>
             <w:pPr>
@@ -1870,7 +1865,7 @@
         </w:tc>
         <w:tc>
           <w:tcPr>
-            <w:tcW w:type="dxa" w:w="1984"/>
+            <w:tcW w:type="dxa" w:w="1814"/>
             <w:tcMar>
               <w:top w:w="70" w:type="dxa"/>
               <w:start w:w="90" w:type="dxa"/>
@@ -1879,7 +1874,7 @@
             </w:tcMar>
             <w:vAlign w:val="center"/>
             <w:shd w:fill="FFF4CC"/>
-            <w:tcW w:w="1984" w:type="dxa"/>
+            <w:tcW w:w="1814" w:type="dxa"/>
           </w:tcPr>
           <w:p>
             <w:pPr>
@@ -1899,7 +1894,7 @@
         </w:tc>
         <w:tc>
           <w:tcPr>
-            <w:tcW w:type="dxa" w:w="4309"/>
+            <w:tcW w:type="dxa" w:w="4025"/>
             <w:tcMar>
               <w:top w:w="70" w:type="dxa"/>
               <w:start w:w="90" w:type="dxa"/>
@@ -1908,7 +1903,7 @@
             </w:tcMar>
             <w:vAlign w:val="center"/>
             <w:shd w:fill="FFF4CC"/>
-            <w:tcW w:w="4308" w:type="dxa"/>
+            <w:tcW w:w="4025" w:type="dxa"/>
           </w:tcPr>
           <w:p>
             <w:pPr>
@@ -1928,7 +1923,7 @@
         </w:tc>
         <w:tc>
           <w:tcPr>
-            <w:tcW w:type="dxa" w:w="822"/>
+            <w:tcW w:type="dxa" w:w="737"/>
             <w:tcMar>
               <w:top w:w="70" w:type="dxa"/>
               <w:start w:w="90" w:type="dxa"/>
@@ -1937,7 +1932,7 @@
             </w:tcMar>
             <w:vAlign w:val="center"/>
             <w:shd w:fill="FFF4CC"/>
-            <w:tcW w:w="822" w:type="dxa"/>
+            <w:tcW w:w="737" w:type="dxa"/>
           </w:tcPr>
           <w:p>
             <w:pPr>
@@ -1957,7 +1952,7 @@
         </w:tc>
         <w:tc>
           <w:tcPr>
-            <w:tcW w:type="dxa" w:w="1984"/>
+            <w:tcW w:type="dxa" w:w="1843"/>
             <w:tcMar>
               <w:top w:w="70" w:type="dxa"/>
               <w:start w:w="90" w:type="dxa"/>
@@ -1966,7 +1961,7 @@
             </w:tcMar>
             <w:vAlign w:val="center"/>
             <w:shd w:fill="FFF4CC"/>
-            <w:tcW w:w="1984" w:type="dxa"/>
+            <w:tcW w:w="1842" w:type="dxa"/>
           </w:tcPr>
           <w:p>
             <w:pPr>
@@ -1991,7 +1986,7 @@
         </w:trPr>
         <w:tc>
           <w:tcPr>
-            <w:tcW w:type="dxa" w:w="907"/>
+            <w:tcW w:type="dxa" w:w="709"/>
             <w:tcMar>
               <w:top w:w="70" w:type="dxa"/>
               <w:start w:w="90" w:type="dxa"/>
@@ -1999,7 +1994,7 @@
               <w:end w:w="90" w:type="dxa"/>
             </w:tcMar>
             <w:vAlign w:val="center"/>
-            <w:tcW w:w="907" w:type="dxa"/>
+            <w:tcW w:w="708" w:type="dxa"/>
           </w:tcPr>
           <w:p>
             <w:pPr>
@@ -2013,15 +2008,13 @@
                 <w:color w:val="000000"/>
                 <w:sz w:val="14"/>
               </w:rPr>
-              <w:t>MINGGU</w:t>
-              <w:br/>
-              <w:t>7</w:t>
-            </w:r>
-          </w:p>
-        </w:tc>
-        <w:tc>
-          <w:tcPr>
-            <w:tcW w:type="dxa" w:w="1332"/>
+              <w:t>MINGGU 7</w:t>
+            </w:r>
+          </w:p>
+        </w:tc>
+        <w:tc>
+          <w:tcPr>
+            <w:tcW w:type="dxa" w:w="1191"/>
             <w:tcMar>
               <w:top w:w="70" w:type="dxa"/>
               <w:start w:w="90" w:type="dxa"/>
@@ -2029,7 +2022,7 @@
               <w:end w:w="90" w:type="dxa"/>
             </w:tcMar>
             <w:vAlign w:val="center"/>
-            <w:tcW w:w="1332" w:type="dxa"/>
+            <w:tcW w:w="1190" w:type="dxa"/>
           </w:tcPr>
           <w:p>
             <w:pPr>
@@ -2043,13 +2036,13 @@
                 <w:color w:val="000000"/>
                 <w:sz w:val="14"/>
               </w:rPr>
-              <w:t>23.02.2026 - 27.02.2026</w:t>
-            </w:r>
-          </w:p>
-        </w:tc>
-        <w:tc>
-          <w:tcPr>
-            <w:tcW w:type="dxa" w:w="2948"/>
+              <w:t>23-27 FEB 2026</w:t>
+            </w:r>
+          </w:p>
+        </w:tc>
+        <w:tc>
+          <w:tcPr>
+            <w:tcW w:type="dxa" w:w="2580"/>
             <w:tcMar>
               <w:top w:w="70" w:type="dxa"/>
               <w:start w:w="90" w:type="dxa"/>
@@ -2057,23 +2050,23 @@
               <w:end w:w="90" w:type="dxa"/>
             </w:tcMar>
             <w:vAlign w:val="center"/>
-            <w:tcW w:w="2948" w:type="dxa"/>
+            <w:tcW w:w="2579" w:type="dxa"/>
           </w:tcPr>
           <w:p>
             <w:pPr>
               <w:spacing w:before="0" w:after="0" w:line="240" w:lineRule="auto"/>
               <w:jc w:val="left"/>
-            </w:pPr>
-            <w:r>
-              <w:rPr>
-                <w:rFonts w:ascii="Arial" w:hAnsi="Arial" w:cs="DejaVu Sans"/>
+              <w:bidi w:val="1"/>
+            </w:pPr>
+            <w:r>
+              <w:rPr>
+                <w:rFonts w:ascii="DejaVu Sans" w:hAnsi="DejaVu Sans" w:cs="DejaVu Sans"/>
                 <w:b w:val="0"/>
                 <w:color w:val="000000"/>
                 <w:sz w:val="14"/>
-              </w:rPr>
-              <w:t>Unit 1</w:t>
-              <w:br/>
-              <w:t>هيا نتعرف إلى الحروف</w:t>
+                <w:rtl/>
+              </w:rPr>
+              <w:t>Unit 1: هيا نتعرف إلى الحروف</w:t>
               <w:br/>
               <w:t>Huruf ت / ث</w:t>
             </w:r>
@@ -2081,7 +2074,7 @@
         </w:tc>
         <w:tc>
           <w:tcPr>
-            <w:tcW w:type="dxa" w:w="1020"/>
+            <w:tcW w:type="dxa" w:w="964"/>
             <w:tcMar>
               <w:top w:w="70" w:type="dxa"/>
               <w:start w:w="90" w:type="dxa"/>
@@ -2089,7 +2082,7 @@
               <w:end w:w="90" w:type="dxa"/>
             </w:tcMar>
             <w:vAlign w:val="center"/>
-            <w:tcW w:w="1020" w:type="dxa"/>
+            <w:tcW w:w="963" w:type="dxa"/>
           </w:tcPr>
           <w:p>
             <w:pPr>
@@ -2109,7 +2102,7 @@
         </w:tc>
         <w:tc>
           <w:tcPr>
-            <w:tcW w:type="dxa" w:w="1984"/>
+            <w:tcW w:type="dxa" w:w="1814"/>
             <w:tcMar>
               <w:top w:w="70" w:type="dxa"/>
               <w:start w:w="90" w:type="dxa"/>
@@ -2117,7 +2110,7 @@
               <w:end w:w="90" w:type="dxa"/>
             </w:tcMar>
             <w:vAlign w:val="center"/>
-            <w:tcW w:w="1984" w:type="dxa"/>
+            <w:tcW w:w="1814" w:type="dxa"/>
           </w:tcPr>
           <w:p>
             <w:pPr>
@@ -2137,7 +2130,7 @@
         </w:tc>
         <w:tc>
           <w:tcPr>
-            <w:tcW w:type="dxa" w:w="4309"/>
+            <w:tcW w:type="dxa" w:w="4025"/>
             <w:tcMar>
               <w:top w:w="70" w:type="dxa"/>
               <w:start w:w="90" w:type="dxa"/>
@@ -2145,7 +2138,7 @@
               <w:end w:w="90" w:type="dxa"/>
             </w:tcMar>
             <w:vAlign w:val="center"/>
-            <w:tcW w:w="4308" w:type="dxa"/>
+            <w:tcW w:w="4025" w:type="dxa"/>
           </w:tcPr>
           <w:p>
             <w:pPr>
@@ -2165,7 +2158,7 @@
         </w:tc>
         <w:tc>
           <w:tcPr>
-            <w:tcW w:type="dxa" w:w="822"/>
+            <w:tcW w:type="dxa" w:w="737"/>
             <w:tcMar>
               <w:top w:w="70" w:type="dxa"/>
               <w:start w:w="90" w:type="dxa"/>
@@ -2173,7 +2166,7 @@
               <w:end w:w="90" w:type="dxa"/>
             </w:tcMar>
             <w:vAlign w:val="center"/>
-            <w:tcW w:w="822" w:type="dxa"/>
+            <w:tcW w:w="737" w:type="dxa"/>
           </w:tcPr>
           <w:p>
             <w:pPr>
@@ -2193,7 +2186,7 @@
         </w:tc>
         <w:tc>
           <w:tcPr>
-            <w:tcW w:type="dxa" w:w="1984"/>
+            <w:tcW w:type="dxa" w:w="1843"/>
             <w:tcMar>
               <w:top w:w="70" w:type="dxa"/>
               <w:start w:w="90" w:type="dxa"/>
@@ -2201,7 +2194,7 @@
               <w:end w:w="90" w:type="dxa"/>
             </w:tcMar>
             <w:vAlign w:val="center"/>
-            <w:tcW w:w="1984" w:type="dxa"/>
+            <w:tcW w:w="1842" w:type="dxa"/>
           </w:tcPr>
           <w:p>
             <w:pPr>
@@ -2225,7 +2218,7 @@
         </w:trPr>
         <w:tc>
           <w:tcPr>
-            <w:tcW w:type="dxa" w:w="907"/>
+            <w:tcW w:type="dxa" w:w="709"/>
             <w:tcMar>
               <w:top w:w="70" w:type="dxa"/>
               <w:start w:w="90" w:type="dxa"/>
@@ -2234,7 +2227,7 @@
             </w:tcMar>
             <w:vAlign w:val="center"/>
             <w:shd w:fill="F3F5F7"/>
-            <w:tcW w:w="907" w:type="dxa"/>
+            <w:tcW w:w="708" w:type="dxa"/>
           </w:tcPr>
           <w:p>
             <w:pPr>
@@ -2248,15 +2241,13 @@
                 <w:color w:val="000000"/>
                 <w:sz w:val="14"/>
               </w:rPr>
-              <w:t>MINGGU</w:t>
-              <w:br/>
-              <w:t>8</w:t>
-            </w:r>
-          </w:p>
-        </w:tc>
-        <w:tc>
-          <w:tcPr>
-            <w:tcW w:type="dxa" w:w="1332"/>
+              <w:t>MINGGU 8</w:t>
+            </w:r>
+          </w:p>
+        </w:tc>
+        <w:tc>
+          <w:tcPr>
+            <w:tcW w:type="dxa" w:w="1191"/>
             <w:tcMar>
               <w:top w:w="70" w:type="dxa"/>
               <w:start w:w="90" w:type="dxa"/>
@@ -2265,7 +2256,7 @@
             </w:tcMar>
             <w:vAlign w:val="center"/>
             <w:shd w:fill="F3F5F7"/>
-            <w:tcW w:w="1332" w:type="dxa"/>
+            <w:tcW w:w="1190" w:type="dxa"/>
           </w:tcPr>
           <w:p>
             <w:pPr>
@@ -2279,13 +2270,13 @@
                 <w:color w:val="000000"/>
                 <w:sz w:val="14"/>
               </w:rPr>
-              <w:t>02.03.2026 - 06.03.2026</w:t>
-            </w:r>
-          </w:p>
-        </w:tc>
-        <w:tc>
-          <w:tcPr>
-            <w:tcW w:type="dxa" w:w="2948"/>
+              <w:t>2-6 MAC 2026</w:t>
+            </w:r>
+          </w:p>
+        </w:tc>
+        <w:tc>
+          <w:tcPr>
+            <w:tcW w:type="dxa" w:w="2580"/>
             <w:tcMar>
               <w:top w:w="70" w:type="dxa"/>
               <w:start w:w="90" w:type="dxa"/>
@@ -2294,23 +2285,23 @@
             </w:tcMar>
             <w:vAlign w:val="center"/>
             <w:shd w:fill="F3F5F7"/>
-            <w:tcW w:w="2948" w:type="dxa"/>
+            <w:tcW w:w="2579" w:type="dxa"/>
           </w:tcPr>
           <w:p>
             <w:pPr>
               <w:spacing w:before="0" w:after="0" w:line="240" w:lineRule="auto"/>
               <w:jc w:val="left"/>
-            </w:pPr>
-            <w:r>
-              <w:rPr>
-                <w:rFonts w:ascii="Arial" w:hAnsi="Arial" w:cs="DejaVu Sans"/>
+              <w:bidi w:val="1"/>
+            </w:pPr>
+            <w:r>
+              <w:rPr>
+                <w:rFonts w:ascii="DejaVu Sans" w:hAnsi="DejaVu Sans" w:cs="DejaVu Sans"/>
                 <w:b w:val="0"/>
                 <w:color w:val="000000"/>
                 <w:sz w:val="14"/>
-              </w:rPr>
-              <w:t>Unit 1</w:t>
-              <w:br/>
-              <w:t>هيا نتعرف إلى الحروف</w:t>
+                <w:rtl/>
+              </w:rPr>
+              <w:t>Unit 1: هيا نتعرف إلى الحروف</w:t>
               <w:br/>
               <w:t>Huruf ج / ح / خ</w:t>
             </w:r>
@@ -2318,7 +2309,7 @@
         </w:tc>
         <w:tc>
           <w:tcPr>
-            <w:tcW w:type="dxa" w:w="1020"/>
+            <w:tcW w:type="dxa" w:w="964"/>
             <w:tcMar>
               <w:top w:w="70" w:type="dxa"/>
               <w:start w:w="90" w:type="dxa"/>
@@ -2327,7 +2318,7 @@
             </w:tcMar>
             <w:vAlign w:val="center"/>
             <w:shd w:fill="F3F5F7"/>
-            <w:tcW w:w="1020" w:type="dxa"/>
+            <w:tcW w:w="963" w:type="dxa"/>
           </w:tcPr>
           <w:p>
             <w:pPr>
@@ -2347,7 +2338,7 @@
         </w:tc>
         <w:tc>
           <w:tcPr>
-            <w:tcW w:type="dxa" w:w="1984"/>
+            <w:tcW w:type="dxa" w:w="1814"/>
             <w:tcMar>
               <w:top w:w="70" w:type="dxa"/>
               <w:start w:w="90" w:type="dxa"/>
@@ -2356,7 +2347,7 @@
             </w:tcMar>
             <w:vAlign w:val="center"/>
             <w:shd w:fill="F3F5F7"/>
-            <w:tcW w:w="1984" w:type="dxa"/>
+            <w:tcW w:w="1814" w:type="dxa"/>
           </w:tcPr>
           <w:p>
             <w:pPr>
@@ -2376,7 +2367,7 @@
         </w:tc>
         <w:tc>
           <w:tcPr>
-            <w:tcW w:type="dxa" w:w="4309"/>
+            <w:tcW w:type="dxa" w:w="4025"/>
             <w:tcMar>
               <w:top w:w="70" w:type="dxa"/>
               <w:start w:w="90" w:type="dxa"/>
@@ -2385,7 +2376,7 @@
             </w:tcMar>
             <w:vAlign w:val="center"/>
             <w:shd w:fill="F3F5F7"/>
-            <w:tcW w:w="4308" w:type="dxa"/>
+            <w:tcW w:w="4025" w:type="dxa"/>
           </w:tcPr>
           <w:p>
             <w:pPr>
@@ -2405,7 +2396,7 @@
         </w:tc>
         <w:tc>
           <w:tcPr>
-            <w:tcW w:type="dxa" w:w="822"/>
+            <w:tcW w:type="dxa" w:w="737"/>
             <w:tcMar>
               <w:top w:w="70" w:type="dxa"/>
               <w:start w:w="90" w:type="dxa"/>
@@ -2414,7 +2405,7 @@
             </w:tcMar>
             <w:vAlign w:val="center"/>
             <w:shd w:fill="F3F5F7"/>
-            <w:tcW w:w="822" w:type="dxa"/>
+            <w:tcW w:w="737" w:type="dxa"/>
           </w:tcPr>
           <w:p>
             <w:pPr>
@@ -2434,7 +2425,7 @@
         </w:tc>
         <w:tc>
           <w:tcPr>
-            <w:tcW w:type="dxa" w:w="1984"/>
+            <w:tcW w:type="dxa" w:w="1843"/>
             <w:tcMar>
               <w:top w:w="70" w:type="dxa"/>
               <w:start w:w="90" w:type="dxa"/>
@@ -2443,7 +2434,7 @@
             </w:tcMar>
             <w:vAlign w:val="center"/>
             <w:shd w:fill="F3F5F7"/>
-            <w:tcW w:w="1984" w:type="dxa"/>
+            <w:tcW w:w="1842" w:type="dxa"/>
           </w:tcPr>
           <w:p>
             <w:pPr>
@@ -2467,7 +2458,7 @@
         </w:trPr>
         <w:tc>
           <w:tcPr>
-            <w:tcW w:type="dxa" w:w="907"/>
+            <w:tcW w:type="dxa" w:w="709"/>
             <w:tcMar>
               <w:top w:w="70" w:type="dxa"/>
               <w:start w:w="90" w:type="dxa"/>
@@ -2475,7 +2466,7 @@
               <w:end w:w="90" w:type="dxa"/>
             </w:tcMar>
             <w:vAlign w:val="center"/>
-            <w:tcW w:w="907" w:type="dxa"/>
+            <w:tcW w:w="708" w:type="dxa"/>
           </w:tcPr>
           <w:p>
             <w:pPr>
@@ -2489,15 +2480,13 @@
                 <w:color w:val="000000"/>
                 <w:sz w:val="14"/>
               </w:rPr>
-              <w:t>MINGGU</w:t>
-              <w:br/>
-              <w:t>9</w:t>
-            </w:r>
-          </w:p>
-        </w:tc>
-        <w:tc>
-          <w:tcPr>
-            <w:tcW w:type="dxa" w:w="1332"/>
+              <w:t>MINGGU 9</w:t>
+            </w:r>
+          </w:p>
+        </w:tc>
+        <w:tc>
+          <w:tcPr>
+            <w:tcW w:type="dxa" w:w="1191"/>
             <w:tcMar>
               <w:top w:w="70" w:type="dxa"/>
               <w:start w:w="90" w:type="dxa"/>
@@ -2505,7 +2494,7 @@
               <w:end w:w="90" w:type="dxa"/>
             </w:tcMar>
             <w:vAlign w:val="center"/>
-            <w:tcW w:w="1332" w:type="dxa"/>
+            <w:tcW w:w="1190" w:type="dxa"/>
           </w:tcPr>
           <w:p>
             <w:pPr>
@@ -2519,13 +2508,13 @@
                 <w:color w:val="000000"/>
                 <w:sz w:val="14"/>
               </w:rPr>
-              <w:t>09.03.2026 - 13.03.2026</w:t>
-            </w:r>
-          </w:p>
-        </w:tc>
-        <w:tc>
-          <w:tcPr>
-            <w:tcW w:type="dxa" w:w="2948"/>
+              <w:t>9-13 MAC 2026</w:t>
+            </w:r>
+          </w:p>
+        </w:tc>
+        <w:tc>
+          <w:tcPr>
+            <w:tcW w:type="dxa" w:w="2580"/>
             <w:tcMar>
               <w:top w:w="70" w:type="dxa"/>
               <w:start w:w="90" w:type="dxa"/>
@@ -2533,23 +2522,23 @@
               <w:end w:w="90" w:type="dxa"/>
             </w:tcMar>
             <w:vAlign w:val="center"/>
-            <w:tcW w:w="2948" w:type="dxa"/>
+            <w:tcW w:w="2579" w:type="dxa"/>
           </w:tcPr>
           <w:p>
             <w:pPr>
               <w:spacing w:before="0" w:after="0" w:line="240" w:lineRule="auto"/>
               <w:jc w:val="left"/>
-            </w:pPr>
-            <w:r>
-              <w:rPr>
-                <w:rFonts w:ascii="Arial" w:hAnsi="Arial" w:cs="DejaVu Sans"/>
+              <w:bidi w:val="1"/>
+            </w:pPr>
+            <w:r>
+              <w:rPr>
+                <w:rFonts w:ascii="DejaVu Sans" w:hAnsi="DejaVu Sans" w:cs="DejaVu Sans"/>
                 <w:b w:val="0"/>
                 <w:color w:val="000000"/>
                 <w:sz w:val="14"/>
-              </w:rPr>
-              <w:t>Unit 1</w:t>
-              <w:br/>
-              <w:t>هيا نتعرف إلى الحروف</w:t>
+                <w:rtl/>
+              </w:rPr>
+              <w:t>Unit 1: هيا نتعرف إلى الحروف</w:t>
               <w:br/>
               <w:t>Huruf د / ذ</w:t>
             </w:r>
@@ -2557,7 +2546,7 @@
         </w:tc>
         <w:tc>
           <w:tcPr>
-            <w:tcW w:type="dxa" w:w="1020"/>
+            <w:tcW w:type="dxa" w:w="964"/>
             <w:tcMar>
               <w:top w:w="70" w:type="dxa"/>
               <w:start w:w="90" w:type="dxa"/>
@@ -2565,7 +2554,7 @@
               <w:end w:w="90" w:type="dxa"/>
             </w:tcMar>
             <w:vAlign w:val="center"/>
-            <w:tcW w:w="1020" w:type="dxa"/>
+            <w:tcW w:w="963" w:type="dxa"/>
           </w:tcPr>
           <w:p>
             <w:pPr>
@@ -2585,7 +2574,7 @@
         </w:tc>
         <w:tc>
           <w:tcPr>
-            <w:tcW w:type="dxa" w:w="1984"/>
+            <w:tcW w:type="dxa" w:w="1814"/>
             <w:tcMar>
               <w:top w:w="70" w:type="dxa"/>
               <w:start w:w="90" w:type="dxa"/>
@@ -2593,7 +2582,7 @@
               <w:end w:w="90" w:type="dxa"/>
             </w:tcMar>
             <w:vAlign w:val="center"/>
-            <w:tcW w:w="1984" w:type="dxa"/>
+            <w:tcW w:w="1814" w:type="dxa"/>
           </w:tcPr>
           <w:p>
             <w:pPr>
@@ -2613,7 +2602,7 @@
         </w:tc>
         <w:tc>
           <w:tcPr>
-            <w:tcW w:type="dxa" w:w="4309"/>
+            <w:tcW w:type="dxa" w:w="4025"/>
             <w:tcMar>
               <w:top w:w="70" w:type="dxa"/>
               <w:start w:w="90" w:type="dxa"/>
@@ -2621,7 +2610,7 @@
               <w:end w:w="90" w:type="dxa"/>
             </w:tcMar>
             <w:vAlign w:val="center"/>
-            <w:tcW w:w="4308" w:type="dxa"/>
+            <w:tcW w:w="4025" w:type="dxa"/>
           </w:tcPr>
           <w:p>
             <w:pPr>
@@ -2641,7 +2630,7 @@
         </w:tc>
         <w:tc>
           <w:tcPr>
-            <w:tcW w:type="dxa" w:w="822"/>
+            <w:tcW w:type="dxa" w:w="737"/>
             <w:tcMar>
               <w:top w:w="70" w:type="dxa"/>
               <w:start w:w="90" w:type="dxa"/>
@@ -2649,7 +2638,7 @@
               <w:end w:w="90" w:type="dxa"/>
             </w:tcMar>
             <w:vAlign w:val="center"/>
-            <w:tcW w:w="822" w:type="dxa"/>
+            <w:tcW w:w="737" w:type="dxa"/>
           </w:tcPr>
           <w:p>
             <w:pPr>
@@ -2669,7 +2658,7 @@
         </w:tc>
         <w:tc>
           <w:tcPr>
-            <w:tcW w:type="dxa" w:w="1984"/>
+            <w:tcW w:type="dxa" w:w="1843"/>
             <w:tcMar>
               <w:top w:w="70" w:type="dxa"/>
               <w:start w:w="90" w:type="dxa"/>
@@ -2677,7 +2666,7 @@
               <w:end w:w="90" w:type="dxa"/>
             </w:tcMar>
             <w:vAlign w:val="center"/>
-            <w:tcW w:w="1984" w:type="dxa"/>
+            <w:tcW w:w="1842" w:type="dxa"/>
           </w:tcPr>
           <w:p>
             <w:pPr>
@@ -2701,7 +2690,7 @@
         </w:trPr>
         <w:tc>
           <w:tcPr>
-            <w:tcW w:type="dxa" w:w="907"/>
+            <w:tcW w:type="dxa" w:w="709"/>
             <w:tcMar>
               <w:top w:w="70" w:type="dxa"/>
               <w:start w:w="90" w:type="dxa"/>
@@ -2710,7 +2699,7 @@
             </w:tcMar>
             <w:vAlign w:val="center"/>
             <w:shd w:fill="F3F5F7"/>
-            <w:tcW w:w="907" w:type="dxa"/>
+            <w:tcW w:w="708" w:type="dxa"/>
           </w:tcPr>
           <w:p>
             <w:pPr>
@@ -2724,15 +2713,13 @@
                 <w:color w:val="000000"/>
                 <w:sz w:val="14"/>
               </w:rPr>
-              <w:t>MINGGU</w:t>
-              <w:br/>
-              <w:t>10</w:t>
-            </w:r>
-          </w:p>
-        </w:tc>
-        <w:tc>
-          <w:tcPr>
-            <w:tcW w:type="dxa" w:w="1332"/>
+              <w:t>MINGGU 10</w:t>
+            </w:r>
+          </w:p>
+        </w:tc>
+        <w:tc>
+          <w:tcPr>
+            <w:tcW w:type="dxa" w:w="1191"/>
             <w:tcMar>
               <w:top w:w="70" w:type="dxa"/>
               <w:start w:w="90" w:type="dxa"/>
@@ -2741,7 +2728,7 @@
             </w:tcMar>
             <w:vAlign w:val="center"/>
             <w:shd w:fill="F3F5F7"/>
-            <w:tcW w:w="1332" w:type="dxa"/>
+            <w:tcW w:w="1190" w:type="dxa"/>
           </w:tcPr>
           <w:p>
             <w:pPr>
@@ -2755,13 +2742,13 @@
                 <w:color w:val="000000"/>
                 <w:sz w:val="14"/>
               </w:rPr>
-              <w:t>16.03.2026 - 20.03.2026</w:t>
-            </w:r>
-          </w:p>
-        </w:tc>
-        <w:tc>
-          <w:tcPr>
-            <w:tcW w:type="dxa" w:w="2948"/>
+              <w:t>16-20 MAC 2026</w:t>
+            </w:r>
+          </w:p>
+        </w:tc>
+        <w:tc>
+          <w:tcPr>
+            <w:tcW w:type="dxa" w:w="2580"/>
             <w:tcMar>
               <w:top w:w="70" w:type="dxa"/>
               <w:start w:w="90" w:type="dxa"/>
@@ -2770,23 +2757,23 @@
             </w:tcMar>
             <w:vAlign w:val="center"/>
             <w:shd w:fill="F3F5F7"/>
-            <w:tcW w:w="2948" w:type="dxa"/>
+            <w:tcW w:w="2579" w:type="dxa"/>
           </w:tcPr>
           <w:p>
             <w:pPr>
               <w:spacing w:before="0" w:after="0" w:line="240" w:lineRule="auto"/>
               <w:jc w:val="left"/>
-            </w:pPr>
-            <w:r>
-              <w:rPr>
-                <w:rFonts w:ascii="Arial" w:hAnsi="Arial" w:cs="DejaVu Sans"/>
+              <w:bidi w:val="1"/>
+            </w:pPr>
+            <w:r>
+              <w:rPr>
+                <w:rFonts w:ascii="DejaVu Sans" w:hAnsi="DejaVu Sans" w:cs="DejaVu Sans"/>
                 <w:b w:val="0"/>
                 <w:color w:val="000000"/>
                 <w:sz w:val="14"/>
-              </w:rPr>
-              <w:t>Unit 1</w:t>
-              <w:br/>
-              <w:t>هيا نتعرف إلى الحروف</w:t>
+                <w:rtl/>
+              </w:rPr>
+              <w:t>Unit 1: هيا نتعرف إلى الحروف</w:t>
               <w:br/>
               <w:t>Huruf ر / ز</w:t>
             </w:r>
@@ -2794,7 +2781,7 @@
         </w:tc>
         <w:tc>
           <w:tcPr>
-            <w:tcW w:type="dxa" w:w="1020"/>
+            <w:tcW w:type="dxa" w:w="964"/>
             <w:tcMar>
               <w:top w:w="70" w:type="dxa"/>
               <w:start w:w="90" w:type="dxa"/>
@@ -2803,7 +2790,7 @@
             </w:tcMar>
             <w:vAlign w:val="center"/>
             <w:shd w:fill="F3F5F7"/>
-            <w:tcW w:w="1020" w:type="dxa"/>
+            <w:tcW w:w="963" w:type="dxa"/>
           </w:tcPr>
           <w:p>
             <w:pPr>
@@ -2823,7 +2810,7 @@
         </w:tc>
         <w:tc>
           <w:tcPr>
-            <w:tcW w:type="dxa" w:w="1984"/>
+            <w:tcW w:type="dxa" w:w="1814"/>
             <w:tcMar>
               <w:top w:w="70" w:type="dxa"/>
               <w:start w:w="90" w:type="dxa"/>
@@ -2832,7 +2819,7 @@
             </w:tcMar>
             <w:vAlign w:val="center"/>
             <w:shd w:fill="F3F5F7"/>
-            <w:tcW w:w="1984" w:type="dxa"/>
+            <w:tcW w:w="1814" w:type="dxa"/>
           </w:tcPr>
           <w:p>
             <w:pPr>
@@ -2852,7 +2839,7 @@
         </w:tc>
         <w:tc>
           <w:tcPr>
-            <w:tcW w:type="dxa" w:w="4309"/>
+            <w:tcW w:type="dxa" w:w="4025"/>
             <w:tcMar>
               <w:top w:w="70" w:type="dxa"/>
               <w:start w:w="90" w:type="dxa"/>
@@ -2861,7 +2848,7 @@
             </w:tcMar>
             <w:vAlign w:val="center"/>
             <w:shd w:fill="F3F5F7"/>
-            <w:tcW w:w="4308" w:type="dxa"/>
+            <w:tcW w:w="4025" w:type="dxa"/>
           </w:tcPr>
           <w:p>
             <w:pPr>
@@ -2881,7 +2868,7 @@
         </w:tc>
         <w:tc>
           <w:tcPr>
-            <w:tcW w:type="dxa" w:w="822"/>
+            <w:tcW w:type="dxa" w:w="737"/>
             <w:tcMar>
               <w:top w:w="70" w:type="dxa"/>
               <w:start w:w="90" w:type="dxa"/>
@@ -2890,7 +2877,7 @@
             </w:tcMar>
             <w:vAlign w:val="center"/>
             <w:shd w:fill="F3F5F7"/>
-            <w:tcW w:w="822" w:type="dxa"/>
+            <w:tcW w:w="737" w:type="dxa"/>
           </w:tcPr>
           <w:p>
             <w:pPr>
@@ -2910,7 +2897,7 @@
         </w:tc>
         <w:tc>
           <w:tcPr>
-            <w:tcW w:type="dxa" w:w="1984"/>
+            <w:tcW w:type="dxa" w:w="1843"/>
             <w:tcMar>
               <w:top w:w="70" w:type="dxa"/>
               <w:start w:w="90" w:type="dxa"/>
@@ -2919,7 +2906,7 @@
             </w:tcMar>
             <w:vAlign w:val="center"/>
             <w:shd w:fill="F3F5F7"/>
-            <w:tcW w:w="1984" w:type="dxa"/>
+            <w:tcW w:w="1842" w:type="dxa"/>
           </w:tcPr>
           <w:p>
             <w:pPr>
@@ -2954,9 +2941,16 @@
       </w:r>
     </w:p>
     <w:p>
+      <w:r/>
+    </w:p>
+    <w:p>
       <w:pPr>
-        <w:pageBreakBefore/>
+        <w:keepNext/>
+        <w:keepLines/>
+        <w:pageBreakBefore w:val="0"/>
         <w:spacing w:after="80"/>
+        <w:jc w:val="left"/>
+        <w:bidi w:val="0"/>
       </w:pPr>
       <w:r>
         <w:rPr>
@@ -2964,6 +2958,7 @@
           <w:b/>
           <w:color w:val="183B56"/>
           <w:sz w:val="24"/>
+          <w:rtl w:val="0"/>
         </w:rPr>
         <w:t>Penggal 1B</w:t>
       </w:r>
@@ -2975,26 +2970,26 @@
         <w:jc w:val="center"/>
         <w:tblLayout w:type="fixed"/>
         <w:tblLook w:firstColumn="1" w:firstRow="1" w:lastColumn="0" w:lastRow="0" w:noHBand="0" w:noVBand="1" w:val="04A0"/>
-        <w:tblW w:w="15307" w:type="dxa"/>
+        <w:tblW w:w="13861" w:type="dxa"/>
         <w:tblLayout w:type="fixed"/>
       </w:tblPr>
       <w:tblGrid>
-        <w:gridCol w:w="907"/>
-        <w:gridCol w:w="1332"/>
-        <w:gridCol w:w="2948"/>
-        <w:gridCol w:w="1020"/>
-        <w:gridCol w:w="1984"/>
-        <w:gridCol w:w="4308"/>
-        <w:gridCol w:w="822"/>
-        <w:gridCol w:w="1984"/>
+        <w:gridCol w:w="708"/>
+        <w:gridCol w:w="1190"/>
+        <w:gridCol w:w="2579"/>
+        <w:gridCol w:w="963"/>
+        <w:gridCol w:w="1814"/>
+        <w:gridCol w:w="4025"/>
+        <w:gridCol w:w="737"/>
+        <w:gridCol w:w="1842"/>
       </w:tblGrid>
       <w:tr>
         <w:trPr>
-          <w:tblHeader/>
+          <w:tblHeader w:val="true"/>
         </w:trPr>
         <w:tc>
           <w:tcPr>
-            <w:tcW w:type="dxa" w:w="907"/>
+            <w:tcW w:type="dxa" w:w="709"/>
             <w:shd w:fill="183B56"/>
             <w:tcMar>
               <w:top w:w="85" w:type="dxa"/>
@@ -3003,7 +2998,7 @@
               <w:end w:w="80" w:type="dxa"/>
             </w:tcMar>
             <w:vAlign w:val="center"/>
-            <w:tcW w:w="907" w:type="dxa"/>
+            <w:tcW w:w="708" w:type="dxa"/>
           </w:tcPr>
           <w:p>
             <w:pPr>
@@ -3023,7 +3018,7 @@
         </w:tc>
         <w:tc>
           <w:tcPr>
-            <w:tcW w:type="dxa" w:w="1332"/>
+            <w:tcW w:type="dxa" w:w="1191"/>
             <w:shd w:fill="183B56"/>
             <w:tcMar>
               <w:top w:w="85" w:type="dxa"/>
@@ -3032,7 +3027,7 @@
               <w:end w:w="80" w:type="dxa"/>
             </w:tcMar>
             <w:vAlign w:val="center"/>
-            <w:tcW w:w="1332" w:type="dxa"/>
+            <w:tcW w:w="1190" w:type="dxa"/>
           </w:tcPr>
           <w:p>
             <w:pPr>
@@ -3052,7 +3047,7 @@
         </w:tc>
         <w:tc>
           <w:tcPr>
-            <w:tcW w:type="dxa" w:w="2948"/>
+            <w:tcW w:type="dxa" w:w="2580"/>
             <w:shd w:fill="183B56"/>
             <w:tcMar>
               <w:top w:w="85" w:type="dxa"/>
@@ -3061,7 +3056,7 @@
               <w:end w:w="80" w:type="dxa"/>
             </w:tcMar>
             <w:vAlign w:val="center"/>
-            <w:tcW w:w="2948" w:type="dxa"/>
+            <w:tcW w:w="2579" w:type="dxa"/>
           </w:tcPr>
           <w:p>
             <w:pPr>
@@ -3081,7 +3076,7 @@
         </w:tc>
         <w:tc>
           <w:tcPr>
-            <w:tcW w:type="dxa" w:w="1020"/>
+            <w:tcW w:type="dxa" w:w="964"/>
             <w:shd w:fill="183B56"/>
             <w:tcMar>
               <w:top w:w="85" w:type="dxa"/>
@@ -3090,7 +3085,7 @@
               <w:end w:w="80" w:type="dxa"/>
             </w:tcMar>
             <w:vAlign w:val="center"/>
-            <w:tcW w:w="1020" w:type="dxa"/>
+            <w:tcW w:w="963" w:type="dxa"/>
           </w:tcPr>
           <w:p>
             <w:pPr>
@@ -3110,7 +3105,7 @@
         </w:tc>
         <w:tc>
           <w:tcPr>
-            <w:tcW w:type="dxa" w:w="1984"/>
+            <w:tcW w:type="dxa" w:w="1814"/>
             <w:shd w:fill="183B56"/>
             <w:tcMar>
               <w:top w:w="85" w:type="dxa"/>
@@ -3119,7 +3114,7 @@
               <w:end w:w="80" w:type="dxa"/>
             </w:tcMar>
             <w:vAlign w:val="center"/>
-            <w:tcW w:w="1984" w:type="dxa"/>
+            <w:tcW w:w="1814" w:type="dxa"/>
           </w:tcPr>
           <w:p>
             <w:pPr>
@@ -3139,7 +3134,7 @@
         </w:tc>
         <w:tc>
           <w:tcPr>
-            <w:tcW w:type="dxa" w:w="4309"/>
+            <w:tcW w:type="dxa" w:w="4025"/>
             <w:shd w:fill="183B56"/>
             <w:tcMar>
               <w:top w:w="85" w:type="dxa"/>
@@ -3148,7 +3143,7 @@
               <w:end w:w="80" w:type="dxa"/>
             </w:tcMar>
             <w:vAlign w:val="center"/>
-            <w:tcW w:w="4308" w:type="dxa"/>
+            <w:tcW w:w="4025" w:type="dxa"/>
           </w:tcPr>
           <w:p>
             <w:pPr>
@@ -3168,7 +3163,7 @@
         </w:tc>
         <w:tc>
           <w:tcPr>
-            <w:tcW w:type="dxa" w:w="822"/>
+            <w:tcW w:type="dxa" w:w="737"/>
             <w:shd w:fill="183B56"/>
             <w:tcMar>
               <w:top w:w="85" w:type="dxa"/>
@@ -3177,7 +3172,7 @@
               <w:end w:w="80" w:type="dxa"/>
             </w:tcMar>
             <w:vAlign w:val="center"/>
-            <w:tcW w:w="822" w:type="dxa"/>
+            <w:tcW w:w="737" w:type="dxa"/>
           </w:tcPr>
           <w:p>
             <w:pPr>
@@ -3199,7 +3194,7 @@
         </w:tc>
         <w:tc>
           <w:tcPr>
-            <w:tcW w:type="dxa" w:w="1984"/>
+            <w:tcW w:type="dxa" w:w="1843"/>
             <w:shd w:fill="183B56"/>
             <w:tcMar>
               <w:top w:w="85" w:type="dxa"/>
@@ -3208,7 +3203,7 @@
               <w:end w:w="80" w:type="dxa"/>
             </w:tcMar>
             <w:vAlign w:val="center"/>
-            <w:tcW w:w="1984" w:type="dxa"/>
+            <w:tcW w:w="1842" w:type="dxa"/>
           </w:tcPr>
           <w:p>
             <w:pPr>
@@ -3233,7 +3228,7 @@
         </w:trPr>
         <w:tc>
           <w:tcPr>
-            <w:tcW w:type="dxa" w:w="907"/>
+            <w:tcW w:type="dxa" w:w="709"/>
             <w:tcMar>
               <w:top w:w="70" w:type="dxa"/>
               <w:start w:w="90" w:type="dxa"/>
@@ -3241,7 +3236,7 @@
               <w:end w:w="90" w:type="dxa"/>
             </w:tcMar>
             <w:vAlign w:val="center"/>
-            <w:tcW w:w="907" w:type="dxa"/>
+            <w:tcW w:w="708" w:type="dxa"/>
           </w:tcPr>
           <w:p>
             <w:pPr>
@@ -3255,15 +3250,13 @@
                 <w:color w:val="000000"/>
                 <w:sz w:val="14"/>
               </w:rPr>
-              <w:t>MINGGU</w:t>
-              <w:br/>
-              <w:t>11</w:t>
-            </w:r>
-          </w:p>
-        </w:tc>
-        <w:tc>
-          <w:tcPr>
-            <w:tcW w:type="dxa" w:w="1332"/>
+              <w:t>MINGGU 11</w:t>
+            </w:r>
+          </w:p>
+        </w:tc>
+        <w:tc>
+          <w:tcPr>
+            <w:tcW w:type="dxa" w:w="1191"/>
             <w:tcMar>
               <w:top w:w="70" w:type="dxa"/>
               <w:start w:w="90" w:type="dxa"/>
@@ -3271,7 +3264,7 @@
               <w:end w:w="90" w:type="dxa"/>
             </w:tcMar>
             <w:vAlign w:val="center"/>
-            <w:tcW w:w="1332" w:type="dxa"/>
+            <w:tcW w:w="1190" w:type="dxa"/>
           </w:tcPr>
           <w:p>
             <w:pPr>
@@ -3285,13 +3278,13 @@
                 <w:color w:val="000000"/>
                 <w:sz w:val="14"/>
               </w:rPr>
-              <w:t>30.03.2026 - 03.04.2026</w:t>
-            </w:r>
-          </w:p>
-        </w:tc>
-        <w:tc>
-          <w:tcPr>
-            <w:tcW w:type="dxa" w:w="2948"/>
+              <w:t>30 MAC-3 APR 2026</w:t>
+            </w:r>
+          </w:p>
+        </w:tc>
+        <w:tc>
+          <w:tcPr>
+            <w:tcW w:type="dxa" w:w="2580"/>
             <w:tcMar>
               <w:top w:w="70" w:type="dxa"/>
               <w:start w:w="90" w:type="dxa"/>
@@ -3299,23 +3292,23 @@
               <w:end w:w="90" w:type="dxa"/>
             </w:tcMar>
             <w:vAlign w:val="center"/>
-            <w:tcW w:w="2948" w:type="dxa"/>
+            <w:tcW w:w="2579" w:type="dxa"/>
           </w:tcPr>
           <w:p>
             <w:pPr>
               <w:spacing w:before="0" w:after="0" w:line="240" w:lineRule="auto"/>
               <w:jc w:val="left"/>
-            </w:pPr>
-            <w:r>
-              <w:rPr>
-                <w:rFonts w:ascii="Arial" w:hAnsi="Arial" w:cs="DejaVu Sans"/>
+              <w:bidi w:val="1"/>
+            </w:pPr>
+            <w:r>
+              <w:rPr>
+                <w:rFonts w:ascii="DejaVu Sans" w:hAnsi="DejaVu Sans" w:cs="DejaVu Sans"/>
                 <w:b w:val="0"/>
                 <w:color w:val="000000"/>
                 <w:sz w:val="14"/>
-              </w:rPr>
-              <w:t>Unit 1</w:t>
-              <w:br/>
-              <w:t>هيا نتعرف إلى الحروف</w:t>
+                <w:rtl/>
+              </w:rPr>
+              <w:t>Unit 1: هيا نتعرف إلى الحروف</w:t>
               <w:br/>
               <w:t>Huruf س / ش</w:t>
             </w:r>
@@ -3323,7 +3316,7 @@
         </w:tc>
         <w:tc>
           <w:tcPr>
-            <w:tcW w:type="dxa" w:w="1020"/>
+            <w:tcW w:type="dxa" w:w="964"/>
             <w:tcMar>
               <w:top w:w="70" w:type="dxa"/>
               <w:start w:w="90" w:type="dxa"/>
@@ -3331,7 +3324,7 @@
               <w:end w:w="90" w:type="dxa"/>
             </w:tcMar>
             <w:vAlign w:val="center"/>
-            <w:tcW w:w="1020" w:type="dxa"/>
+            <w:tcW w:w="963" w:type="dxa"/>
           </w:tcPr>
           <w:p>
             <w:pPr>
@@ -3351,7 +3344,7 @@
         </w:tc>
         <w:tc>
           <w:tcPr>
-            <w:tcW w:type="dxa" w:w="1984"/>
+            <w:tcW w:type="dxa" w:w="1814"/>
             <w:tcMar>
               <w:top w:w="70" w:type="dxa"/>
               <w:start w:w="90" w:type="dxa"/>
@@ -3359,7 +3352,7 @@
               <w:end w:w="90" w:type="dxa"/>
             </w:tcMar>
             <w:vAlign w:val="center"/>
-            <w:tcW w:w="1984" w:type="dxa"/>
+            <w:tcW w:w="1814" w:type="dxa"/>
           </w:tcPr>
           <w:p>
             <w:pPr>
@@ -3379,7 +3372,7 @@
         </w:tc>
         <w:tc>
           <w:tcPr>
-            <w:tcW w:type="dxa" w:w="4309"/>
+            <w:tcW w:type="dxa" w:w="4025"/>
             <w:tcMar>
               <w:top w:w="70" w:type="dxa"/>
               <w:start w:w="90" w:type="dxa"/>
@@ -3387,7 +3380,7 @@
               <w:end w:w="90" w:type="dxa"/>
             </w:tcMar>
             <w:vAlign w:val="center"/>
-            <w:tcW w:w="4308" w:type="dxa"/>
+            <w:tcW w:w="4025" w:type="dxa"/>
           </w:tcPr>
           <w:p>
             <w:pPr>
@@ -3407,7 +3400,7 @@
         </w:tc>
         <w:tc>
           <w:tcPr>
-            <w:tcW w:type="dxa" w:w="822"/>
+            <w:tcW w:type="dxa" w:w="737"/>
             <w:tcMar>
               <w:top w:w="70" w:type="dxa"/>
               <w:start w:w="90" w:type="dxa"/>
@@ -3415,7 +3408,7 @@
               <w:end w:w="90" w:type="dxa"/>
             </w:tcMar>
             <w:vAlign w:val="center"/>
-            <w:tcW w:w="822" w:type="dxa"/>
+            <w:tcW w:w="737" w:type="dxa"/>
           </w:tcPr>
           <w:p>
             <w:pPr>
@@ -3435,7 +3428,7 @@
         </w:tc>
         <w:tc>
           <w:tcPr>
-            <w:tcW w:type="dxa" w:w="1984"/>
+            <w:tcW w:type="dxa" w:w="1843"/>
             <w:tcMar>
               <w:top w:w="70" w:type="dxa"/>
               <w:start w:w="90" w:type="dxa"/>
@@ -3443,7 +3436,7 @@
               <w:end w:w="90" w:type="dxa"/>
             </w:tcMar>
             <w:vAlign w:val="center"/>
-            <w:tcW w:w="1984" w:type="dxa"/>
+            <w:tcW w:w="1842" w:type="dxa"/>
           </w:tcPr>
           <w:p>
             <w:pPr>
@@ -3467,7 +3460,7 @@
         </w:trPr>
         <w:tc>
           <w:tcPr>
-            <w:tcW w:type="dxa" w:w="907"/>
+            <w:tcW w:type="dxa" w:w="709"/>
             <w:tcMar>
               <w:top w:w="70" w:type="dxa"/>
               <w:start w:w="90" w:type="dxa"/>
@@ -3476,7 +3469,7 @@
             </w:tcMar>
             <w:vAlign w:val="center"/>
             <w:shd w:fill="F3F5F7"/>
-            <w:tcW w:w="907" w:type="dxa"/>
+            <w:tcW w:w="708" w:type="dxa"/>
           </w:tcPr>
           <w:p>
             <w:pPr>
@@ -3490,15 +3483,13 @@
                 <w:color w:val="000000"/>
                 <w:sz w:val="14"/>
               </w:rPr>
-              <w:t>MINGGU</w:t>
-              <w:br/>
-              <w:t>12</w:t>
-            </w:r>
-          </w:p>
-        </w:tc>
-        <w:tc>
-          <w:tcPr>
-            <w:tcW w:type="dxa" w:w="1332"/>
+              <w:t>MINGGU 12</w:t>
+            </w:r>
+          </w:p>
+        </w:tc>
+        <w:tc>
+          <w:tcPr>
+            <w:tcW w:type="dxa" w:w="1191"/>
             <w:tcMar>
               <w:top w:w="70" w:type="dxa"/>
               <w:start w:w="90" w:type="dxa"/>
@@ -3507,7 +3498,7 @@
             </w:tcMar>
             <w:vAlign w:val="center"/>
             <w:shd w:fill="F3F5F7"/>
-            <w:tcW w:w="1332" w:type="dxa"/>
+            <w:tcW w:w="1190" w:type="dxa"/>
           </w:tcPr>
           <w:p>
             <w:pPr>
@@ -3521,13 +3512,13 @@
                 <w:color w:val="000000"/>
                 <w:sz w:val="14"/>
               </w:rPr>
-              <w:t>06.04.2026 - 10.04.2026</w:t>
-            </w:r>
-          </w:p>
-        </w:tc>
-        <w:tc>
-          <w:tcPr>
-            <w:tcW w:type="dxa" w:w="2948"/>
+              <w:t>6-10 APR 2026</w:t>
+            </w:r>
+          </w:p>
+        </w:tc>
+        <w:tc>
+          <w:tcPr>
+            <w:tcW w:type="dxa" w:w="2580"/>
             <w:tcMar>
               <w:top w:w="70" w:type="dxa"/>
               <w:start w:w="90" w:type="dxa"/>
@@ -3536,23 +3527,23 @@
             </w:tcMar>
             <w:vAlign w:val="center"/>
             <w:shd w:fill="F3F5F7"/>
-            <w:tcW w:w="2948" w:type="dxa"/>
+            <w:tcW w:w="2579" w:type="dxa"/>
           </w:tcPr>
           <w:p>
             <w:pPr>
               <w:spacing w:before="0" w:after="0" w:line="240" w:lineRule="auto"/>
               <w:jc w:val="left"/>
-            </w:pPr>
-            <w:r>
-              <w:rPr>
-                <w:rFonts w:ascii="Arial" w:hAnsi="Arial" w:cs="DejaVu Sans"/>
+              <w:bidi w:val="1"/>
+            </w:pPr>
+            <w:r>
+              <w:rPr>
+                <w:rFonts w:ascii="DejaVu Sans" w:hAnsi="DejaVu Sans" w:cs="DejaVu Sans"/>
                 <w:b w:val="0"/>
                 <w:color w:val="000000"/>
                 <w:sz w:val="14"/>
-              </w:rPr>
-              <w:t>Unit 1</w:t>
-              <w:br/>
-              <w:t>هيا نتعرف إلى الحروف</w:t>
+                <w:rtl/>
+              </w:rPr>
+              <w:t>Unit 1: هيا نتعرف إلى الحروف</w:t>
               <w:br/>
               <w:t>Huruf ص / ض</w:t>
             </w:r>
@@ -3560,7 +3551,7 @@
         </w:tc>
         <w:tc>
           <w:tcPr>
-            <w:tcW w:type="dxa" w:w="1020"/>
+            <w:tcW w:type="dxa" w:w="964"/>
             <w:tcMar>
               <w:top w:w="70" w:type="dxa"/>
               <w:start w:w="90" w:type="dxa"/>
@@ -3569,7 +3560,7 @@
             </w:tcMar>
             <w:vAlign w:val="center"/>
             <w:shd w:fill="F3F5F7"/>
-            <w:tcW w:w="1020" w:type="dxa"/>
+            <w:tcW w:w="963" w:type="dxa"/>
           </w:tcPr>
           <w:p>
             <w:pPr>
@@ -3589,7 +3580,7 @@
         </w:tc>
         <w:tc>
           <w:tcPr>
-            <w:tcW w:type="dxa" w:w="1984"/>
+            <w:tcW w:type="dxa" w:w="1814"/>
             <w:tcMar>
               <w:top w:w="70" w:type="dxa"/>
               <w:start w:w="90" w:type="dxa"/>
@@ -3598,7 +3589,7 @@
             </w:tcMar>
             <w:vAlign w:val="center"/>
             <w:shd w:fill="F3F5F7"/>
-            <w:tcW w:w="1984" w:type="dxa"/>
+            <w:tcW w:w="1814" w:type="dxa"/>
           </w:tcPr>
           <w:p>
             <w:pPr>
@@ -3618,7 +3609,7 @@
         </w:tc>
         <w:tc>
           <w:tcPr>
-            <w:tcW w:type="dxa" w:w="4309"/>
+            <w:tcW w:type="dxa" w:w="4025"/>
             <w:tcMar>
               <w:top w:w="70" w:type="dxa"/>
               <w:start w:w="90" w:type="dxa"/>
@@ -3627,7 +3618,7 @@
             </w:tcMar>
             <w:vAlign w:val="center"/>
             <w:shd w:fill="F3F5F7"/>
-            <w:tcW w:w="4308" w:type="dxa"/>
+            <w:tcW w:w="4025" w:type="dxa"/>
           </w:tcPr>
           <w:p>
             <w:pPr>
@@ -3647,7 +3638,7 @@
         </w:tc>
         <w:tc>
           <w:tcPr>
-            <w:tcW w:type="dxa" w:w="822"/>
+            <w:tcW w:type="dxa" w:w="737"/>
             <w:tcMar>
               <w:top w:w="70" w:type="dxa"/>
               <w:start w:w="90" w:type="dxa"/>
@@ -3656,7 +3647,7 @@
             </w:tcMar>
             <w:vAlign w:val="center"/>
             <w:shd w:fill="F3F5F7"/>
-            <w:tcW w:w="822" w:type="dxa"/>
+            <w:tcW w:w="737" w:type="dxa"/>
           </w:tcPr>
           <w:p>
             <w:pPr>
@@ -3676,7 +3667,7 @@
         </w:tc>
         <w:tc>
           <w:tcPr>
-            <w:tcW w:type="dxa" w:w="1984"/>
+            <w:tcW w:type="dxa" w:w="1843"/>
             <w:tcMar>
               <w:top w:w="70" w:type="dxa"/>
               <w:start w:w="90" w:type="dxa"/>
@@ -3685,7 +3676,7 @@
             </w:tcMar>
             <w:vAlign w:val="center"/>
             <w:shd w:fill="F3F5F7"/>
-            <w:tcW w:w="1984" w:type="dxa"/>
+            <w:tcW w:w="1842" w:type="dxa"/>
           </w:tcPr>
           <w:p>
             <w:pPr>
@@ -3709,7 +3700,7 @@
         </w:trPr>
         <w:tc>
           <w:tcPr>
-            <w:tcW w:type="dxa" w:w="907"/>
+            <w:tcW w:type="dxa" w:w="709"/>
             <w:tcMar>
               <w:top w:w="70" w:type="dxa"/>
               <w:start w:w="90" w:type="dxa"/>
@@ -3717,7 +3708,7 @@
               <w:end w:w="90" w:type="dxa"/>
             </w:tcMar>
             <w:vAlign w:val="center"/>
-            <w:tcW w:w="907" w:type="dxa"/>
+            <w:tcW w:w="708" w:type="dxa"/>
           </w:tcPr>
           <w:p>
             <w:pPr>
@@ -3731,15 +3722,13 @@
                 <w:color w:val="000000"/>
                 <w:sz w:val="14"/>
               </w:rPr>
-              <w:t>MINGGU</w:t>
-              <w:br/>
-              <w:t>13</w:t>
-            </w:r>
-          </w:p>
-        </w:tc>
-        <w:tc>
-          <w:tcPr>
-            <w:tcW w:type="dxa" w:w="1332"/>
+              <w:t>MINGGU 13</w:t>
+            </w:r>
+          </w:p>
+        </w:tc>
+        <w:tc>
+          <w:tcPr>
+            <w:tcW w:type="dxa" w:w="1191"/>
             <w:tcMar>
               <w:top w:w="70" w:type="dxa"/>
               <w:start w:w="90" w:type="dxa"/>
@@ -3747,7 +3736,7 @@
               <w:end w:w="90" w:type="dxa"/>
             </w:tcMar>
             <w:vAlign w:val="center"/>
-            <w:tcW w:w="1332" w:type="dxa"/>
+            <w:tcW w:w="1190" w:type="dxa"/>
           </w:tcPr>
           <w:p>
             <w:pPr>
@@ -3761,13 +3750,13 @@
                 <w:color w:val="000000"/>
                 <w:sz w:val="14"/>
               </w:rPr>
-              <w:t>13.04.2026 - 17.04.2026</w:t>
-            </w:r>
-          </w:p>
-        </w:tc>
-        <w:tc>
-          <w:tcPr>
-            <w:tcW w:type="dxa" w:w="2948"/>
+              <w:t>13-17 APR 2026</w:t>
+            </w:r>
+          </w:p>
+        </w:tc>
+        <w:tc>
+          <w:tcPr>
+            <w:tcW w:type="dxa" w:w="2580"/>
             <w:tcMar>
               <w:top w:w="70" w:type="dxa"/>
               <w:start w:w="90" w:type="dxa"/>
@@ -3775,23 +3764,23 @@
               <w:end w:w="90" w:type="dxa"/>
             </w:tcMar>
             <w:vAlign w:val="center"/>
-            <w:tcW w:w="2948" w:type="dxa"/>
+            <w:tcW w:w="2579" w:type="dxa"/>
           </w:tcPr>
           <w:p>
             <w:pPr>
               <w:spacing w:before="0" w:after="0" w:line="240" w:lineRule="auto"/>
               <w:jc w:val="left"/>
-            </w:pPr>
-            <w:r>
-              <w:rPr>
-                <w:rFonts w:ascii="Arial" w:hAnsi="Arial" w:cs="DejaVu Sans"/>
+              <w:bidi w:val="1"/>
+            </w:pPr>
+            <w:r>
+              <w:rPr>
+                <w:rFonts w:ascii="DejaVu Sans" w:hAnsi="DejaVu Sans" w:cs="DejaVu Sans"/>
                 <w:b w:val="0"/>
                 <w:color w:val="000000"/>
                 <w:sz w:val="14"/>
-              </w:rPr>
-              <w:t>Unit 1</w:t>
-              <w:br/>
-              <w:t>هيا نتعرف إلى الحروف</w:t>
+                <w:rtl/>
+              </w:rPr>
+              <w:t>Unit 1: هيا نتعرف إلى الحروف</w:t>
               <w:br/>
               <w:t>Huruf ط / ظ</w:t>
             </w:r>
@@ -3799,7 +3788,7 @@
         </w:tc>
         <w:tc>
           <w:tcPr>
-            <w:tcW w:type="dxa" w:w="1020"/>
+            <w:tcW w:type="dxa" w:w="964"/>
             <w:tcMar>
               <w:top w:w="70" w:type="dxa"/>
               <w:start w:w="90" w:type="dxa"/>
@@ -3807,7 +3796,7 @@
               <w:end w:w="90" w:type="dxa"/>
             </w:tcMar>
             <w:vAlign w:val="center"/>
-            <w:tcW w:w="1020" w:type="dxa"/>
+            <w:tcW w:w="963" w:type="dxa"/>
           </w:tcPr>
           <w:p>
             <w:pPr>
@@ -3827,7 +3816,7 @@
         </w:tc>
         <w:tc>
           <w:tcPr>
-            <w:tcW w:type="dxa" w:w="1984"/>
+            <w:tcW w:type="dxa" w:w="1814"/>
             <w:tcMar>
               <w:top w:w="70" w:type="dxa"/>
               <w:start w:w="90" w:type="dxa"/>
@@ -3835,7 +3824,7 @@
               <w:end w:w="90" w:type="dxa"/>
             </w:tcMar>
             <w:vAlign w:val="center"/>
-            <w:tcW w:w="1984" w:type="dxa"/>
+            <w:tcW w:w="1814" w:type="dxa"/>
           </w:tcPr>
           <w:p>
             <w:pPr>
@@ -3855,7 +3844,7 @@
         </w:tc>
         <w:tc>
           <w:tcPr>
-            <w:tcW w:type="dxa" w:w="4309"/>
+            <w:tcW w:type="dxa" w:w="4025"/>
             <w:tcMar>
               <w:top w:w="70" w:type="dxa"/>
               <w:start w:w="90" w:type="dxa"/>
@@ -3863,7 +3852,7 @@
               <w:end w:w="90" w:type="dxa"/>
             </w:tcMar>
             <w:vAlign w:val="center"/>
-            <w:tcW w:w="4308" w:type="dxa"/>
+            <w:tcW w:w="4025" w:type="dxa"/>
           </w:tcPr>
           <w:p>
             <w:pPr>
@@ -3883,7 +3872,7 @@
         </w:tc>
         <w:tc>
           <w:tcPr>
-            <w:tcW w:type="dxa" w:w="822"/>
+            <w:tcW w:type="dxa" w:w="737"/>
             <w:tcMar>
               <w:top w:w="70" w:type="dxa"/>
               <w:start w:w="90" w:type="dxa"/>
@@ -3891,7 +3880,7 @@
               <w:end w:w="90" w:type="dxa"/>
             </w:tcMar>
             <w:vAlign w:val="center"/>
-            <w:tcW w:w="822" w:type="dxa"/>
+            <w:tcW w:w="737" w:type="dxa"/>
           </w:tcPr>
           <w:p>
             <w:pPr>
@@ -3911,7 +3900,7 @@
         </w:tc>
         <w:tc>
           <w:tcPr>
-            <w:tcW w:type="dxa" w:w="1984"/>
+            <w:tcW w:type="dxa" w:w="1843"/>
             <w:tcMar>
               <w:top w:w="70" w:type="dxa"/>
               <w:start w:w="90" w:type="dxa"/>
@@ -3919,7 +3908,7 @@
               <w:end w:w="90" w:type="dxa"/>
             </w:tcMar>
             <w:vAlign w:val="center"/>
-            <w:tcW w:w="1984" w:type="dxa"/>
+            <w:tcW w:w="1842" w:type="dxa"/>
           </w:tcPr>
           <w:p>
             <w:pPr>
@@ -3943,7 +3932,7 @@
         </w:trPr>
         <w:tc>
           <w:tcPr>
-            <w:tcW w:type="dxa" w:w="907"/>
+            <w:tcW w:type="dxa" w:w="709"/>
             <w:tcMar>
               <w:top w:w="70" w:type="dxa"/>
               <w:start w:w="90" w:type="dxa"/>
@@ -3952,7 +3941,7 @@
             </w:tcMar>
             <w:vAlign w:val="center"/>
             <w:shd w:fill="F3F5F7"/>
-            <w:tcW w:w="907" w:type="dxa"/>
+            <w:tcW w:w="708" w:type="dxa"/>
           </w:tcPr>
           <w:p>
             <w:pPr>
@@ -3966,15 +3955,13 @@
                 <w:color w:val="000000"/>
                 <w:sz w:val="14"/>
               </w:rPr>
-              <w:t>MINGGU</w:t>
-              <w:br/>
-              <w:t>14</w:t>
-            </w:r>
-          </w:p>
-        </w:tc>
-        <w:tc>
-          <w:tcPr>
-            <w:tcW w:type="dxa" w:w="1332"/>
+              <w:t>MINGGU 14</w:t>
+            </w:r>
+          </w:p>
+        </w:tc>
+        <w:tc>
+          <w:tcPr>
+            <w:tcW w:type="dxa" w:w="1191"/>
             <w:tcMar>
               <w:top w:w="70" w:type="dxa"/>
               <w:start w:w="90" w:type="dxa"/>
@@ -3983,7 +3970,7 @@
             </w:tcMar>
             <w:vAlign w:val="center"/>
             <w:shd w:fill="F3F5F7"/>
-            <w:tcW w:w="1332" w:type="dxa"/>
+            <w:tcW w:w="1190" w:type="dxa"/>
           </w:tcPr>
           <w:p>
             <w:pPr>
@@ -3997,13 +3984,13 @@
                 <w:color w:val="000000"/>
                 <w:sz w:val="14"/>
               </w:rPr>
-              <w:t>20.04.2026 - 24.04.2026</w:t>
-            </w:r>
-          </w:p>
-        </w:tc>
-        <w:tc>
-          <w:tcPr>
-            <w:tcW w:type="dxa" w:w="2948"/>
+              <w:t>20-24 APR 2026</w:t>
+            </w:r>
+          </w:p>
+        </w:tc>
+        <w:tc>
+          <w:tcPr>
+            <w:tcW w:type="dxa" w:w="2580"/>
             <w:tcMar>
               <w:top w:w="70" w:type="dxa"/>
               <w:start w:w="90" w:type="dxa"/>
@@ -4012,23 +3999,23 @@
             </w:tcMar>
             <w:vAlign w:val="center"/>
             <w:shd w:fill="F3F5F7"/>
-            <w:tcW w:w="2948" w:type="dxa"/>
+            <w:tcW w:w="2579" w:type="dxa"/>
           </w:tcPr>
           <w:p>
             <w:pPr>
               <w:spacing w:before="0" w:after="0" w:line="240" w:lineRule="auto"/>
               <w:jc w:val="left"/>
-            </w:pPr>
-            <w:r>
-              <w:rPr>
-                <w:rFonts w:ascii="Arial" w:hAnsi="Arial" w:cs="DejaVu Sans"/>
+              <w:bidi w:val="1"/>
+            </w:pPr>
+            <w:r>
+              <w:rPr>
+                <w:rFonts w:ascii="DejaVu Sans" w:hAnsi="DejaVu Sans" w:cs="DejaVu Sans"/>
                 <w:b w:val="0"/>
                 <w:color w:val="000000"/>
                 <w:sz w:val="14"/>
-              </w:rPr>
-              <w:t>Unit 1</w:t>
-              <w:br/>
-              <w:t>هيا نتعرف إلى الحروف</w:t>
+                <w:rtl/>
+              </w:rPr>
+              <w:t>Unit 1: هيا نتعرف إلى الحروف</w:t>
               <w:br/>
               <w:t>Huruf ع / غ</w:t>
             </w:r>
@@ -4036,7 +4023,7 @@
         </w:tc>
         <w:tc>
           <w:tcPr>
-            <w:tcW w:type="dxa" w:w="1020"/>
+            <w:tcW w:type="dxa" w:w="964"/>
             <w:tcMar>
               <w:top w:w="70" w:type="dxa"/>
               <w:start w:w="90" w:type="dxa"/>
@@ -4045,7 +4032,7 @@
             </w:tcMar>
             <w:vAlign w:val="center"/>
             <w:shd w:fill="F3F5F7"/>
-            <w:tcW w:w="1020" w:type="dxa"/>
+            <w:tcW w:w="963" w:type="dxa"/>
           </w:tcPr>
           <w:p>
             <w:pPr>
@@ -4065,7 +4052,7 @@
         </w:tc>
         <w:tc>
           <w:tcPr>
-            <w:tcW w:type="dxa" w:w="1984"/>
+            <w:tcW w:type="dxa" w:w="1814"/>
             <w:tcMar>
               <w:top w:w="70" w:type="dxa"/>
               <w:start w:w="90" w:type="dxa"/>
@@ -4074,7 +4061,7 @@
             </w:tcMar>
             <w:vAlign w:val="center"/>
             <w:shd w:fill="F3F5F7"/>
-            <w:tcW w:w="1984" w:type="dxa"/>
+            <w:tcW w:w="1814" w:type="dxa"/>
           </w:tcPr>
           <w:p>
             <w:pPr>
@@ -4094,7 +4081,7 @@
         </w:tc>
         <w:tc>
           <w:tcPr>
-            <w:tcW w:type="dxa" w:w="4309"/>
+            <w:tcW w:type="dxa" w:w="4025"/>
             <w:tcMar>
               <w:top w:w="70" w:type="dxa"/>
               <w:start w:w="90" w:type="dxa"/>
@@ -4103,7 +4090,7 @@
             </w:tcMar>
             <w:vAlign w:val="center"/>
             <w:shd w:fill="F3F5F7"/>
-            <w:tcW w:w="4308" w:type="dxa"/>
+            <w:tcW w:w="4025" w:type="dxa"/>
           </w:tcPr>
           <w:p>
             <w:pPr>
@@ -4123,7 +4110,7 @@
         </w:tc>
         <w:tc>
           <w:tcPr>
-            <w:tcW w:type="dxa" w:w="822"/>
+            <w:tcW w:type="dxa" w:w="737"/>
             <w:tcMar>
               <w:top w:w="70" w:type="dxa"/>
               <w:start w:w="90" w:type="dxa"/>
@@ -4132,7 +4119,7 @@
             </w:tcMar>
             <w:vAlign w:val="center"/>
             <w:shd w:fill="F3F5F7"/>
-            <w:tcW w:w="822" w:type="dxa"/>
+            <w:tcW w:w="737" w:type="dxa"/>
           </w:tcPr>
           <w:p>
             <w:pPr>
@@ -4152,7 +4139,7 @@
         </w:tc>
         <w:tc>
           <w:tcPr>
-            <w:tcW w:type="dxa" w:w="1984"/>
+            <w:tcW w:type="dxa" w:w="1843"/>
             <w:tcMar>
               <w:top w:w="70" w:type="dxa"/>
               <w:start w:w="90" w:type="dxa"/>
@@ -4161,7 +4148,7 @@
             </w:tcMar>
             <w:vAlign w:val="center"/>
             <w:shd w:fill="F3F5F7"/>
-            <w:tcW w:w="1984" w:type="dxa"/>
+            <w:tcW w:w="1842" w:type="dxa"/>
           </w:tcPr>
           <w:p>
             <w:pPr>
@@ -4185,7 +4172,7 @@
         </w:trPr>
         <w:tc>
           <w:tcPr>
-            <w:tcW w:type="dxa" w:w="907"/>
+            <w:tcW w:type="dxa" w:w="709"/>
             <w:tcMar>
               <w:top w:w="70" w:type="dxa"/>
               <w:start w:w="90" w:type="dxa"/>
@@ -4193,7 +4180,7 @@
               <w:end w:w="90" w:type="dxa"/>
             </w:tcMar>
             <w:vAlign w:val="center"/>
-            <w:tcW w:w="907" w:type="dxa"/>
+            <w:tcW w:w="708" w:type="dxa"/>
           </w:tcPr>
           <w:p>
             <w:pPr>
@@ -4207,15 +4194,13 @@
                 <w:color w:val="000000"/>
                 <w:sz w:val="14"/>
               </w:rPr>
-              <w:t>MINGGU</w:t>
-              <w:br/>
-              <w:t>15</w:t>
-            </w:r>
-          </w:p>
-        </w:tc>
-        <w:tc>
-          <w:tcPr>
-            <w:tcW w:type="dxa" w:w="1332"/>
+              <w:t>MINGGU 15</w:t>
+            </w:r>
+          </w:p>
+        </w:tc>
+        <w:tc>
+          <w:tcPr>
+            <w:tcW w:type="dxa" w:w="1191"/>
             <w:tcMar>
               <w:top w:w="70" w:type="dxa"/>
               <w:start w:w="90" w:type="dxa"/>
@@ -4223,7 +4208,7 @@
               <w:end w:w="90" w:type="dxa"/>
             </w:tcMar>
             <w:vAlign w:val="center"/>
-            <w:tcW w:w="1332" w:type="dxa"/>
+            <w:tcW w:w="1190" w:type="dxa"/>
           </w:tcPr>
           <w:p>
             <w:pPr>
@@ -4237,13 +4222,13 @@
                 <w:color w:val="000000"/>
                 <w:sz w:val="14"/>
               </w:rPr>
-              <w:t>27.04.2026 - 01.05.2026</w:t>
-            </w:r>
-          </w:p>
-        </w:tc>
-        <w:tc>
-          <w:tcPr>
-            <w:tcW w:type="dxa" w:w="2948"/>
+              <w:t>27 APR-1 MEI 2026</w:t>
+            </w:r>
+          </w:p>
+        </w:tc>
+        <w:tc>
+          <w:tcPr>
+            <w:tcW w:type="dxa" w:w="2580"/>
             <w:tcMar>
               <w:top w:w="70" w:type="dxa"/>
               <w:start w:w="90" w:type="dxa"/>
@@ -4251,23 +4236,23 @@
               <w:end w:w="90" w:type="dxa"/>
             </w:tcMar>
             <w:vAlign w:val="center"/>
-            <w:tcW w:w="2948" w:type="dxa"/>
+            <w:tcW w:w="2579" w:type="dxa"/>
           </w:tcPr>
           <w:p>
             <w:pPr>
               <w:spacing w:before="0" w:after="0" w:line="240" w:lineRule="auto"/>
               <w:jc w:val="left"/>
-            </w:pPr>
-            <w:r>
-              <w:rPr>
-                <w:rFonts w:ascii="Arial" w:hAnsi="Arial" w:cs="DejaVu Sans"/>
+              <w:bidi w:val="1"/>
+            </w:pPr>
+            <w:r>
+              <w:rPr>
+                <w:rFonts w:ascii="DejaVu Sans" w:hAnsi="DejaVu Sans" w:cs="DejaVu Sans"/>
                 <w:b w:val="0"/>
                 <w:color w:val="000000"/>
                 <w:sz w:val="14"/>
-              </w:rPr>
-              <w:t>Unit 1</w:t>
-              <w:br/>
-              <w:t>هيا نتعرف إلى الحروف</w:t>
+                <w:rtl/>
+              </w:rPr>
+              <w:t>Unit 1: هيا نتعرف إلى الحروف</w:t>
               <w:br/>
               <w:t>Huruf ف / ق</w:t>
             </w:r>
@@ -4275,7 +4260,7 @@
         </w:tc>
         <w:tc>
           <w:tcPr>
-            <w:tcW w:type="dxa" w:w="1020"/>
+            <w:tcW w:type="dxa" w:w="964"/>
             <w:tcMar>
               <w:top w:w="70" w:type="dxa"/>
               <w:start w:w="90" w:type="dxa"/>
@@ -4283,7 +4268,7 @@
               <w:end w:w="90" w:type="dxa"/>
             </w:tcMar>
             <w:vAlign w:val="center"/>
-            <w:tcW w:w="1020" w:type="dxa"/>
+            <w:tcW w:w="963" w:type="dxa"/>
           </w:tcPr>
           <w:p>
             <w:pPr>
@@ -4303,7 +4288,7 @@
         </w:tc>
         <w:tc>
           <w:tcPr>
-            <w:tcW w:type="dxa" w:w="1984"/>
+            <w:tcW w:type="dxa" w:w="1814"/>
             <w:tcMar>
               <w:top w:w="70" w:type="dxa"/>
               <w:start w:w="90" w:type="dxa"/>
@@ -4311,7 +4296,7 @@
               <w:end w:w="90" w:type="dxa"/>
             </w:tcMar>
             <w:vAlign w:val="center"/>
-            <w:tcW w:w="1984" w:type="dxa"/>
+            <w:tcW w:w="1814" w:type="dxa"/>
           </w:tcPr>
           <w:p>
             <w:pPr>
@@ -4331,7 +4316,7 @@
         </w:tc>
         <w:tc>
           <w:tcPr>
-            <w:tcW w:type="dxa" w:w="4309"/>
+            <w:tcW w:type="dxa" w:w="4025"/>
             <w:tcMar>
               <w:top w:w="70" w:type="dxa"/>
               <w:start w:w="90" w:type="dxa"/>
@@ -4339,7 +4324,7 @@
               <w:end w:w="90" w:type="dxa"/>
             </w:tcMar>
             <w:vAlign w:val="center"/>
-            <w:tcW w:w="4308" w:type="dxa"/>
+            <w:tcW w:w="4025" w:type="dxa"/>
           </w:tcPr>
           <w:p>
             <w:pPr>
@@ -4359,7 +4344,7 @@
         </w:tc>
         <w:tc>
           <w:tcPr>
-            <w:tcW w:type="dxa" w:w="822"/>
+            <w:tcW w:type="dxa" w:w="737"/>
             <w:tcMar>
               <w:top w:w="70" w:type="dxa"/>
               <w:start w:w="90" w:type="dxa"/>
@@ -4367,7 +4352,7 @@
               <w:end w:w="90" w:type="dxa"/>
             </w:tcMar>
             <w:vAlign w:val="center"/>
-            <w:tcW w:w="822" w:type="dxa"/>
+            <w:tcW w:w="737" w:type="dxa"/>
           </w:tcPr>
           <w:p>
             <w:pPr>
@@ -4387,7 +4372,7 @@
         </w:tc>
         <w:tc>
           <w:tcPr>
-            <w:tcW w:type="dxa" w:w="1984"/>
+            <w:tcW w:type="dxa" w:w="1843"/>
             <w:tcMar>
               <w:top w:w="70" w:type="dxa"/>
               <w:start w:w="90" w:type="dxa"/>
@@ -4395,7 +4380,7 @@
               <w:end w:w="90" w:type="dxa"/>
             </w:tcMar>
             <w:vAlign w:val="center"/>
-            <w:tcW w:w="1984" w:type="dxa"/>
+            <w:tcW w:w="1842" w:type="dxa"/>
           </w:tcPr>
           <w:p>
             <w:pPr>
@@ -4419,7 +4404,7 @@
         </w:trPr>
         <w:tc>
           <w:tcPr>
-            <w:tcW w:type="dxa" w:w="907"/>
+            <w:tcW w:type="dxa" w:w="709"/>
             <w:tcMar>
               <w:top w:w="70" w:type="dxa"/>
               <w:start w:w="90" w:type="dxa"/>
@@ -4428,7 +4413,7 @@
             </w:tcMar>
             <w:vAlign w:val="center"/>
             <w:shd w:fill="F3F5F7"/>
-            <w:tcW w:w="907" w:type="dxa"/>
+            <w:tcW w:w="708" w:type="dxa"/>
           </w:tcPr>
           <w:p>
             <w:pPr>
@@ -4442,15 +4427,13 @@
                 <w:color w:val="000000"/>
                 <w:sz w:val="14"/>
               </w:rPr>
-              <w:t>MINGGU</w:t>
-              <w:br/>
-              <w:t>16</w:t>
-            </w:r>
-          </w:p>
-        </w:tc>
-        <w:tc>
-          <w:tcPr>
-            <w:tcW w:type="dxa" w:w="1332"/>
+              <w:t>MINGGU 16</w:t>
+            </w:r>
+          </w:p>
+        </w:tc>
+        <w:tc>
+          <w:tcPr>
+            <w:tcW w:type="dxa" w:w="1191"/>
             <w:tcMar>
               <w:top w:w="70" w:type="dxa"/>
               <w:start w:w="90" w:type="dxa"/>
@@ -4459,7 +4442,7 @@
             </w:tcMar>
             <w:vAlign w:val="center"/>
             <w:shd w:fill="F3F5F7"/>
-            <w:tcW w:w="1332" w:type="dxa"/>
+            <w:tcW w:w="1190" w:type="dxa"/>
           </w:tcPr>
           <w:p>
             <w:pPr>
@@ -4473,13 +4456,13 @@
                 <w:color w:val="000000"/>
                 <w:sz w:val="14"/>
               </w:rPr>
-              <w:t>04.05.2026 - 08.05.2026</w:t>
-            </w:r>
-          </w:p>
-        </w:tc>
-        <w:tc>
-          <w:tcPr>
-            <w:tcW w:type="dxa" w:w="2948"/>
+              <w:t>4-8 MEI 2026</w:t>
+            </w:r>
+          </w:p>
+        </w:tc>
+        <w:tc>
+          <w:tcPr>
+            <w:tcW w:type="dxa" w:w="2580"/>
             <w:tcMar>
               <w:top w:w="70" w:type="dxa"/>
               <w:start w:w="90" w:type="dxa"/>
@@ -4488,23 +4471,23 @@
             </w:tcMar>
             <w:vAlign w:val="center"/>
             <w:shd w:fill="F3F5F7"/>
-            <w:tcW w:w="2948" w:type="dxa"/>
+            <w:tcW w:w="2579" w:type="dxa"/>
           </w:tcPr>
           <w:p>
             <w:pPr>
               <w:spacing w:before="0" w:after="0" w:line="240" w:lineRule="auto"/>
               <w:jc w:val="left"/>
-            </w:pPr>
-            <w:r>
-              <w:rPr>
-                <w:rFonts w:ascii="Arial" w:hAnsi="Arial" w:cs="DejaVu Sans"/>
+              <w:bidi w:val="1"/>
+            </w:pPr>
+            <w:r>
+              <w:rPr>
+                <w:rFonts w:ascii="DejaVu Sans" w:hAnsi="DejaVu Sans" w:cs="DejaVu Sans"/>
                 <w:b w:val="0"/>
                 <w:color w:val="000000"/>
                 <w:sz w:val="14"/>
-              </w:rPr>
-              <w:t>Unit 1</w:t>
-              <w:br/>
-              <w:t>هيا نتعرف إلى الحروف</w:t>
+                <w:rtl/>
+              </w:rPr>
+              <w:t>Unit 1: هيا نتعرف إلى الحروف</w:t>
               <w:br/>
               <w:t>Huruf ك</w:t>
             </w:r>
@@ -4512,7 +4495,7 @@
         </w:tc>
         <w:tc>
           <w:tcPr>
-            <w:tcW w:type="dxa" w:w="1020"/>
+            <w:tcW w:type="dxa" w:w="964"/>
             <w:tcMar>
               <w:top w:w="70" w:type="dxa"/>
               <w:start w:w="90" w:type="dxa"/>
@@ -4521,7 +4504,7 @@
             </w:tcMar>
             <w:vAlign w:val="center"/>
             <w:shd w:fill="F3F5F7"/>
-            <w:tcW w:w="1020" w:type="dxa"/>
+            <w:tcW w:w="963" w:type="dxa"/>
           </w:tcPr>
           <w:p>
             <w:pPr>
@@ -4541,7 +4524,7 @@
         </w:tc>
         <w:tc>
           <w:tcPr>
-            <w:tcW w:type="dxa" w:w="1984"/>
+            <w:tcW w:type="dxa" w:w="1814"/>
             <w:tcMar>
               <w:top w:w="70" w:type="dxa"/>
               <w:start w:w="90" w:type="dxa"/>
@@ -4550,7 +4533,7 @@
             </w:tcMar>
             <w:vAlign w:val="center"/>
             <w:shd w:fill="F3F5F7"/>
-            <w:tcW w:w="1984" w:type="dxa"/>
+            <w:tcW w:w="1814" w:type="dxa"/>
           </w:tcPr>
           <w:p>
             <w:pPr>
@@ -4570,7 +4553,7 @@
         </w:tc>
         <w:tc>
           <w:tcPr>
-            <w:tcW w:type="dxa" w:w="4309"/>
+            <w:tcW w:type="dxa" w:w="4025"/>
             <w:tcMar>
               <w:top w:w="70" w:type="dxa"/>
               <w:start w:w="90" w:type="dxa"/>
@@ -4579,7 +4562,7 @@
             </w:tcMar>
             <w:vAlign w:val="center"/>
             <w:shd w:fill="F3F5F7"/>
-            <w:tcW w:w="4308" w:type="dxa"/>
+            <w:tcW w:w="4025" w:type="dxa"/>
           </w:tcPr>
           <w:p>
             <w:pPr>
@@ -4599,7 +4582,7 @@
         </w:tc>
         <w:tc>
           <w:tcPr>
-            <w:tcW w:type="dxa" w:w="822"/>
+            <w:tcW w:type="dxa" w:w="737"/>
             <w:tcMar>
               <w:top w:w="70" w:type="dxa"/>
               <w:start w:w="90" w:type="dxa"/>
@@ -4608,7 +4591,7 @@
             </w:tcMar>
             <w:vAlign w:val="center"/>
             <w:shd w:fill="F3F5F7"/>
-            <w:tcW w:w="822" w:type="dxa"/>
+            <w:tcW w:w="737" w:type="dxa"/>
           </w:tcPr>
           <w:p>
             <w:pPr>
@@ -4628,7 +4611,7 @@
         </w:tc>
         <w:tc>
           <w:tcPr>
-            <w:tcW w:type="dxa" w:w="1984"/>
+            <w:tcW w:type="dxa" w:w="1843"/>
             <w:tcMar>
               <w:top w:w="70" w:type="dxa"/>
               <w:start w:w="90" w:type="dxa"/>
@@ -4637,7 +4620,7 @@
             </w:tcMar>
             <w:vAlign w:val="center"/>
             <w:shd w:fill="F3F5F7"/>
-            <w:tcW w:w="1984" w:type="dxa"/>
+            <w:tcW w:w="1842" w:type="dxa"/>
           </w:tcPr>
           <w:p>
             <w:pPr>
@@ -4661,7 +4644,7 @@
         </w:trPr>
         <w:tc>
           <w:tcPr>
-            <w:tcW w:type="dxa" w:w="907"/>
+            <w:tcW w:type="dxa" w:w="709"/>
             <w:tcMar>
               <w:top w:w="70" w:type="dxa"/>
               <w:start w:w="90" w:type="dxa"/>
@@ -4670,7 +4653,7 @@
             </w:tcMar>
             <w:vAlign w:val="center"/>
             <w:shd w:fill="E8F0F7"/>
-            <w:tcW w:w="907" w:type="dxa"/>
+            <w:tcW w:w="708" w:type="dxa"/>
           </w:tcPr>
           <w:p>
             <w:pPr>
@@ -4684,15 +4667,13 @@
                 <w:color w:val="000000"/>
                 <w:sz w:val="14"/>
               </w:rPr>
-              <w:t>MINGGU</w:t>
-              <w:br/>
-              <w:t>17</w:t>
-            </w:r>
-          </w:p>
-        </w:tc>
-        <w:tc>
-          <w:tcPr>
-            <w:tcW w:type="dxa" w:w="1332"/>
+              <w:t>MINGGU 17</w:t>
+            </w:r>
+          </w:p>
+        </w:tc>
+        <w:tc>
+          <w:tcPr>
+            <w:tcW w:type="dxa" w:w="1191"/>
             <w:tcMar>
               <w:top w:w="70" w:type="dxa"/>
               <w:start w:w="90" w:type="dxa"/>
@@ -4701,7 +4682,7 @@
             </w:tcMar>
             <w:vAlign w:val="center"/>
             <w:shd w:fill="E8F0F7"/>
-            <w:tcW w:w="1332" w:type="dxa"/>
+            <w:tcW w:w="1190" w:type="dxa"/>
           </w:tcPr>
           <w:p>
             <w:pPr>
@@ -4715,13 +4696,13 @@
                 <w:color w:val="000000"/>
                 <w:sz w:val="14"/>
               </w:rPr>
-              <w:t>11.05.2026 - 15.05.2026</w:t>
-            </w:r>
-          </w:p>
-        </w:tc>
-        <w:tc>
-          <w:tcPr>
-            <w:tcW w:type="dxa" w:w="2948"/>
+              <w:t>11-15 MEI 2026</w:t>
+            </w:r>
+          </w:p>
+        </w:tc>
+        <w:tc>
+          <w:tcPr>
+            <w:tcW w:type="dxa" w:w="2580"/>
             <w:tcMar>
               <w:top w:w="70" w:type="dxa"/>
               <w:start w:w="90" w:type="dxa"/>
@@ -4730,7 +4711,7 @@
             </w:tcMar>
             <w:vAlign w:val="center"/>
             <w:shd w:fill="E8F0F7"/>
-            <w:tcW w:w="2948" w:type="dxa"/>
+            <w:tcW w:w="2579" w:type="dxa"/>
           </w:tcPr>
           <w:p>
             <w:pPr>
@@ -4752,7 +4733,7 @@
         </w:tc>
         <w:tc>
           <w:tcPr>
-            <w:tcW w:type="dxa" w:w="1020"/>
+            <w:tcW w:type="dxa" w:w="964"/>
             <w:tcMar>
               <w:top w:w="70" w:type="dxa"/>
               <w:start w:w="90" w:type="dxa"/>
@@ -4761,7 +4742,7 @@
             </w:tcMar>
             <w:vAlign w:val="center"/>
             <w:shd w:fill="E8F0F7"/>
-            <w:tcW w:w="1020" w:type="dxa"/>
+            <w:tcW w:w="963" w:type="dxa"/>
           </w:tcPr>
           <w:p>
             <w:pPr>
@@ -4781,7 +4762,7 @@
         </w:tc>
         <w:tc>
           <w:tcPr>
-            <w:tcW w:type="dxa" w:w="1984"/>
+            <w:tcW w:type="dxa" w:w="1814"/>
             <w:tcMar>
               <w:top w:w="70" w:type="dxa"/>
               <w:start w:w="90" w:type="dxa"/>
@@ -4790,7 +4771,7 @@
             </w:tcMar>
             <w:vAlign w:val="center"/>
             <w:shd w:fill="E8F0F7"/>
-            <w:tcW w:w="1984" w:type="dxa"/>
+            <w:tcW w:w="1814" w:type="dxa"/>
           </w:tcPr>
           <w:p>
             <w:pPr>
@@ -4810,7 +4791,7 @@
         </w:tc>
         <w:tc>
           <w:tcPr>
-            <w:tcW w:type="dxa" w:w="4309"/>
+            <w:tcW w:type="dxa" w:w="4025"/>
             <w:tcMar>
               <w:top w:w="70" w:type="dxa"/>
               <w:start w:w="90" w:type="dxa"/>
@@ -4819,7 +4800,7 @@
             </w:tcMar>
             <w:vAlign w:val="center"/>
             <w:shd w:fill="E8F0F7"/>
-            <w:tcW w:w="4308" w:type="dxa"/>
+            <w:tcW w:w="4025" w:type="dxa"/>
           </w:tcPr>
           <w:p>
             <w:pPr>
@@ -4839,7 +4820,7 @@
         </w:tc>
         <w:tc>
           <w:tcPr>
-            <w:tcW w:type="dxa" w:w="822"/>
+            <w:tcW w:type="dxa" w:w="737"/>
             <w:tcMar>
               <w:top w:w="70" w:type="dxa"/>
               <w:start w:w="90" w:type="dxa"/>
@@ -4848,7 +4829,7 @@
             </w:tcMar>
             <w:vAlign w:val="center"/>
             <w:shd w:fill="E8F0F7"/>
-            <w:tcW w:w="822" w:type="dxa"/>
+            <w:tcW w:w="737" w:type="dxa"/>
           </w:tcPr>
           <w:p>
             <w:pPr>
@@ -4868,7 +4849,7 @@
         </w:tc>
         <w:tc>
           <w:tcPr>
-            <w:tcW w:type="dxa" w:w="1984"/>
+            <w:tcW w:type="dxa" w:w="1843"/>
             <w:tcMar>
               <w:top w:w="70" w:type="dxa"/>
               <w:start w:w="90" w:type="dxa"/>
@@ -4877,7 +4858,7 @@
             </w:tcMar>
             <w:vAlign w:val="center"/>
             <w:shd w:fill="E8F0F7"/>
-            <w:tcW w:w="1984" w:type="dxa"/>
+            <w:tcW w:w="1842" w:type="dxa"/>
           </w:tcPr>
           <w:p>
             <w:pPr>
@@ -4901,7 +4882,7 @@
         </w:trPr>
         <w:tc>
           <w:tcPr>
-            <w:tcW w:type="dxa" w:w="907"/>
+            <w:tcW w:type="dxa" w:w="709"/>
             <w:tcMar>
               <w:top w:w="70" w:type="dxa"/>
               <w:start w:w="90" w:type="dxa"/>
@@ -4910,7 +4891,7 @@
             </w:tcMar>
             <w:vAlign w:val="center"/>
             <w:shd w:fill="F3F5F7"/>
-            <w:tcW w:w="907" w:type="dxa"/>
+            <w:tcW w:w="708" w:type="dxa"/>
           </w:tcPr>
           <w:p>
             <w:pPr>
@@ -4924,15 +4905,13 @@
                 <w:color w:val="000000"/>
                 <w:sz w:val="14"/>
               </w:rPr>
-              <w:t>MINGGU</w:t>
-              <w:br/>
-              <w:t>18</w:t>
-            </w:r>
-          </w:p>
-        </w:tc>
-        <w:tc>
-          <w:tcPr>
-            <w:tcW w:type="dxa" w:w="1332"/>
+              <w:t>MINGGU 18</w:t>
+            </w:r>
+          </w:p>
+        </w:tc>
+        <w:tc>
+          <w:tcPr>
+            <w:tcW w:type="dxa" w:w="1191"/>
             <w:tcMar>
               <w:top w:w="70" w:type="dxa"/>
               <w:start w:w="90" w:type="dxa"/>
@@ -4941,7 +4920,7 @@
             </w:tcMar>
             <w:vAlign w:val="center"/>
             <w:shd w:fill="F3F5F7"/>
-            <w:tcW w:w="1332" w:type="dxa"/>
+            <w:tcW w:w="1190" w:type="dxa"/>
           </w:tcPr>
           <w:p>
             <w:pPr>
@@ -4955,13 +4934,13 @@
                 <w:color w:val="000000"/>
                 <w:sz w:val="14"/>
               </w:rPr>
-              <w:t>18.05.2026 - 22.05.2026</w:t>
-            </w:r>
-          </w:p>
-        </w:tc>
-        <w:tc>
-          <w:tcPr>
-            <w:tcW w:type="dxa" w:w="2948"/>
+              <w:t>18-22 MEI 2026</w:t>
+            </w:r>
+          </w:p>
+        </w:tc>
+        <w:tc>
+          <w:tcPr>
+            <w:tcW w:type="dxa" w:w="2580"/>
             <w:tcMar>
               <w:top w:w="70" w:type="dxa"/>
               <w:start w:w="90" w:type="dxa"/>
@@ -4970,23 +4949,23 @@
             </w:tcMar>
             <w:vAlign w:val="center"/>
             <w:shd w:fill="F3F5F7"/>
-            <w:tcW w:w="2948" w:type="dxa"/>
+            <w:tcW w:w="2579" w:type="dxa"/>
           </w:tcPr>
           <w:p>
             <w:pPr>
               <w:spacing w:before="0" w:after="0" w:line="240" w:lineRule="auto"/>
               <w:jc w:val="left"/>
-            </w:pPr>
-            <w:r>
-              <w:rPr>
-                <w:rFonts w:ascii="Arial" w:hAnsi="Arial" w:cs="DejaVu Sans"/>
+              <w:bidi w:val="1"/>
+            </w:pPr>
+            <w:r>
+              <w:rPr>
+                <w:rFonts w:ascii="DejaVu Sans" w:hAnsi="DejaVu Sans" w:cs="DejaVu Sans"/>
                 <w:b w:val="0"/>
                 <w:color w:val="000000"/>
                 <w:sz w:val="14"/>
-              </w:rPr>
-              <w:t>Unit 1</w:t>
-              <w:br/>
-              <w:t>هيا نتعرف إلى الحروف</w:t>
+                <w:rtl/>
+              </w:rPr>
+              <w:t>Unit 1: هيا نتعرف إلى الحروف</w:t>
               <w:br/>
               <w:t>Huruf ل / م / ن</w:t>
             </w:r>
@@ -4994,7 +4973,7 @@
         </w:tc>
         <w:tc>
           <w:tcPr>
-            <w:tcW w:type="dxa" w:w="1020"/>
+            <w:tcW w:type="dxa" w:w="964"/>
             <w:tcMar>
               <w:top w:w="70" w:type="dxa"/>
               <w:start w:w="90" w:type="dxa"/>
@@ -5003,7 +4982,7 @@
             </w:tcMar>
             <w:vAlign w:val="center"/>
             <w:shd w:fill="F3F5F7"/>
-            <w:tcW w:w="1020" w:type="dxa"/>
+            <w:tcW w:w="963" w:type="dxa"/>
           </w:tcPr>
           <w:p>
             <w:pPr>
@@ -5023,7 +5002,7 @@
         </w:tc>
         <w:tc>
           <w:tcPr>
-            <w:tcW w:type="dxa" w:w="1984"/>
+            <w:tcW w:type="dxa" w:w="1814"/>
             <w:tcMar>
               <w:top w:w="70" w:type="dxa"/>
               <w:start w:w="90" w:type="dxa"/>
@@ -5032,7 +5011,7 @@
             </w:tcMar>
             <w:vAlign w:val="center"/>
             <w:shd w:fill="F3F5F7"/>
-            <w:tcW w:w="1984" w:type="dxa"/>
+            <w:tcW w:w="1814" w:type="dxa"/>
           </w:tcPr>
           <w:p>
             <w:pPr>
@@ -5052,7 +5031,7 @@
         </w:tc>
         <w:tc>
           <w:tcPr>
-            <w:tcW w:type="dxa" w:w="4309"/>
+            <w:tcW w:type="dxa" w:w="4025"/>
             <w:tcMar>
               <w:top w:w="70" w:type="dxa"/>
               <w:start w:w="90" w:type="dxa"/>
@@ -5061,7 +5040,7 @@
             </w:tcMar>
             <w:vAlign w:val="center"/>
             <w:shd w:fill="F3F5F7"/>
-            <w:tcW w:w="4308" w:type="dxa"/>
+            <w:tcW w:w="4025" w:type="dxa"/>
           </w:tcPr>
           <w:p>
             <w:pPr>
@@ -5081,7 +5060,7 @@
         </w:tc>
         <w:tc>
           <w:tcPr>
-            <w:tcW w:type="dxa" w:w="822"/>
+            <w:tcW w:type="dxa" w:w="737"/>
             <w:tcMar>
               <w:top w:w="70" w:type="dxa"/>
               <w:start w:w="90" w:type="dxa"/>
@@ -5090,7 +5069,7 @@
             </w:tcMar>
             <w:vAlign w:val="center"/>
             <w:shd w:fill="F3F5F7"/>
-            <w:tcW w:w="822" w:type="dxa"/>
+            <w:tcW w:w="737" w:type="dxa"/>
           </w:tcPr>
           <w:p>
             <w:pPr>
@@ -5110,7 +5089,7 @@
         </w:tc>
         <w:tc>
           <w:tcPr>
-            <w:tcW w:type="dxa" w:w="1984"/>
+            <w:tcW w:type="dxa" w:w="1843"/>
             <w:tcMar>
               <w:top w:w="70" w:type="dxa"/>
               <w:start w:w="90" w:type="dxa"/>
@@ -5119,7 +5098,7 @@
             </w:tcMar>
             <w:vAlign w:val="center"/>
             <w:shd w:fill="F3F5F7"/>
-            <w:tcW w:w="1984" w:type="dxa"/>
+            <w:tcW w:w="1842" w:type="dxa"/>
           </w:tcPr>
           <w:p>
             <w:pPr>
@@ -5153,9 +5132,16 @@
       </w:r>
     </w:p>
     <w:p>
+      <w:r/>
+    </w:p>
+    <w:p>
       <w:pPr>
-        <w:pageBreakBefore/>
+        <w:keepNext/>
+        <w:keepLines/>
+        <w:pageBreakBefore w:val="0"/>
         <w:spacing w:after="80"/>
+        <w:jc w:val="left"/>
+        <w:bidi w:val="0"/>
       </w:pPr>
       <w:r>
         <w:rPr>
@@ -5163,6 +5149,7 @@
           <w:b/>
           <w:color w:val="183B56"/>
           <w:sz w:val="24"/>
+          <w:rtl w:val="0"/>
         </w:rPr>
         <w:t>Penggal 2A</w:t>
       </w:r>
@@ -5174,26 +5161,26 @@
         <w:jc w:val="center"/>
         <w:tblLayout w:type="fixed"/>
         <w:tblLook w:firstColumn="1" w:firstRow="1" w:lastColumn="0" w:lastRow="0" w:noHBand="0" w:noVBand="1" w:val="04A0"/>
-        <w:tblW w:w="15307" w:type="dxa"/>
+        <w:tblW w:w="13861" w:type="dxa"/>
         <w:tblLayout w:type="fixed"/>
       </w:tblPr>
       <w:tblGrid>
-        <w:gridCol w:w="907"/>
-        <w:gridCol w:w="1332"/>
-        <w:gridCol w:w="2948"/>
-        <w:gridCol w:w="1020"/>
-        <w:gridCol w:w="1984"/>
-        <w:gridCol w:w="4308"/>
-        <w:gridCol w:w="822"/>
-        <w:gridCol w:w="1984"/>
+        <w:gridCol w:w="708"/>
+        <w:gridCol w:w="1190"/>
+        <w:gridCol w:w="2579"/>
+        <w:gridCol w:w="963"/>
+        <w:gridCol w:w="1814"/>
+        <w:gridCol w:w="4025"/>
+        <w:gridCol w:w="737"/>
+        <w:gridCol w:w="1842"/>
       </w:tblGrid>
       <w:tr>
         <w:trPr>
-          <w:tblHeader/>
+          <w:tblHeader w:val="true"/>
         </w:trPr>
         <w:tc>
           <w:tcPr>
-            <w:tcW w:type="dxa" w:w="907"/>
+            <w:tcW w:type="dxa" w:w="709"/>
             <w:shd w:fill="183B56"/>
             <w:tcMar>
               <w:top w:w="85" w:type="dxa"/>
@@ -5202,7 +5189,7 @@
               <w:end w:w="80" w:type="dxa"/>
             </w:tcMar>
             <w:vAlign w:val="center"/>
-            <w:tcW w:w="907" w:type="dxa"/>
+            <w:tcW w:w="708" w:type="dxa"/>
           </w:tcPr>
           <w:p>
             <w:pPr>
@@ -5222,7 +5209,7 @@
         </w:tc>
         <w:tc>
           <w:tcPr>
-            <w:tcW w:type="dxa" w:w="1332"/>
+            <w:tcW w:type="dxa" w:w="1191"/>
             <w:shd w:fill="183B56"/>
             <w:tcMar>
               <w:top w:w="85" w:type="dxa"/>
@@ -5231,7 +5218,7 @@
               <w:end w:w="80" w:type="dxa"/>
             </w:tcMar>
             <w:vAlign w:val="center"/>
-            <w:tcW w:w="1332" w:type="dxa"/>
+            <w:tcW w:w="1190" w:type="dxa"/>
           </w:tcPr>
           <w:p>
             <w:pPr>
@@ -5251,7 +5238,7 @@
         </w:tc>
         <w:tc>
           <w:tcPr>
-            <w:tcW w:type="dxa" w:w="2948"/>
+            <w:tcW w:type="dxa" w:w="2580"/>
             <w:shd w:fill="183B56"/>
             <w:tcMar>
               <w:top w:w="85" w:type="dxa"/>
@@ -5260,7 +5247,7 @@
               <w:end w:w="80" w:type="dxa"/>
             </w:tcMar>
             <w:vAlign w:val="center"/>
-            <w:tcW w:w="2948" w:type="dxa"/>
+            <w:tcW w:w="2579" w:type="dxa"/>
           </w:tcPr>
           <w:p>
             <w:pPr>
@@ -5280,7 +5267,7 @@
         </w:tc>
         <w:tc>
           <w:tcPr>
-            <w:tcW w:type="dxa" w:w="1020"/>
+            <w:tcW w:type="dxa" w:w="964"/>
             <w:shd w:fill="183B56"/>
             <w:tcMar>
               <w:top w:w="85" w:type="dxa"/>
@@ -5289,7 +5276,7 @@
               <w:end w:w="80" w:type="dxa"/>
             </w:tcMar>
             <w:vAlign w:val="center"/>
-            <w:tcW w:w="1020" w:type="dxa"/>
+            <w:tcW w:w="963" w:type="dxa"/>
           </w:tcPr>
           <w:p>
             <w:pPr>
@@ -5309,7 +5296,7 @@
         </w:tc>
         <w:tc>
           <w:tcPr>
-            <w:tcW w:type="dxa" w:w="1984"/>
+            <w:tcW w:type="dxa" w:w="1814"/>
             <w:shd w:fill="183B56"/>
             <w:tcMar>
               <w:top w:w="85" w:type="dxa"/>
@@ -5318,7 +5305,7 @@
               <w:end w:w="80" w:type="dxa"/>
             </w:tcMar>
             <w:vAlign w:val="center"/>
-            <w:tcW w:w="1984" w:type="dxa"/>
+            <w:tcW w:w="1814" w:type="dxa"/>
           </w:tcPr>
           <w:p>
             <w:pPr>
@@ -5338,7 +5325,7 @@
         </w:tc>
         <w:tc>
           <w:tcPr>
-            <w:tcW w:type="dxa" w:w="4309"/>
+            <w:tcW w:type="dxa" w:w="4025"/>
             <w:shd w:fill="183B56"/>
             <w:tcMar>
               <w:top w:w="85" w:type="dxa"/>
@@ -5347,7 +5334,7 @@
               <w:end w:w="80" w:type="dxa"/>
             </w:tcMar>
             <w:vAlign w:val="center"/>
-            <w:tcW w:w="4308" w:type="dxa"/>
+            <w:tcW w:w="4025" w:type="dxa"/>
           </w:tcPr>
           <w:p>
             <w:pPr>
@@ -5367,7 +5354,7 @@
         </w:tc>
         <w:tc>
           <w:tcPr>
-            <w:tcW w:type="dxa" w:w="822"/>
+            <w:tcW w:type="dxa" w:w="737"/>
             <w:shd w:fill="183B56"/>
             <w:tcMar>
               <w:top w:w="85" w:type="dxa"/>
@@ -5376,7 +5363,7 @@
               <w:end w:w="80" w:type="dxa"/>
             </w:tcMar>
             <w:vAlign w:val="center"/>
-            <w:tcW w:w="822" w:type="dxa"/>
+            <w:tcW w:w="737" w:type="dxa"/>
           </w:tcPr>
           <w:p>
             <w:pPr>
@@ -5398,7 +5385,7 @@
         </w:tc>
         <w:tc>
           <w:tcPr>
-            <w:tcW w:type="dxa" w:w="1984"/>
+            <w:tcW w:type="dxa" w:w="1843"/>
             <w:shd w:fill="183B56"/>
             <w:tcMar>
               <w:top w:w="85" w:type="dxa"/>
@@ -5407,7 +5394,7 @@
               <w:end w:w="80" w:type="dxa"/>
             </w:tcMar>
             <w:vAlign w:val="center"/>
-            <w:tcW w:w="1984" w:type="dxa"/>
+            <w:tcW w:w="1842" w:type="dxa"/>
           </w:tcPr>
           <w:p>
             <w:pPr>
@@ -5432,7 +5419,7 @@
         </w:trPr>
         <w:tc>
           <w:tcPr>
-            <w:tcW w:type="dxa" w:w="907"/>
+            <w:tcW w:type="dxa" w:w="709"/>
             <w:tcMar>
               <w:top w:w="70" w:type="dxa"/>
               <w:start w:w="90" w:type="dxa"/>
@@ -5440,7 +5427,7 @@
               <w:end w:w="90" w:type="dxa"/>
             </w:tcMar>
             <w:vAlign w:val="center"/>
-            <w:tcW w:w="907" w:type="dxa"/>
+            <w:tcW w:w="708" w:type="dxa"/>
           </w:tcPr>
           <w:p>
             <w:pPr>
@@ -5454,15 +5441,13 @@
                 <w:color w:val="000000"/>
                 <w:sz w:val="14"/>
               </w:rPr>
-              <w:t>MINGGU</w:t>
-              <w:br/>
-              <w:t>19</w:t>
-            </w:r>
-          </w:p>
-        </w:tc>
-        <w:tc>
-          <w:tcPr>
-            <w:tcW w:type="dxa" w:w="1332"/>
+              <w:t>MINGGU 19</w:t>
+            </w:r>
+          </w:p>
+        </w:tc>
+        <w:tc>
+          <w:tcPr>
+            <w:tcW w:type="dxa" w:w="1191"/>
             <w:tcMar>
               <w:top w:w="70" w:type="dxa"/>
               <w:start w:w="90" w:type="dxa"/>
@@ -5470,7 +5455,7 @@
               <w:end w:w="90" w:type="dxa"/>
             </w:tcMar>
             <w:vAlign w:val="center"/>
-            <w:tcW w:w="1332" w:type="dxa"/>
+            <w:tcW w:w="1190" w:type="dxa"/>
           </w:tcPr>
           <w:p>
             <w:pPr>
@@ -5484,13 +5469,13 @@
                 <w:color w:val="000000"/>
                 <w:sz w:val="14"/>
               </w:rPr>
-              <w:t>08.06.2026 - 12.06.2026</w:t>
-            </w:r>
-          </w:p>
-        </w:tc>
-        <w:tc>
-          <w:tcPr>
-            <w:tcW w:type="dxa" w:w="2948"/>
+              <w:t>8-12 JUN 2026</w:t>
+            </w:r>
+          </w:p>
+        </w:tc>
+        <w:tc>
+          <w:tcPr>
+            <w:tcW w:type="dxa" w:w="2580"/>
             <w:tcMar>
               <w:top w:w="70" w:type="dxa"/>
               <w:start w:w="90" w:type="dxa"/>
@@ -5498,23 +5483,23 @@
               <w:end w:w="90" w:type="dxa"/>
             </w:tcMar>
             <w:vAlign w:val="center"/>
-            <w:tcW w:w="2948" w:type="dxa"/>
+            <w:tcW w:w="2579" w:type="dxa"/>
           </w:tcPr>
           <w:p>
             <w:pPr>
               <w:spacing w:before="0" w:after="0" w:line="240" w:lineRule="auto"/>
               <w:jc w:val="left"/>
-            </w:pPr>
-            <w:r>
-              <w:rPr>
-                <w:rFonts w:ascii="Arial" w:hAnsi="Arial" w:cs="DejaVu Sans"/>
+              <w:bidi w:val="1"/>
+            </w:pPr>
+            <w:r>
+              <w:rPr>
+                <w:rFonts w:ascii="DejaVu Sans" w:hAnsi="DejaVu Sans" w:cs="DejaVu Sans"/>
                 <w:b w:val="0"/>
                 <w:color w:val="000000"/>
                 <w:sz w:val="14"/>
-              </w:rPr>
-              <w:t>Unit 1</w:t>
-              <w:br/>
-              <w:t>هيا نتعرف إلى الحروف</w:t>
+                <w:rtl/>
+              </w:rPr>
+              <w:t>Unit 1: هيا نتعرف إلى الحروف</w:t>
               <w:br/>
               <w:t>Huruf و / ه / ي</w:t>
             </w:r>
@@ -5522,7 +5507,7 @@
         </w:tc>
         <w:tc>
           <w:tcPr>
-            <w:tcW w:type="dxa" w:w="1020"/>
+            <w:tcW w:type="dxa" w:w="964"/>
             <w:tcMar>
               <w:top w:w="70" w:type="dxa"/>
               <w:start w:w="90" w:type="dxa"/>
@@ -5530,7 +5515,7 @@
               <w:end w:w="90" w:type="dxa"/>
             </w:tcMar>
             <w:vAlign w:val="center"/>
-            <w:tcW w:w="1020" w:type="dxa"/>
+            <w:tcW w:w="963" w:type="dxa"/>
           </w:tcPr>
           <w:p>
             <w:pPr>
@@ -5550,7 +5535,7 @@
         </w:tc>
         <w:tc>
           <w:tcPr>
-            <w:tcW w:type="dxa" w:w="1984"/>
+            <w:tcW w:type="dxa" w:w="1814"/>
             <w:tcMar>
               <w:top w:w="70" w:type="dxa"/>
               <w:start w:w="90" w:type="dxa"/>
@@ -5558,7 +5543,7 @@
               <w:end w:w="90" w:type="dxa"/>
             </w:tcMar>
             <w:vAlign w:val="center"/>
-            <w:tcW w:w="1984" w:type="dxa"/>
+            <w:tcW w:w="1814" w:type="dxa"/>
           </w:tcPr>
           <w:p>
             <w:pPr>
@@ -5578,7 +5563,7 @@
         </w:tc>
         <w:tc>
           <w:tcPr>
-            <w:tcW w:type="dxa" w:w="4309"/>
+            <w:tcW w:type="dxa" w:w="4025"/>
             <w:tcMar>
               <w:top w:w="70" w:type="dxa"/>
               <w:start w:w="90" w:type="dxa"/>
@@ -5586,7 +5571,7 @@
               <w:end w:w="90" w:type="dxa"/>
             </w:tcMar>
             <w:vAlign w:val="center"/>
-            <w:tcW w:w="4308" w:type="dxa"/>
+            <w:tcW w:w="4025" w:type="dxa"/>
           </w:tcPr>
           <w:p>
             <w:pPr>
@@ -5606,7 +5591,7 @@
         </w:tc>
         <w:tc>
           <w:tcPr>
-            <w:tcW w:type="dxa" w:w="822"/>
+            <w:tcW w:type="dxa" w:w="737"/>
             <w:tcMar>
               <w:top w:w="70" w:type="dxa"/>
               <w:start w:w="90" w:type="dxa"/>
@@ -5614,7 +5599,7 @@
               <w:end w:w="90" w:type="dxa"/>
             </w:tcMar>
             <w:vAlign w:val="center"/>
-            <w:tcW w:w="822" w:type="dxa"/>
+            <w:tcW w:w="737" w:type="dxa"/>
           </w:tcPr>
           <w:p>
             <w:pPr>
@@ -5634,7 +5619,7 @@
         </w:tc>
         <w:tc>
           <w:tcPr>
-            <w:tcW w:type="dxa" w:w="1984"/>
+            <w:tcW w:type="dxa" w:w="1843"/>
             <w:tcMar>
               <w:top w:w="70" w:type="dxa"/>
               <w:start w:w="90" w:type="dxa"/>
@@ -5642,7 +5627,7 @@
               <w:end w:w="90" w:type="dxa"/>
             </w:tcMar>
             <w:vAlign w:val="center"/>
-            <w:tcW w:w="1984" w:type="dxa"/>
+            <w:tcW w:w="1842" w:type="dxa"/>
           </w:tcPr>
           <w:p>
             <w:pPr>
@@ -5666,7 +5651,7 @@
         </w:trPr>
         <w:tc>
           <w:tcPr>
-            <w:tcW w:type="dxa" w:w="907"/>
+            <w:tcW w:type="dxa" w:w="709"/>
             <w:tcMar>
               <w:top w:w="70" w:type="dxa"/>
               <w:start w:w="90" w:type="dxa"/>
@@ -5675,7 +5660,7 @@
             </w:tcMar>
             <w:vAlign w:val="center"/>
             <w:shd w:fill="F3F5F7"/>
-            <w:tcW w:w="907" w:type="dxa"/>
+            <w:tcW w:w="708" w:type="dxa"/>
           </w:tcPr>
           <w:p>
             <w:pPr>
@@ -5689,15 +5674,13 @@
                 <w:color w:val="000000"/>
                 <w:sz w:val="14"/>
               </w:rPr>
-              <w:t>MINGGU</w:t>
-              <w:br/>
-              <w:t>20</w:t>
-            </w:r>
-          </w:p>
-        </w:tc>
-        <w:tc>
-          <w:tcPr>
-            <w:tcW w:type="dxa" w:w="1332"/>
+              <w:t>MINGGU 20</w:t>
+            </w:r>
+          </w:p>
+        </w:tc>
+        <w:tc>
+          <w:tcPr>
+            <w:tcW w:type="dxa" w:w="1191"/>
             <w:tcMar>
               <w:top w:w="70" w:type="dxa"/>
               <w:start w:w="90" w:type="dxa"/>
@@ -5706,7 +5689,7 @@
             </w:tcMar>
             <w:vAlign w:val="center"/>
             <w:shd w:fill="F3F5F7"/>
-            <w:tcW w:w="1332" w:type="dxa"/>
+            <w:tcW w:w="1190" w:type="dxa"/>
           </w:tcPr>
           <w:p>
             <w:pPr>
@@ -5720,13 +5703,13 @@
                 <w:color w:val="000000"/>
                 <w:sz w:val="14"/>
               </w:rPr>
-              <w:t>15.06.2026 - 19.06.2026</w:t>
-            </w:r>
-          </w:p>
-        </w:tc>
-        <w:tc>
-          <w:tcPr>
-            <w:tcW w:type="dxa" w:w="2948"/>
+              <w:t>15-19 JUN 2026</w:t>
+            </w:r>
+          </w:p>
+        </w:tc>
+        <w:tc>
+          <w:tcPr>
+            <w:tcW w:type="dxa" w:w="2580"/>
             <w:tcMar>
               <w:top w:w="70" w:type="dxa"/>
               <w:start w:w="90" w:type="dxa"/>
@@ -5735,23 +5718,23 @@
             </w:tcMar>
             <w:vAlign w:val="center"/>
             <w:shd w:fill="F3F5F7"/>
-            <w:tcW w:w="2948" w:type="dxa"/>
+            <w:tcW w:w="2579" w:type="dxa"/>
           </w:tcPr>
           <w:p>
             <w:pPr>
               <w:spacing w:before="0" w:after="0" w:line="240" w:lineRule="auto"/>
               <w:jc w:val="left"/>
-            </w:pPr>
-            <w:r>
-              <w:rPr>
-                <w:rFonts w:ascii="Arial" w:hAnsi="Arial" w:cs="DejaVu Sans"/>
+              <w:bidi w:val="1"/>
+            </w:pPr>
+            <w:r>
+              <w:rPr>
+                <w:rFonts w:ascii="DejaVu Sans" w:hAnsi="DejaVu Sans" w:cs="DejaVu Sans"/>
                 <w:b w:val="0"/>
                 <w:color w:val="000000"/>
                 <w:sz w:val="14"/>
-              </w:rPr>
-              <w:t>Unit 2</w:t>
-              <w:br/>
-              <w:t>هيا نركز</w:t>
+                <w:rtl/>
+              </w:rPr>
+              <w:t>Unit 2: هيا نركز</w:t>
               <w:br/>
               <w:t>Fokus huruf م</w:t>
             </w:r>
@@ -5759,7 +5742,7 @@
         </w:tc>
         <w:tc>
           <w:tcPr>
-            <w:tcW w:type="dxa" w:w="1020"/>
+            <w:tcW w:type="dxa" w:w="964"/>
             <w:tcMar>
               <w:top w:w="70" w:type="dxa"/>
               <w:start w:w="90" w:type="dxa"/>
@@ -5768,7 +5751,7 @@
             </w:tcMar>
             <w:vAlign w:val="center"/>
             <w:shd w:fill="F3F5F7"/>
-            <w:tcW w:w="1020" w:type="dxa"/>
+            <w:tcW w:w="963" w:type="dxa"/>
           </w:tcPr>
           <w:p>
             <w:pPr>
@@ -5788,7 +5771,7 @@
         </w:tc>
         <w:tc>
           <w:tcPr>
-            <w:tcW w:type="dxa" w:w="1984"/>
+            <w:tcW w:type="dxa" w:w="1814"/>
             <w:tcMar>
               <w:top w:w="70" w:type="dxa"/>
               <w:start w:w="90" w:type="dxa"/>
@@ -5797,7 +5780,7 @@
             </w:tcMar>
             <w:vAlign w:val="center"/>
             <w:shd w:fill="F3F5F7"/>
-            <w:tcW w:w="1984" w:type="dxa"/>
+            <w:tcW w:w="1814" w:type="dxa"/>
           </w:tcPr>
           <w:p>
             <w:pPr>
@@ -5817,7 +5800,7 @@
         </w:tc>
         <w:tc>
           <w:tcPr>
-            <w:tcW w:type="dxa" w:w="4309"/>
+            <w:tcW w:type="dxa" w:w="4025"/>
             <w:tcMar>
               <w:top w:w="70" w:type="dxa"/>
               <w:start w:w="90" w:type="dxa"/>
@@ -5826,7 +5809,7 @@
             </w:tcMar>
             <w:vAlign w:val="center"/>
             <w:shd w:fill="F3F5F7"/>
-            <w:tcW w:w="4308" w:type="dxa"/>
+            <w:tcW w:w="4025" w:type="dxa"/>
           </w:tcPr>
           <w:p>
             <w:pPr>
@@ -5846,7 +5829,7 @@
         </w:tc>
         <w:tc>
           <w:tcPr>
-            <w:tcW w:type="dxa" w:w="822"/>
+            <w:tcW w:type="dxa" w:w="737"/>
             <w:tcMar>
               <w:top w:w="70" w:type="dxa"/>
               <w:start w:w="90" w:type="dxa"/>
@@ -5855,7 +5838,7 @@
             </w:tcMar>
             <w:vAlign w:val="center"/>
             <w:shd w:fill="F3F5F7"/>
-            <w:tcW w:w="822" w:type="dxa"/>
+            <w:tcW w:w="737" w:type="dxa"/>
           </w:tcPr>
           <w:p>
             <w:pPr>
@@ -5875,7 +5858,7 @@
         </w:tc>
         <w:tc>
           <w:tcPr>
-            <w:tcW w:type="dxa" w:w="1984"/>
+            <w:tcW w:type="dxa" w:w="1843"/>
             <w:tcMar>
               <w:top w:w="70" w:type="dxa"/>
               <w:start w:w="90" w:type="dxa"/>
@@ -5884,7 +5867,7 @@
             </w:tcMar>
             <w:vAlign w:val="center"/>
             <w:shd w:fill="F3F5F7"/>
-            <w:tcW w:w="1984" w:type="dxa"/>
+            <w:tcW w:w="1842" w:type="dxa"/>
           </w:tcPr>
           <w:p>
             <w:pPr>
@@ -5908,7 +5891,7 @@
         </w:trPr>
         <w:tc>
           <w:tcPr>
-            <w:tcW w:type="dxa" w:w="907"/>
+            <w:tcW w:type="dxa" w:w="709"/>
             <w:tcMar>
               <w:top w:w="70" w:type="dxa"/>
               <w:start w:w="90" w:type="dxa"/>
@@ -5916,7 +5899,7 @@
               <w:end w:w="90" w:type="dxa"/>
             </w:tcMar>
             <w:vAlign w:val="center"/>
-            <w:tcW w:w="907" w:type="dxa"/>
+            <w:tcW w:w="708" w:type="dxa"/>
           </w:tcPr>
           <w:p>
             <w:pPr>
@@ -5930,15 +5913,13 @@
                 <w:color w:val="000000"/>
                 <w:sz w:val="14"/>
               </w:rPr>
-              <w:t>MINGGU</w:t>
-              <w:br/>
-              <w:t>21</w:t>
-            </w:r>
-          </w:p>
-        </w:tc>
-        <w:tc>
-          <w:tcPr>
-            <w:tcW w:type="dxa" w:w="1332"/>
+              <w:t>MINGGU 21</w:t>
+            </w:r>
+          </w:p>
+        </w:tc>
+        <w:tc>
+          <w:tcPr>
+            <w:tcW w:type="dxa" w:w="1191"/>
             <w:tcMar>
               <w:top w:w="70" w:type="dxa"/>
               <w:start w:w="90" w:type="dxa"/>
@@ -5946,7 +5927,7 @@
               <w:end w:w="90" w:type="dxa"/>
             </w:tcMar>
             <w:vAlign w:val="center"/>
-            <w:tcW w:w="1332" w:type="dxa"/>
+            <w:tcW w:w="1190" w:type="dxa"/>
           </w:tcPr>
           <w:p>
             <w:pPr>
@@ -5960,13 +5941,13 @@
                 <w:color w:val="000000"/>
                 <w:sz w:val="14"/>
               </w:rPr>
-              <w:t>22.06.2026 - 26.06.2026</w:t>
-            </w:r>
-          </w:p>
-        </w:tc>
-        <w:tc>
-          <w:tcPr>
-            <w:tcW w:type="dxa" w:w="2948"/>
+              <w:t>22-26 JUN 2026</w:t>
+            </w:r>
+          </w:p>
+        </w:tc>
+        <w:tc>
+          <w:tcPr>
+            <w:tcW w:type="dxa" w:w="2580"/>
             <w:tcMar>
               <w:top w:w="70" w:type="dxa"/>
               <w:start w:w="90" w:type="dxa"/>
@@ -5974,23 +5955,23 @@
               <w:end w:w="90" w:type="dxa"/>
             </w:tcMar>
             <w:vAlign w:val="center"/>
-            <w:tcW w:w="2948" w:type="dxa"/>
+            <w:tcW w:w="2579" w:type="dxa"/>
           </w:tcPr>
           <w:p>
             <w:pPr>
               <w:spacing w:before="0" w:after="0" w:line="240" w:lineRule="auto"/>
               <w:jc w:val="left"/>
-            </w:pPr>
-            <w:r>
-              <w:rPr>
-                <w:rFonts w:ascii="Arial" w:hAnsi="Arial" w:cs="DejaVu Sans"/>
+              <w:bidi w:val="1"/>
+            </w:pPr>
+            <w:r>
+              <w:rPr>
+                <w:rFonts w:ascii="DejaVu Sans" w:hAnsi="DejaVu Sans" w:cs="DejaVu Sans"/>
                 <w:b w:val="0"/>
                 <w:color w:val="000000"/>
                 <w:sz w:val="14"/>
-              </w:rPr>
-              <w:t>Unit 2</w:t>
-              <w:br/>
-              <w:t>هيا نركز</w:t>
+                <w:rtl/>
+              </w:rPr>
+              <w:t>Unit 2: هيا نركز</w:t>
               <w:br/>
               <w:t>Fokus huruf ب</w:t>
             </w:r>
@@ -5998,7 +5979,7 @@
         </w:tc>
         <w:tc>
           <w:tcPr>
-            <w:tcW w:type="dxa" w:w="1020"/>
+            <w:tcW w:type="dxa" w:w="964"/>
             <w:tcMar>
               <w:top w:w="70" w:type="dxa"/>
               <w:start w:w="90" w:type="dxa"/>
@@ -6006,7 +5987,7 @@
               <w:end w:w="90" w:type="dxa"/>
             </w:tcMar>
             <w:vAlign w:val="center"/>
-            <w:tcW w:w="1020" w:type="dxa"/>
+            <w:tcW w:w="963" w:type="dxa"/>
           </w:tcPr>
           <w:p>
             <w:pPr>
@@ -6026,7 +6007,7 @@
         </w:tc>
         <w:tc>
           <w:tcPr>
-            <w:tcW w:type="dxa" w:w="1984"/>
+            <w:tcW w:type="dxa" w:w="1814"/>
             <w:tcMar>
               <w:top w:w="70" w:type="dxa"/>
               <w:start w:w="90" w:type="dxa"/>
@@ -6034,7 +6015,7 @@
               <w:end w:w="90" w:type="dxa"/>
             </w:tcMar>
             <w:vAlign w:val="center"/>
-            <w:tcW w:w="1984" w:type="dxa"/>
+            <w:tcW w:w="1814" w:type="dxa"/>
           </w:tcPr>
           <w:p>
             <w:pPr>
@@ -6054,7 +6035,7 @@
         </w:tc>
         <w:tc>
           <w:tcPr>
-            <w:tcW w:type="dxa" w:w="4309"/>
+            <w:tcW w:type="dxa" w:w="4025"/>
             <w:tcMar>
               <w:top w:w="70" w:type="dxa"/>
               <w:start w:w="90" w:type="dxa"/>
@@ -6062,7 +6043,7 @@
               <w:end w:w="90" w:type="dxa"/>
             </w:tcMar>
             <w:vAlign w:val="center"/>
-            <w:tcW w:w="4308" w:type="dxa"/>
+            <w:tcW w:w="4025" w:type="dxa"/>
           </w:tcPr>
           <w:p>
             <w:pPr>
@@ -6082,7 +6063,7 @@
         </w:tc>
         <w:tc>
           <w:tcPr>
-            <w:tcW w:type="dxa" w:w="822"/>
+            <w:tcW w:type="dxa" w:w="737"/>
             <w:tcMar>
               <w:top w:w="70" w:type="dxa"/>
               <w:start w:w="90" w:type="dxa"/>
@@ -6090,7 +6071,7 @@
               <w:end w:w="90" w:type="dxa"/>
             </w:tcMar>
             <w:vAlign w:val="center"/>
-            <w:tcW w:w="822" w:type="dxa"/>
+            <w:tcW w:w="737" w:type="dxa"/>
           </w:tcPr>
           <w:p>
             <w:pPr>
@@ -6110,7 +6091,7 @@
         </w:tc>
         <w:tc>
           <w:tcPr>
-            <w:tcW w:type="dxa" w:w="1984"/>
+            <w:tcW w:type="dxa" w:w="1843"/>
             <w:tcMar>
               <w:top w:w="70" w:type="dxa"/>
               <w:start w:w="90" w:type="dxa"/>
@@ -6118,7 +6099,7 @@
               <w:end w:w="90" w:type="dxa"/>
             </w:tcMar>
             <w:vAlign w:val="center"/>
-            <w:tcW w:w="1984" w:type="dxa"/>
+            <w:tcW w:w="1842" w:type="dxa"/>
           </w:tcPr>
           <w:p>
             <w:pPr>
@@ -6142,7 +6123,7 @@
         </w:trPr>
         <w:tc>
           <w:tcPr>
-            <w:tcW w:type="dxa" w:w="907"/>
+            <w:tcW w:type="dxa" w:w="709"/>
             <w:tcMar>
               <w:top w:w="70" w:type="dxa"/>
               <w:start w:w="90" w:type="dxa"/>
@@ -6151,7 +6132,7 @@
             </w:tcMar>
             <w:vAlign w:val="center"/>
             <w:shd w:fill="F3F5F7"/>
-            <w:tcW w:w="907" w:type="dxa"/>
+            <w:tcW w:w="708" w:type="dxa"/>
           </w:tcPr>
           <w:p>
             <w:pPr>
@@ -6165,15 +6146,13 @@
                 <w:color w:val="000000"/>
                 <w:sz w:val="14"/>
               </w:rPr>
-              <w:t>MINGGU</w:t>
-              <w:br/>
-              <w:t>22</w:t>
-            </w:r>
-          </w:p>
-        </w:tc>
-        <w:tc>
-          <w:tcPr>
-            <w:tcW w:type="dxa" w:w="1332"/>
+              <w:t>MINGGU 22</w:t>
+            </w:r>
+          </w:p>
+        </w:tc>
+        <w:tc>
+          <w:tcPr>
+            <w:tcW w:type="dxa" w:w="1191"/>
             <w:tcMar>
               <w:top w:w="70" w:type="dxa"/>
               <w:start w:w="90" w:type="dxa"/>
@@ -6182,7 +6161,7 @@
             </w:tcMar>
             <w:vAlign w:val="center"/>
             <w:shd w:fill="F3F5F7"/>
-            <w:tcW w:w="1332" w:type="dxa"/>
+            <w:tcW w:w="1190" w:type="dxa"/>
           </w:tcPr>
           <w:p>
             <w:pPr>
@@ -6196,13 +6175,13 @@
                 <w:color w:val="000000"/>
                 <w:sz w:val="14"/>
               </w:rPr>
-              <w:t>29.06.2026 - 03.07.2026</w:t>
-            </w:r>
-          </w:p>
-        </w:tc>
-        <w:tc>
-          <w:tcPr>
-            <w:tcW w:type="dxa" w:w="2948"/>
+              <w:t>29 JUN-3 JUL 2026</w:t>
+            </w:r>
+          </w:p>
+        </w:tc>
+        <w:tc>
+          <w:tcPr>
+            <w:tcW w:type="dxa" w:w="2580"/>
             <w:tcMar>
               <w:top w:w="70" w:type="dxa"/>
               <w:start w:w="90" w:type="dxa"/>
@@ -6211,23 +6190,23 @@
             </w:tcMar>
             <w:vAlign w:val="center"/>
             <w:shd w:fill="F3F5F7"/>
-            <w:tcW w:w="2948" w:type="dxa"/>
+            <w:tcW w:w="2579" w:type="dxa"/>
           </w:tcPr>
           <w:p>
             <w:pPr>
               <w:spacing w:before="0" w:after="0" w:line="240" w:lineRule="auto"/>
               <w:jc w:val="left"/>
-            </w:pPr>
-            <w:r>
-              <w:rPr>
-                <w:rFonts w:ascii="Arial" w:hAnsi="Arial" w:cs="DejaVu Sans"/>
+              <w:bidi w:val="1"/>
+            </w:pPr>
+            <w:r>
+              <w:rPr>
+                <w:rFonts w:ascii="DejaVu Sans" w:hAnsi="DejaVu Sans" w:cs="DejaVu Sans"/>
                 <w:b w:val="0"/>
                 <w:color w:val="000000"/>
                 <w:sz w:val="14"/>
-              </w:rPr>
-              <w:t>Unit 2</w:t>
-              <w:br/>
-              <w:t>هيا نركز</w:t>
+                <w:rtl/>
+              </w:rPr>
+              <w:t>Unit 2: هيا نركز</w:t>
               <w:br/>
               <w:t>Fokus huruf ت</w:t>
             </w:r>
@@ -6235,7 +6214,7 @@
         </w:tc>
         <w:tc>
           <w:tcPr>
-            <w:tcW w:type="dxa" w:w="1020"/>
+            <w:tcW w:type="dxa" w:w="964"/>
             <w:tcMar>
               <w:top w:w="70" w:type="dxa"/>
               <w:start w:w="90" w:type="dxa"/>
@@ -6244,7 +6223,7 @@
             </w:tcMar>
             <w:vAlign w:val="center"/>
             <w:shd w:fill="F3F5F7"/>
-            <w:tcW w:w="1020" w:type="dxa"/>
+            <w:tcW w:w="963" w:type="dxa"/>
           </w:tcPr>
           <w:p>
             <w:pPr>
@@ -6264,7 +6243,7 @@
         </w:tc>
         <w:tc>
           <w:tcPr>
-            <w:tcW w:type="dxa" w:w="1984"/>
+            <w:tcW w:type="dxa" w:w="1814"/>
             <w:tcMar>
               <w:top w:w="70" w:type="dxa"/>
               <w:start w:w="90" w:type="dxa"/>
@@ -6273,7 +6252,7 @@
             </w:tcMar>
             <w:vAlign w:val="center"/>
             <w:shd w:fill="F3F5F7"/>
-            <w:tcW w:w="1984" w:type="dxa"/>
+            <w:tcW w:w="1814" w:type="dxa"/>
           </w:tcPr>
           <w:p>
             <w:pPr>
@@ -6293,7 +6272,7 @@
         </w:tc>
         <w:tc>
           <w:tcPr>
-            <w:tcW w:type="dxa" w:w="4309"/>
+            <w:tcW w:type="dxa" w:w="4025"/>
             <w:tcMar>
               <w:top w:w="70" w:type="dxa"/>
               <w:start w:w="90" w:type="dxa"/>
@@ -6302,7 +6281,7 @@
             </w:tcMar>
             <w:vAlign w:val="center"/>
             <w:shd w:fill="F3F5F7"/>
-            <w:tcW w:w="4308" w:type="dxa"/>
+            <w:tcW w:w="4025" w:type="dxa"/>
           </w:tcPr>
           <w:p>
             <w:pPr>
@@ -6322,7 +6301,7 @@
         </w:tc>
         <w:tc>
           <w:tcPr>
-            <w:tcW w:type="dxa" w:w="822"/>
+            <w:tcW w:type="dxa" w:w="737"/>
             <w:tcMar>
               <w:top w:w="70" w:type="dxa"/>
               <w:start w:w="90" w:type="dxa"/>
@@ -6331,7 +6310,7 @@
             </w:tcMar>
             <w:vAlign w:val="center"/>
             <w:shd w:fill="F3F5F7"/>
-            <w:tcW w:w="822" w:type="dxa"/>
+            <w:tcW w:w="737" w:type="dxa"/>
           </w:tcPr>
           <w:p>
             <w:pPr>
@@ -6351,7 +6330,7 @@
         </w:tc>
         <w:tc>
           <w:tcPr>
-            <w:tcW w:type="dxa" w:w="1984"/>
+            <w:tcW w:type="dxa" w:w="1843"/>
             <w:tcMar>
               <w:top w:w="70" w:type="dxa"/>
               <w:start w:w="90" w:type="dxa"/>
@@ -6360,7 +6339,7 @@
             </w:tcMar>
             <w:vAlign w:val="center"/>
             <w:shd w:fill="F3F5F7"/>
-            <w:tcW w:w="1984" w:type="dxa"/>
+            <w:tcW w:w="1842" w:type="dxa"/>
           </w:tcPr>
           <w:p>
             <w:pPr>
@@ -6384,7 +6363,7 @@
         </w:trPr>
         <w:tc>
           <w:tcPr>
-            <w:tcW w:type="dxa" w:w="907"/>
+            <w:tcW w:type="dxa" w:w="709"/>
             <w:tcMar>
               <w:top w:w="70" w:type="dxa"/>
               <w:start w:w="90" w:type="dxa"/>
@@ -6392,7 +6371,7 @@
               <w:end w:w="90" w:type="dxa"/>
             </w:tcMar>
             <w:vAlign w:val="center"/>
-            <w:tcW w:w="907" w:type="dxa"/>
+            <w:tcW w:w="708" w:type="dxa"/>
           </w:tcPr>
           <w:p>
             <w:pPr>
@@ -6406,15 +6385,13 @@
                 <w:color w:val="000000"/>
                 <w:sz w:val="14"/>
               </w:rPr>
-              <w:t>MINGGU</w:t>
-              <w:br/>
-              <w:t>23</w:t>
-            </w:r>
-          </w:p>
-        </w:tc>
-        <w:tc>
-          <w:tcPr>
-            <w:tcW w:type="dxa" w:w="1332"/>
+              <w:t>MINGGU 23</w:t>
+            </w:r>
+          </w:p>
+        </w:tc>
+        <w:tc>
+          <w:tcPr>
+            <w:tcW w:type="dxa" w:w="1191"/>
             <w:tcMar>
               <w:top w:w="70" w:type="dxa"/>
               <w:start w:w="90" w:type="dxa"/>
@@ -6422,7 +6399,7 @@
               <w:end w:w="90" w:type="dxa"/>
             </w:tcMar>
             <w:vAlign w:val="center"/>
-            <w:tcW w:w="1332" w:type="dxa"/>
+            <w:tcW w:w="1190" w:type="dxa"/>
           </w:tcPr>
           <w:p>
             <w:pPr>
@@ -6436,13 +6413,13 @@
                 <w:color w:val="000000"/>
                 <w:sz w:val="14"/>
               </w:rPr>
-              <w:t>06.07.2026 - 10.07.2026</w:t>
-            </w:r>
-          </w:p>
-        </w:tc>
-        <w:tc>
-          <w:tcPr>
-            <w:tcW w:type="dxa" w:w="2948"/>
+              <w:t>6-10 JUL 2026</w:t>
+            </w:r>
+          </w:p>
+        </w:tc>
+        <w:tc>
+          <w:tcPr>
+            <w:tcW w:type="dxa" w:w="2580"/>
             <w:tcMar>
               <w:top w:w="70" w:type="dxa"/>
               <w:start w:w="90" w:type="dxa"/>
@@ -6450,23 +6427,23 @@
               <w:end w:w="90" w:type="dxa"/>
             </w:tcMar>
             <w:vAlign w:val="center"/>
-            <w:tcW w:w="2948" w:type="dxa"/>
+            <w:tcW w:w="2579" w:type="dxa"/>
           </w:tcPr>
           <w:p>
             <w:pPr>
               <w:spacing w:before="0" w:after="0" w:line="240" w:lineRule="auto"/>
               <w:jc w:val="left"/>
-            </w:pPr>
-            <w:r>
-              <w:rPr>
-                <w:rFonts w:ascii="Arial" w:hAnsi="Arial" w:cs="DejaVu Sans"/>
+              <w:bidi w:val="1"/>
+            </w:pPr>
+            <w:r>
+              <w:rPr>
+                <w:rFonts w:ascii="DejaVu Sans" w:hAnsi="DejaVu Sans" w:cs="DejaVu Sans"/>
                 <w:b w:val="0"/>
                 <w:color w:val="000000"/>
                 <w:sz w:val="14"/>
-              </w:rPr>
-              <w:t>Unit 2</w:t>
-              <w:br/>
-              <w:t>هيا نركز</w:t>
+                <w:rtl/>
+              </w:rPr>
+              <w:t>Unit 2: هيا نركز</w:t>
               <w:br/>
               <w:t>Fokus huruf أ</w:t>
             </w:r>
@@ -6474,7 +6451,7 @@
         </w:tc>
         <w:tc>
           <w:tcPr>
-            <w:tcW w:type="dxa" w:w="1020"/>
+            <w:tcW w:type="dxa" w:w="964"/>
             <w:tcMar>
               <w:top w:w="70" w:type="dxa"/>
               <w:start w:w="90" w:type="dxa"/>
@@ -6482,7 +6459,7 @@
               <w:end w:w="90" w:type="dxa"/>
             </w:tcMar>
             <w:vAlign w:val="center"/>
-            <w:tcW w:w="1020" w:type="dxa"/>
+            <w:tcW w:w="963" w:type="dxa"/>
           </w:tcPr>
           <w:p>
             <w:pPr>
@@ -6502,7 +6479,7 @@
         </w:tc>
         <w:tc>
           <w:tcPr>
-            <w:tcW w:type="dxa" w:w="1984"/>
+            <w:tcW w:type="dxa" w:w="1814"/>
             <w:tcMar>
               <w:top w:w="70" w:type="dxa"/>
               <w:start w:w="90" w:type="dxa"/>
@@ -6510,7 +6487,7 @@
               <w:end w:w="90" w:type="dxa"/>
             </w:tcMar>
             <w:vAlign w:val="center"/>
-            <w:tcW w:w="1984" w:type="dxa"/>
+            <w:tcW w:w="1814" w:type="dxa"/>
           </w:tcPr>
           <w:p>
             <w:pPr>
@@ -6530,7 +6507,7 @@
         </w:tc>
         <w:tc>
           <w:tcPr>
-            <w:tcW w:type="dxa" w:w="4309"/>
+            <w:tcW w:type="dxa" w:w="4025"/>
             <w:tcMar>
               <w:top w:w="70" w:type="dxa"/>
               <w:start w:w="90" w:type="dxa"/>
@@ -6538,7 +6515,7 @@
               <w:end w:w="90" w:type="dxa"/>
             </w:tcMar>
             <w:vAlign w:val="center"/>
-            <w:tcW w:w="4308" w:type="dxa"/>
+            <w:tcW w:w="4025" w:type="dxa"/>
           </w:tcPr>
           <w:p>
             <w:pPr>
@@ -6558,7 +6535,7 @@
         </w:tc>
         <w:tc>
           <w:tcPr>
-            <w:tcW w:type="dxa" w:w="822"/>
+            <w:tcW w:type="dxa" w:w="737"/>
             <w:tcMar>
               <w:top w:w="70" w:type="dxa"/>
               <w:start w:w="90" w:type="dxa"/>
@@ -6566,7 +6543,7 @@
               <w:end w:w="90" w:type="dxa"/>
             </w:tcMar>
             <w:vAlign w:val="center"/>
-            <w:tcW w:w="822" w:type="dxa"/>
+            <w:tcW w:w="737" w:type="dxa"/>
           </w:tcPr>
           <w:p>
             <w:pPr>
@@ -6586,7 +6563,7 @@
         </w:tc>
         <w:tc>
           <w:tcPr>
-            <w:tcW w:type="dxa" w:w="1984"/>
+            <w:tcW w:type="dxa" w:w="1843"/>
             <w:tcMar>
               <w:top w:w="70" w:type="dxa"/>
               <w:start w:w="90" w:type="dxa"/>
@@ -6594,7 +6571,7 @@
               <w:end w:w="90" w:type="dxa"/>
             </w:tcMar>
             <w:vAlign w:val="center"/>
-            <w:tcW w:w="1984" w:type="dxa"/>
+            <w:tcW w:w="1842" w:type="dxa"/>
           </w:tcPr>
           <w:p>
             <w:pPr>
@@ -6618,7 +6595,7 @@
         </w:trPr>
         <w:tc>
           <w:tcPr>
-            <w:tcW w:type="dxa" w:w="907"/>
+            <w:tcW w:type="dxa" w:w="709"/>
             <w:tcMar>
               <w:top w:w="70" w:type="dxa"/>
               <w:start w:w="90" w:type="dxa"/>
@@ -6627,7 +6604,7 @@
             </w:tcMar>
             <w:vAlign w:val="center"/>
             <w:shd w:fill="F3F5F7"/>
-            <w:tcW w:w="907" w:type="dxa"/>
+            <w:tcW w:w="708" w:type="dxa"/>
           </w:tcPr>
           <w:p>
             <w:pPr>
@@ -6641,15 +6618,13 @@
                 <w:color w:val="000000"/>
                 <w:sz w:val="14"/>
               </w:rPr>
-              <w:t>MINGGU</w:t>
-              <w:br/>
-              <w:t>24</w:t>
-            </w:r>
-          </w:p>
-        </w:tc>
-        <w:tc>
-          <w:tcPr>
-            <w:tcW w:type="dxa" w:w="1332"/>
+              <w:t>MINGGU 24</w:t>
+            </w:r>
+          </w:p>
+        </w:tc>
+        <w:tc>
+          <w:tcPr>
+            <w:tcW w:type="dxa" w:w="1191"/>
             <w:tcMar>
               <w:top w:w="70" w:type="dxa"/>
               <w:start w:w="90" w:type="dxa"/>
@@ -6658,7 +6633,7 @@
             </w:tcMar>
             <w:vAlign w:val="center"/>
             <w:shd w:fill="F3F5F7"/>
-            <w:tcW w:w="1332" w:type="dxa"/>
+            <w:tcW w:w="1190" w:type="dxa"/>
           </w:tcPr>
           <w:p>
             <w:pPr>
@@ -6672,13 +6647,13 @@
                 <w:color w:val="000000"/>
                 <w:sz w:val="14"/>
               </w:rPr>
-              <w:t>13.07.2026 - 17.07.2026</w:t>
-            </w:r>
-          </w:p>
-        </w:tc>
-        <w:tc>
-          <w:tcPr>
-            <w:tcW w:type="dxa" w:w="2948"/>
+              <w:t>13-17 JUL 2026</w:t>
+            </w:r>
+          </w:p>
+        </w:tc>
+        <w:tc>
+          <w:tcPr>
+            <w:tcW w:type="dxa" w:w="2580"/>
             <w:tcMar>
               <w:top w:w="70" w:type="dxa"/>
               <w:start w:w="90" w:type="dxa"/>
@@ -6687,23 +6662,23 @@
             </w:tcMar>
             <w:vAlign w:val="center"/>
             <w:shd w:fill="F3F5F7"/>
-            <w:tcW w:w="2948" w:type="dxa"/>
+            <w:tcW w:w="2579" w:type="dxa"/>
           </w:tcPr>
           <w:p>
             <w:pPr>
               <w:spacing w:before="0" w:after="0" w:line="240" w:lineRule="auto"/>
               <w:jc w:val="left"/>
-            </w:pPr>
-            <w:r>
-              <w:rPr>
-                <w:rFonts w:ascii="Arial" w:hAnsi="Arial" w:cs="DejaVu Sans"/>
+              <w:bidi w:val="1"/>
+            </w:pPr>
+            <w:r>
+              <w:rPr>
+                <w:rFonts w:ascii="DejaVu Sans" w:hAnsi="DejaVu Sans" w:cs="DejaVu Sans"/>
                 <w:b w:val="0"/>
                 <w:color w:val="000000"/>
                 <w:sz w:val="14"/>
-              </w:rPr>
-              <w:t>Unit 2</w:t>
-              <w:br/>
-              <w:t>هيا نركز</w:t>
+                <w:rtl/>
+              </w:rPr>
+              <w:t>Unit 2: هيا نركز</w:t>
               <w:br/>
               <w:t>Fokus huruf ج</w:t>
             </w:r>
@@ -6711,7 +6686,7 @@
         </w:tc>
         <w:tc>
           <w:tcPr>
-            <w:tcW w:type="dxa" w:w="1020"/>
+            <w:tcW w:type="dxa" w:w="964"/>
             <w:tcMar>
               <w:top w:w="70" w:type="dxa"/>
               <w:start w:w="90" w:type="dxa"/>
@@ -6720,7 +6695,7 @@
             </w:tcMar>
             <w:vAlign w:val="center"/>
             <w:shd w:fill="F3F5F7"/>
-            <w:tcW w:w="1020" w:type="dxa"/>
+            <w:tcW w:w="963" w:type="dxa"/>
           </w:tcPr>
           <w:p>
             <w:pPr>
@@ -6740,7 +6715,7 @@
         </w:tc>
         <w:tc>
           <w:tcPr>
-            <w:tcW w:type="dxa" w:w="1984"/>
+            <w:tcW w:type="dxa" w:w="1814"/>
             <w:tcMar>
               <w:top w:w="70" w:type="dxa"/>
               <w:start w:w="90" w:type="dxa"/>
@@ -6749,7 +6724,7 @@
             </w:tcMar>
             <w:vAlign w:val="center"/>
             <w:shd w:fill="F3F5F7"/>
-            <w:tcW w:w="1984" w:type="dxa"/>
+            <w:tcW w:w="1814" w:type="dxa"/>
           </w:tcPr>
           <w:p>
             <w:pPr>
@@ -6769,7 +6744,7 @@
         </w:tc>
         <w:tc>
           <w:tcPr>
-            <w:tcW w:type="dxa" w:w="4309"/>
+            <w:tcW w:type="dxa" w:w="4025"/>
             <w:tcMar>
               <w:top w:w="70" w:type="dxa"/>
               <w:start w:w="90" w:type="dxa"/>
@@ -6778,7 +6753,7 @@
             </w:tcMar>
             <w:vAlign w:val="center"/>
             <w:shd w:fill="F3F5F7"/>
-            <w:tcW w:w="4308" w:type="dxa"/>
+            <w:tcW w:w="4025" w:type="dxa"/>
           </w:tcPr>
           <w:p>
             <w:pPr>
@@ -6798,7 +6773,7 @@
         </w:tc>
         <w:tc>
           <w:tcPr>
-            <w:tcW w:type="dxa" w:w="822"/>
+            <w:tcW w:type="dxa" w:w="737"/>
             <w:tcMar>
               <w:top w:w="70" w:type="dxa"/>
               <w:start w:w="90" w:type="dxa"/>
@@ -6807,7 +6782,7 @@
             </w:tcMar>
             <w:vAlign w:val="center"/>
             <w:shd w:fill="F3F5F7"/>
-            <w:tcW w:w="822" w:type="dxa"/>
+            <w:tcW w:w="737" w:type="dxa"/>
           </w:tcPr>
           <w:p>
             <w:pPr>
@@ -6827,7 +6802,7 @@
         </w:tc>
         <w:tc>
           <w:tcPr>
-            <w:tcW w:type="dxa" w:w="1984"/>
+            <w:tcW w:type="dxa" w:w="1843"/>
             <w:tcMar>
               <w:top w:w="70" w:type="dxa"/>
               <w:start w:w="90" w:type="dxa"/>
@@ -6836,7 +6811,7 @@
             </w:tcMar>
             <w:vAlign w:val="center"/>
             <w:shd w:fill="F3F5F7"/>
-            <w:tcW w:w="1984" w:type="dxa"/>
+            <w:tcW w:w="1842" w:type="dxa"/>
           </w:tcPr>
           <w:p>
             <w:pPr>
@@ -6860,7 +6835,7 @@
         </w:trPr>
         <w:tc>
           <w:tcPr>
-            <w:tcW w:type="dxa" w:w="907"/>
+            <w:tcW w:type="dxa" w:w="709"/>
             <w:tcMar>
               <w:top w:w="70" w:type="dxa"/>
               <w:start w:w="90" w:type="dxa"/>
@@ -6868,7 +6843,7 @@
               <w:end w:w="90" w:type="dxa"/>
             </w:tcMar>
             <w:vAlign w:val="center"/>
-            <w:tcW w:w="907" w:type="dxa"/>
+            <w:tcW w:w="708" w:type="dxa"/>
           </w:tcPr>
           <w:p>
             <w:pPr>
@@ -6882,15 +6857,13 @@
                 <w:color w:val="000000"/>
                 <w:sz w:val="14"/>
               </w:rPr>
-              <w:t>MINGGU</w:t>
-              <w:br/>
-              <w:t>25</w:t>
-            </w:r>
-          </w:p>
-        </w:tc>
-        <w:tc>
-          <w:tcPr>
-            <w:tcW w:type="dxa" w:w="1332"/>
+              <w:t>MINGGU 25</w:t>
+            </w:r>
+          </w:p>
+        </w:tc>
+        <w:tc>
+          <w:tcPr>
+            <w:tcW w:type="dxa" w:w="1191"/>
             <w:tcMar>
               <w:top w:w="70" w:type="dxa"/>
               <w:start w:w="90" w:type="dxa"/>
@@ -6898,7 +6871,7 @@
               <w:end w:w="90" w:type="dxa"/>
             </w:tcMar>
             <w:vAlign w:val="center"/>
-            <w:tcW w:w="1332" w:type="dxa"/>
+            <w:tcW w:w="1190" w:type="dxa"/>
           </w:tcPr>
           <w:p>
             <w:pPr>
@@ -6912,13 +6885,13 @@
                 <w:color w:val="000000"/>
                 <w:sz w:val="14"/>
               </w:rPr>
-              <w:t>20.07.2026 - 24.07.2026</w:t>
-            </w:r>
-          </w:p>
-        </w:tc>
-        <w:tc>
-          <w:tcPr>
-            <w:tcW w:type="dxa" w:w="2948"/>
+              <w:t>20-24 JUL 2026</w:t>
+            </w:r>
+          </w:p>
+        </w:tc>
+        <w:tc>
+          <w:tcPr>
+            <w:tcW w:type="dxa" w:w="2580"/>
             <w:tcMar>
               <w:top w:w="70" w:type="dxa"/>
               <w:start w:w="90" w:type="dxa"/>
@@ -6926,23 +6899,23 @@
               <w:end w:w="90" w:type="dxa"/>
             </w:tcMar>
             <w:vAlign w:val="center"/>
-            <w:tcW w:w="2948" w:type="dxa"/>
+            <w:tcW w:w="2579" w:type="dxa"/>
           </w:tcPr>
           <w:p>
             <w:pPr>
               <w:spacing w:before="0" w:after="0" w:line="240" w:lineRule="auto"/>
               <w:jc w:val="left"/>
-            </w:pPr>
-            <w:r>
-              <w:rPr>
-                <w:rFonts w:ascii="Arial" w:hAnsi="Arial" w:cs="DejaVu Sans"/>
+              <w:bidi w:val="1"/>
+            </w:pPr>
+            <w:r>
+              <w:rPr>
+                <w:rFonts w:ascii="DejaVu Sans" w:hAnsi="DejaVu Sans" w:cs="DejaVu Sans"/>
                 <w:b w:val="0"/>
                 <w:color w:val="000000"/>
                 <w:sz w:val="14"/>
-              </w:rPr>
-              <w:t>Unit 2</w:t>
-              <w:br/>
-              <w:t>هيا نركز</w:t>
+                <w:rtl/>
+              </w:rPr>
+              <w:t>Unit 2: هيا نركز</w:t>
               <w:br/>
               <w:t>Fokus huruf د</w:t>
             </w:r>
@@ -6950,7 +6923,7 @@
         </w:tc>
         <w:tc>
           <w:tcPr>
-            <w:tcW w:type="dxa" w:w="1020"/>
+            <w:tcW w:type="dxa" w:w="964"/>
             <w:tcMar>
               <w:top w:w="70" w:type="dxa"/>
               <w:start w:w="90" w:type="dxa"/>
@@ -6958,7 +6931,7 @@
               <w:end w:w="90" w:type="dxa"/>
             </w:tcMar>
             <w:vAlign w:val="center"/>
-            <w:tcW w:w="1020" w:type="dxa"/>
+            <w:tcW w:w="963" w:type="dxa"/>
           </w:tcPr>
           <w:p>
             <w:pPr>
@@ -6978,7 +6951,7 @@
         </w:tc>
         <w:tc>
           <w:tcPr>
-            <w:tcW w:type="dxa" w:w="1984"/>
+            <w:tcW w:type="dxa" w:w="1814"/>
             <w:tcMar>
               <w:top w:w="70" w:type="dxa"/>
               <w:start w:w="90" w:type="dxa"/>
@@ -6986,7 +6959,7 @@
               <w:end w:w="90" w:type="dxa"/>
             </w:tcMar>
             <w:vAlign w:val="center"/>
-            <w:tcW w:w="1984" w:type="dxa"/>
+            <w:tcW w:w="1814" w:type="dxa"/>
           </w:tcPr>
           <w:p>
             <w:pPr>
@@ -7006,7 +6979,7 @@
         </w:tc>
         <w:tc>
           <w:tcPr>
-            <w:tcW w:type="dxa" w:w="4309"/>
+            <w:tcW w:type="dxa" w:w="4025"/>
             <w:tcMar>
               <w:top w:w="70" w:type="dxa"/>
               <w:start w:w="90" w:type="dxa"/>
@@ -7014,7 +6987,7 @@
               <w:end w:w="90" w:type="dxa"/>
             </w:tcMar>
             <w:vAlign w:val="center"/>
-            <w:tcW w:w="4308" w:type="dxa"/>
+            <w:tcW w:w="4025" w:type="dxa"/>
           </w:tcPr>
           <w:p>
             <w:pPr>
@@ -7034,7 +7007,7 @@
         </w:tc>
         <w:tc>
           <w:tcPr>
-            <w:tcW w:type="dxa" w:w="822"/>
+            <w:tcW w:type="dxa" w:w="737"/>
             <w:tcMar>
               <w:top w:w="70" w:type="dxa"/>
               <w:start w:w="90" w:type="dxa"/>
@@ -7042,7 +7015,7 @@
               <w:end w:w="90" w:type="dxa"/>
             </w:tcMar>
             <w:vAlign w:val="center"/>
-            <w:tcW w:w="822" w:type="dxa"/>
+            <w:tcW w:w="737" w:type="dxa"/>
           </w:tcPr>
           <w:p>
             <w:pPr>
@@ -7062,7 +7035,7 @@
         </w:tc>
         <w:tc>
           <w:tcPr>
-            <w:tcW w:type="dxa" w:w="1984"/>
+            <w:tcW w:type="dxa" w:w="1843"/>
             <w:tcMar>
               <w:top w:w="70" w:type="dxa"/>
               <w:start w:w="90" w:type="dxa"/>
@@ -7070,7 +7043,7 @@
               <w:end w:w="90" w:type="dxa"/>
             </w:tcMar>
             <w:vAlign w:val="center"/>
-            <w:tcW w:w="1984" w:type="dxa"/>
+            <w:tcW w:w="1842" w:type="dxa"/>
           </w:tcPr>
           <w:p>
             <w:pPr>
@@ -7094,7 +7067,7 @@
         </w:trPr>
         <w:tc>
           <w:tcPr>
-            <w:tcW w:type="dxa" w:w="907"/>
+            <w:tcW w:type="dxa" w:w="709"/>
             <w:tcMar>
               <w:top w:w="70" w:type="dxa"/>
               <w:start w:w="90" w:type="dxa"/>
@@ -7103,7 +7076,7 @@
             </w:tcMar>
             <w:vAlign w:val="center"/>
             <w:shd w:fill="F3F5F7"/>
-            <w:tcW w:w="907" w:type="dxa"/>
+            <w:tcW w:w="708" w:type="dxa"/>
           </w:tcPr>
           <w:p>
             <w:pPr>
@@ -7117,15 +7090,13 @@
                 <w:color w:val="000000"/>
                 <w:sz w:val="14"/>
               </w:rPr>
-              <w:t>MINGGU</w:t>
-              <w:br/>
-              <w:t>26</w:t>
-            </w:r>
-          </w:p>
-        </w:tc>
-        <w:tc>
-          <w:tcPr>
-            <w:tcW w:type="dxa" w:w="1332"/>
+              <w:t>MINGGU 26</w:t>
+            </w:r>
+          </w:p>
+        </w:tc>
+        <w:tc>
+          <w:tcPr>
+            <w:tcW w:type="dxa" w:w="1191"/>
             <w:tcMar>
               <w:top w:w="70" w:type="dxa"/>
               <w:start w:w="90" w:type="dxa"/>
@@ -7134,7 +7105,7 @@
             </w:tcMar>
             <w:vAlign w:val="center"/>
             <w:shd w:fill="F3F5F7"/>
-            <w:tcW w:w="1332" w:type="dxa"/>
+            <w:tcW w:w="1190" w:type="dxa"/>
           </w:tcPr>
           <w:p>
             <w:pPr>
@@ -7148,13 +7119,13 @@
                 <w:color w:val="000000"/>
                 <w:sz w:val="14"/>
               </w:rPr>
-              <w:t>27.07.2026 - 31.07.2026</w:t>
-            </w:r>
-          </w:p>
-        </w:tc>
-        <w:tc>
-          <w:tcPr>
-            <w:tcW w:type="dxa" w:w="2948"/>
+              <w:t>27-31 JUL 2026</w:t>
+            </w:r>
+          </w:p>
+        </w:tc>
+        <w:tc>
+          <w:tcPr>
+            <w:tcW w:type="dxa" w:w="2580"/>
             <w:tcMar>
               <w:top w:w="70" w:type="dxa"/>
               <w:start w:w="90" w:type="dxa"/>
@@ -7163,23 +7134,23 @@
             </w:tcMar>
             <w:vAlign w:val="center"/>
             <w:shd w:fill="F3F5F7"/>
-            <w:tcW w:w="2948" w:type="dxa"/>
+            <w:tcW w:w="2579" w:type="dxa"/>
           </w:tcPr>
           <w:p>
             <w:pPr>
               <w:spacing w:before="0" w:after="0" w:line="240" w:lineRule="auto"/>
               <w:jc w:val="left"/>
-            </w:pPr>
-            <w:r>
-              <w:rPr>
-                <w:rFonts w:ascii="Arial" w:hAnsi="Arial" w:cs="DejaVu Sans"/>
+              <w:bidi w:val="1"/>
+            </w:pPr>
+            <w:r>
+              <w:rPr>
+                <w:rFonts w:ascii="DejaVu Sans" w:hAnsi="DejaVu Sans" w:cs="DejaVu Sans"/>
                 <w:b w:val="0"/>
                 <w:color w:val="000000"/>
                 <w:sz w:val="14"/>
-              </w:rPr>
-              <w:t>Unit 2</w:t>
-              <w:br/>
-              <w:t>هيا نركز</w:t>
+                <w:rtl/>
+              </w:rPr>
+              <w:t>Unit 2: هيا نركز</w:t>
               <w:br/>
               <w:t>Fokus huruf ك</w:t>
             </w:r>
@@ -7187,7 +7158,7 @@
         </w:tc>
         <w:tc>
           <w:tcPr>
-            <w:tcW w:type="dxa" w:w="1020"/>
+            <w:tcW w:type="dxa" w:w="964"/>
             <w:tcMar>
               <w:top w:w="70" w:type="dxa"/>
               <w:start w:w="90" w:type="dxa"/>
@@ -7196,7 +7167,7 @@
             </w:tcMar>
             <w:vAlign w:val="center"/>
             <w:shd w:fill="F3F5F7"/>
-            <w:tcW w:w="1020" w:type="dxa"/>
+            <w:tcW w:w="963" w:type="dxa"/>
           </w:tcPr>
           <w:p>
             <w:pPr>
@@ -7216,7 +7187,7 @@
         </w:tc>
         <w:tc>
           <w:tcPr>
-            <w:tcW w:type="dxa" w:w="1984"/>
+            <w:tcW w:type="dxa" w:w="1814"/>
             <w:tcMar>
               <w:top w:w="70" w:type="dxa"/>
               <w:start w:w="90" w:type="dxa"/>
@@ -7225,7 +7196,7 @@
             </w:tcMar>
             <w:vAlign w:val="center"/>
             <w:shd w:fill="F3F5F7"/>
-            <w:tcW w:w="1984" w:type="dxa"/>
+            <w:tcW w:w="1814" w:type="dxa"/>
           </w:tcPr>
           <w:p>
             <w:pPr>
@@ -7245,7 +7216,7 @@
         </w:tc>
         <w:tc>
           <w:tcPr>
-            <w:tcW w:type="dxa" w:w="4309"/>
+            <w:tcW w:type="dxa" w:w="4025"/>
             <w:tcMar>
               <w:top w:w="70" w:type="dxa"/>
               <w:start w:w="90" w:type="dxa"/>
@@ -7254,7 +7225,7 @@
             </w:tcMar>
             <w:vAlign w:val="center"/>
             <w:shd w:fill="F3F5F7"/>
-            <w:tcW w:w="4308" w:type="dxa"/>
+            <w:tcW w:w="4025" w:type="dxa"/>
           </w:tcPr>
           <w:p>
             <w:pPr>
@@ -7274,7 +7245,7 @@
         </w:tc>
         <w:tc>
           <w:tcPr>
-            <w:tcW w:type="dxa" w:w="822"/>
+            <w:tcW w:type="dxa" w:w="737"/>
             <w:tcMar>
               <w:top w:w="70" w:type="dxa"/>
               <w:start w:w="90" w:type="dxa"/>
@@ -7283,7 +7254,7 @@
             </w:tcMar>
             <w:vAlign w:val="center"/>
             <w:shd w:fill="F3F5F7"/>
-            <w:tcW w:w="822" w:type="dxa"/>
+            <w:tcW w:w="737" w:type="dxa"/>
           </w:tcPr>
           <w:p>
             <w:pPr>
@@ -7303,7 +7274,7 @@
         </w:tc>
         <w:tc>
           <w:tcPr>
-            <w:tcW w:type="dxa" w:w="1984"/>
+            <w:tcW w:type="dxa" w:w="1843"/>
             <w:tcMar>
               <w:top w:w="70" w:type="dxa"/>
               <w:start w:w="90" w:type="dxa"/>
@@ -7312,7 +7283,7 @@
             </w:tcMar>
             <w:vAlign w:val="center"/>
             <w:shd w:fill="F3F5F7"/>
-            <w:tcW w:w="1984" w:type="dxa"/>
+            <w:tcW w:w="1842" w:type="dxa"/>
           </w:tcPr>
           <w:p>
             <w:pPr>
@@ -7336,7 +7307,7 @@
         </w:trPr>
         <w:tc>
           <w:tcPr>
-            <w:tcW w:type="dxa" w:w="907"/>
+            <w:tcW w:type="dxa" w:w="709"/>
             <w:tcMar>
               <w:top w:w="70" w:type="dxa"/>
               <w:start w:w="90" w:type="dxa"/>
@@ -7344,7 +7315,7 @@
               <w:end w:w="90" w:type="dxa"/>
             </w:tcMar>
             <w:vAlign w:val="center"/>
-            <w:tcW w:w="907" w:type="dxa"/>
+            <w:tcW w:w="708" w:type="dxa"/>
           </w:tcPr>
           <w:p>
             <w:pPr>
@@ -7358,15 +7329,13 @@
                 <w:color w:val="000000"/>
                 <w:sz w:val="14"/>
               </w:rPr>
-              <w:t>MINGGU</w:t>
-              <w:br/>
-              <w:t>27</w:t>
-            </w:r>
-          </w:p>
-        </w:tc>
-        <w:tc>
-          <w:tcPr>
-            <w:tcW w:type="dxa" w:w="1332"/>
+              <w:t>MINGGU 27</w:t>
+            </w:r>
+          </w:p>
+        </w:tc>
+        <w:tc>
+          <w:tcPr>
+            <w:tcW w:type="dxa" w:w="1191"/>
             <w:tcMar>
               <w:top w:w="70" w:type="dxa"/>
               <w:start w:w="90" w:type="dxa"/>
@@ -7374,7 +7343,7 @@
               <w:end w:w="90" w:type="dxa"/>
             </w:tcMar>
             <w:vAlign w:val="center"/>
-            <w:tcW w:w="1332" w:type="dxa"/>
+            <w:tcW w:w="1190" w:type="dxa"/>
           </w:tcPr>
           <w:p>
             <w:pPr>
@@ -7388,13 +7357,13 @@
                 <w:color w:val="000000"/>
                 <w:sz w:val="14"/>
               </w:rPr>
-              <w:t>03.08.2026 - 07.08.2026</w:t>
-            </w:r>
-          </w:p>
-        </w:tc>
-        <w:tc>
-          <w:tcPr>
-            <w:tcW w:type="dxa" w:w="2948"/>
+              <w:t>3-7 OGOS 2026</w:t>
+            </w:r>
+          </w:p>
+        </w:tc>
+        <w:tc>
+          <w:tcPr>
+            <w:tcW w:type="dxa" w:w="2580"/>
             <w:tcMar>
               <w:top w:w="70" w:type="dxa"/>
               <w:start w:w="90" w:type="dxa"/>
@@ -7402,23 +7371,23 @@
               <w:end w:w="90" w:type="dxa"/>
             </w:tcMar>
             <w:vAlign w:val="center"/>
-            <w:tcW w:w="2948" w:type="dxa"/>
+            <w:tcW w:w="2579" w:type="dxa"/>
           </w:tcPr>
           <w:p>
             <w:pPr>
               <w:spacing w:before="0" w:after="0" w:line="240" w:lineRule="auto"/>
               <w:jc w:val="left"/>
-            </w:pPr>
-            <w:r>
-              <w:rPr>
-                <w:rFonts w:ascii="Arial" w:hAnsi="Arial" w:cs="DejaVu Sans"/>
+              <w:bidi w:val="1"/>
+            </w:pPr>
+            <w:r>
+              <w:rPr>
+                <w:rFonts w:ascii="DejaVu Sans" w:hAnsi="DejaVu Sans" w:cs="DejaVu Sans"/>
                 <w:b w:val="0"/>
                 <w:color w:val="000000"/>
                 <w:sz w:val="14"/>
-              </w:rPr>
-              <w:t>Unit 2</w:t>
-              <w:br/>
-              <w:t>هيا نركز</w:t>
+                <w:rtl/>
+              </w:rPr>
+              <w:t>Unit 2: هيا نركز</w:t>
               <w:br/>
               <w:t>Fokus huruf ن</w:t>
             </w:r>
@@ -7426,7 +7395,7 @@
         </w:tc>
         <w:tc>
           <w:tcPr>
-            <w:tcW w:type="dxa" w:w="1020"/>
+            <w:tcW w:type="dxa" w:w="964"/>
             <w:tcMar>
               <w:top w:w="70" w:type="dxa"/>
               <w:start w:w="90" w:type="dxa"/>
@@ -7434,7 +7403,7 @@
               <w:end w:w="90" w:type="dxa"/>
             </w:tcMar>
             <w:vAlign w:val="center"/>
-            <w:tcW w:w="1020" w:type="dxa"/>
+            <w:tcW w:w="963" w:type="dxa"/>
           </w:tcPr>
           <w:p>
             <w:pPr>
@@ -7454,7 +7423,7 @@
         </w:tc>
         <w:tc>
           <w:tcPr>
-            <w:tcW w:type="dxa" w:w="1984"/>
+            <w:tcW w:type="dxa" w:w="1814"/>
             <w:tcMar>
               <w:top w:w="70" w:type="dxa"/>
               <w:start w:w="90" w:type="dxa"/>
@@ -7462,7 +7431,7 @@
               <w:end w:w="90" w:type="dxa"/>
             </w:tcMar>
             <w:vAlign w:val="center"/>
-            <w:tcW w:w="1984" w:type="dxa"/>
+            <w:tcW w:w="1814" w:type="dxa"/>
           </w:tcPr>
           <w:p>
             <w:pPr>
@@ -7482,7 +7451,7 @@
         </w:tc>
         <w:tc>
           <w:tcPr>
-            <w:tcW w:type="dxa" w:w="4309"/>
+            <w:tcW w:type="dxa" w:w="4025"/>
             <w:tcMar>
               <w:top w:w="70" w:type="dxa"/>
               <w:start w:w="90" w:type="dxa"/>
@@ -7490,7 +7459,7 @@
               <w:end w:w="90" w:type="dxa"/>
             </w:tcMar>
             <w:vAlign w:val="center"/>
-            <w:tcW w:w="4308" w:type="dxa"/>
+            <w:tcW w:w="4025" w:type="dxa"/>
           </w:tcPr>
           <w:p>
             <w:pPr>
@@ -7510,7 +7479,7 @@
         </w:tc>
         <w:tc>
           <w:tcPr>
-            <w:tcW w:type="dxa" w:w="822"/>
+            <w:tcW w:type="dxa" w:w="737"/>
             <w:tcMar>
               <w:top w:w="70" w:type="dxa"/>
               <w:start w:w="90" w:type="dxa"/>
@@ -7518,7 +7487,7 @@
               <w:end w:w="90" w:type="dxa"/>
             </w:tcMar>
             <w:vAlign w:val="center"/>
-            <w:tcW w:w="822" w:type="dxa"/>
+            <w:tcW w:w="737" w:type="dxa"/>
           </w:tcPr>
           <w:p>
             <w:pPr>
@@ -7538,7 +7507,7 @@
         </w:tc>
         <w:tc>
           <w:tcPr>
-            <w:tcW w:type="dxa" w:w="1984"/>
+            <w:tcW w:type="dxa" w:w="1843"/>
             <w:tcMar>
               <w:top w:w="70" w:type="dxa"/>
               <w:start w:w="90" w:type="dxa"/>
@@ -7546,7 +7515,7 @@
               <w:end w:w="90" w:type="dxa"/>
             </w:tcMar>
             <w:vAlign w:val="center"/>
-            <w:tcW w:w="1984" w:type="dxa"/>
+            <w:tcW w:w="1842" w:type="dxa"/>
           </w:tcPr>
           <w:p>
             <w:pPr>
@@ -7570,7 +7539,7 @@
         </w:trPr>
         <w:tc>
           <w:tcPr>
-            <w:tcW w:type="dxa" w:w="907"/>
+            <w:tcW w:type="dxa" w:w="709"/>
             <w:tcMar>
               <w:top w:w="70" w:type="dxa"/>
               <w:start w:w="90" w:type="dxa"/>
@@ -7579,7 +7548,7 @@
             </w:tcMar>
             <w:vAlign w:val="center"/>
             <w:shd w:fill="F3F5F7"/>
-            <w:tcW w:w="907" w:type="dxa"/>
+            <w:tcW w:w="708" w:type="dxa"/>
           </w:tcPr>
           <w:p>
             <w:pPr>
@@ -7593,15 +7562,13 @@
                 <w:color w:val="000000"/>
                 <w:sz w:val="14"/>
               </w:rPr>
-              <w:t>MINGGU</w:t>
-              <w:br/>
-              <w:t>28</w:t>
-            </w:r>
-          </w:p>
-        </w:tc>
-        <w:tc>
-          <w:tcPr>
-            <w:tcW w:type="dxa" w:w="1332"/>
+              <w:t>MINGGU 28</w:t>
+            </w:r>
+          </w:p>
+        </w:tc>
+        <w:tc>
+          <w:tcPr>
+            <w:tcW w:type="dxa" w:w="1191"/>
             <w:tcMar>
               <w:top w:w="70" w:type="dxa"/>
               <w:start w:w="90" w:type="dxa"/>
@@ -7610,7 +7577,7 @@
             </w:tcMar>
             <w:vAlign w:val="center"/>
             <w:shd w:fill="F3F5F7"/>
-            <w:tcW w:w="1332" w:type="dxa"/>
+            <w:tcW w:w="1190" w:type="dxa"/>
           </w:tcPr>
           <w:p>
             <w:pPr>
@@ -7624,13 +7591,13 @@
                 <w:color w:val="000000"/>
                 <w:sz w:val="14"/>
               </w:rPr>
-              <w:t>10.08.2026 - 14.08.2026</w:t>
-            </w:r>
-          </w:p>
-        </w:tc>
-        <w:tc>
-          <w:tcPr>
-            <w:tcW w:type="dxa" w:w="2948"/>
+              <w:t>10-14 OGOS 2026</w:t>
+            </w:r>
+          </w:p>
+        </w:tc>
+        <w:tc>
+          <w:tcPr>
+            <w:tcW w:type="dxa" w:w="2580"/>
             <w:tcMar>
               <w:top w:w="70" w:type="dxa"/>
               <w:start w:w="90" w:type="dxa"/>
@@ -7639,23 +7606,23 @@
             </w:tcMar>
             <w:vAlign w:val="center"/>
             <w:shd w:fill="F3F5F7"/>
-            <w:tcW w:w="2948" w:type="dxa"/>
+            <w:tcW w:w="2579" w:type="dxa"/>
           </w:tcPr>
           <w:p>
             <w:pPr>
               <w:spacing w:before="0" w:after="0" w:line="240" w:lineRule="auto"/>
               <w:jc w:val="left"/>
-            </w:pPr>
-            <w:r>
-              <w:rPr>
-                <w:rFonts w:ascii="Arial" w:hAnsi="Arial" w:cs="DejaVu Sans"/>
+              <w:bidi w:val="1"/>
+            </w:pPr>
+            <w:r>
+              <w:rPr>
+                <w:rFonts w:ascii="DejaVu Sans" w:hAnsi="DejaVu Sans" w:cs="DejaVu Sans"/>
                 <w:b w:val="0"/>
                 <w:color w:val="000000"/>
                 <w:sz w:val="14"/>
-              </w:rPr>
-              <w:t>Unit 3</w:t>
-              <w:br/>
-              <w:t>كيف نحيي ونرحب؟</w:t>
+                <w:rtl/>
+              </w:rPr>
+              <w:t>Unit 3: كيف نحيي ونرحب؟</w:t>
               <w:br/>
               <w:t>Mendengar dan bertutur</w:t>
             </w:r>
@@ -7663,7 +7630,7 @@
         </w:tc>
         <w:tc>
           <w:tcPr>
-            <w:tcW w:type="dxa" w:w="1020"/>
+            <w:tcW w:type="dxa" w:w="964"/>
             <w:tcMar>
               <w:top w:w="70" w:type="dxa"/>
               <w:start w:w="90" w:type="dxa"/>
@@ -7672,7 +7639,7 @@
             </w:tcMar>
             <w:vAlign w:val="center"/>
             <w:shd w:fill="F3F5F7"/>
-            <w:tcW w:w="1020" w:type="dxa"/>
+            <w:tcW w:w="963" w:type="dxa"/>
           </w:tcPr>
           <w:p>
             <w:pPr>
@@ -7692,7 +7659,7 @@
         </w:tc>
         <w:tc>
           <w:tcPr>
-            <w:tcW w:type="dxa" w:w="1984"/>
+            <w:tcW w:type="dxa" w:w="1814"/>
             <w:tcMar>
               <w:top w:w="70" w:type="dxa"/>
               <w:start w:w="90" w:type="dxa"/>
@@ -7701,7 +7668,7 @@
             </w:tcMar>
             <w:vAlign w:val="center"/>
             <w:shd w:fill="F3F5F7"/>
-            <w:tcW w:w="1984" w:type="dxa"/>
+            <w:tcW w:w="1814" w:type="dxa"/>
           </w:tcPr>
           <w:p>
             <w:pPr>
@@ -7721,7 +7688,7 @@
         </w:tc>
         <w:tc>
           <w:tcPr>
-            <w:tcW w:type="dxa" w:w="4309"/>
+            <w:tcW w:type="dxa" w:w="4025"/>
             <w:tcMar>
               <w:top w:w="70" w:type="dxa"/>
               <w:start w:w="90" w:type="dxa"/>
@@ -7730,7 +7697,7 @@
             </w:tcMar>
             <w:vAlign w:val="center"/>
             <w:shd w:fill="F3F5F7"/>
-            <w:tcW w:w="4308" w:type="dxa"/>
+            <w:tcW w:w="4025" w:type="dxa"/>
           </w:tcPr>
           <w:p>
             <w:pPr>
@@ -7750,7 +7717,7 @@
         </w:tc>
         <w:tc>
           <w:tcPr>
-            <w:tcW w:type="dxa" w:w="822"/>
+            <w:tcW w:type="dxa" w:w="737"/>
             <w:tcMar>
               <w:top w:w="70" w:type="dxa"/>
               <w:start w:w="90" w:type="dxa"/>
@@ -7759,7 +7726,7 @@
             </w:tcMar>
             <w:vAlign w:val="center"/>
             <w:shd w:fill="F3F5F7"/>
-            <w:tcW w:w="822" w:type="dxa"/>
+            <w:tcW w:w="737" w:type="dxa"/>
           </w:tcPr>
           <w:p>
             <w:pPr>
@@ -7779,7 +7746,7 @@
         </w:tc>
         <w:tc>
           <w:tcPr>
-            <w:tcW w:type="dxa" w:w="1984"/>
+            <w:tcW w:type="dxa" w:w="1843"/>
             <w:tcMar>
               <w:top w:w="70" w:type="dxa"/>
               <w:start w:w="90" w:type="dxa"/>
@@ -7788,7 +7755,7 @@
             </w:tcMar>
             <w:vAlign w:val="center"/>
             <w:shd w:fill="F3F5F7"/>
-            <w:tcW w:w="1984" w:type="dxa"/>
+            <w:tcW w:w="1842" w:type="dxa"/>
           </w:tcPr>
           <w:p>
             <w:pPr>
@@ -7812,7 +7779,7 @@
         </w:trPr>
         <w:tc>
           <w:tcPr>
-            <w:tcW w:type="dxa" w:w="907"/>
+            <w:tcW w:type="dxa" w:w="709"/>
             <w:tcMar>
               <w:top w:w="70" w:type="dxa"/>
               <w:start w:w="90" w:type="dxa"/>
@@ -7820,7 +7787,7 @@
               <w:end w:w="90" w:type="dxa"/>
             </w:tcMar>
             <w:vAlign w:val="center"/>
-            <w:tcW w:w="907" w:type="dxa"/>
+            <w:tcW w:w="708" w:type="dxa"/>
           </w:tcPr>
           <w:p>
             <w:pPr>
@@ -7834,15 +7801,13 @@
                 <w:color w:val="000000"/>
                 <w:sz w:val="14"/>
               </w:rPr>
-              <w:t>MINGGU</w:t>
-              <w:br/>
-              <w:t>29</w:t>
-            </w:r>
-          </w:p>
-        </w:tc>
-        <w:tc>
-          <w:tcPr>
-            <w:tcW w:type="dxa" w:w="1332"/>
+              <w:t>MINGGU 29</w:t>
+            </w:r>
+          </w:p>
+        </w:tc>
+        <w:tc>
+          <w:tcPr>
+            <w:tcW w:type="dxa" w:w="1191"/>
             <w:tcMar>
               <w:top w:w="70" w:type="dxa"/>
               <w:start w:w="90" w:type="dxa"/>
@@ -7850,7 +7815,7 @@
               <w:end w:w="90" w:type="dxa"/>
             </w:tcMar>
             <w:vAlign w:val="center"/>
-            <w:tcW w:w="1332" w:type="dxa"/>
+            <w:tcW w:w="1190" w:type="dxa"/>
           </w:tcPr>
           <w:p>
             <w:pPr>
@@ -7864,13 +7829,13 @@
                 <w:color w:val="000000"/>
                 <w:sz w:val="14"/>
               </w:rPr>
-              <w:t>17.08.2026 - 21.08.2026</w:t>
-            </w:r>
-          </w:p>
-        </w:tc>
-        <w:tc>
-          <w:tcPr>
-            <w:tcW w:type="dxa" w:w="2948"/>
+              <w:t>17-21 OGOS 2026</w:t>
+            </w:r>
+          </w:p>
+        </w:tc>
+        <w:tc>
+          <w:tcPr>
+            <w:tcW w:type="dxa" w:w="2580"/>
             <w:tcMar>
               <w:top w:w="70" w:type="dxa"/>
               <w:start w:w="90" w:type="dxa"/>
@@ -7878,23 +7843,23 @@
               <w:end w:w="90" w:type="dxa"/>
             </w:tcMar>
             <w:vAlign w:val="center"/>
-            <w:tcW w:w="2948" w:type="dxa"/>
+            <w:tcW w:w="2579" w:type="dxa"/>
           </w:tcPr>
           <w:p>
             <w:pPr>
               <w:spacing w:before="0" w:after="0" w:line="240" w:lineRule="auto"/>
               <w:jc w:val="left"/>
-            </w:pPr>
-            <w:r>
-              <w:rPr>
-                <w:rFonts w:ascii="Arial" w:hAnsi="Arial" w:cs="DejaVu Sans"/>
+              <w:bidi w:val="1"/>
+            </w:pPr>
+            <w:r>
+              <w:rPr>
+                <w:rFonts w:ascii="DejaVu Sans" w:hAnsi="DejaVu Sans" w:cs="DejaVu Sans"/>
                 <w:b w:val="0"/>
                 <w:color w:val="000000"/>
                 <w:sz w:val="14"/>
-              </w:rPr>
-              <w:t>Unit 3</w:t>
-              <w:br/>
-              <w:t>كيف نحيي ونرحب؟</w:t>
+                <w:rtl/>
+              </w:rPr>
+              <w:t>Unit 3: كيف نحيي ونرحب؟</w:t>
               <w:br/>
               <w:t>Membaca ucapan</w:t>
             </w:r>
@@ -7902,7 +7867,7 @@
         </w:tc>
         <w:tc>
           <w:tcPr>
-            <w:tcW w:type="dxa" w:w="1020"/>
+            <w:tcW w:type="dxa" w:w="964"/>
             <w:tcMar>
               <w:top w:w="70" w:type="dxa"/>
               <w:start w:w="90" w:type="dxa"/>
@@ -7910,7 +7875,7 @@
               <w:end w:w="90" w:type="dxa"/>
             </w:tcMar>
             <w:vAlign w:val="center"/>
-            <w:tcW w:w="1020" w:type="dxa"/>
+            <w:tcW w:w="963" w:type="dxa"/>
           </w:tcPr>
           <w:p>
             <w:pPr>
@@ -7930,7 +7895,7 @@
         </w:tc>
         <w:tc>
           <w:tcPr>
-            <w:tcW w:type="dxa" w:w="1984"/>
+            <w:tcW w:type="dxa" w:w="1814"/>
             <w:tcMar>
               <w:top w:w="70" w:type="dxa"/>
               <w:start w:w="90" w:type="dxa"/>
@@ -7938,7 +7903,7 @@
               <w:end w:w="90" w:type="dxa"/>
             </w:tcMar>
             <w:vAlign w:val="center"/>
-            <w:tcW w:w="1984" w:type="dxa"/>
+            <w:tcW w:w="1814" w:type="dxa"/>
           </w:tcPr>
           <w:p>
             <w:pPr>
@@ -7958,7 +7923,7 @@
         </w:tc>
         <w:tc>
           <w:tcPr>
-            <w:tcW w:type="dxa" w:w="4309"/>
+            <w:tcW w:type="dxa" w:w="4025"/>
             <w:tcMar>
               <w:top w:w="70" w:type="dxa"/>
               <w:start w:w="90" w:type="dxa"/>
@@ -7966,7 +7931,7 @@
               <w:end w:w="90" w:type="dxa"/>
             </w:tcMar>
             <w:vAlign w:val="center"/>
-            <w:tcW w:w="4308" w:type="dxa"/>
+            <w:tcW w:w="4025" w:type="dxa"/>
           </w:tcPr>
           <w:p>
             <w:pPr>
@@ -7986,7 +7951,7 @@
         </w:tc>
         <w:tc>
           <w:tcPr>
-            <w:tcW w:type="dxa" w:w="822"/>
+            <w:tcW w:type="dxa" w:w="737"/>
             <w:tcMar>
               <w:top w:w="70" w:type="dxa"/>
               <w:start w:w="90" w:type="dxa"/>
@@ -7994,7 +7959,7 @@
               <w:end w:w="90" w:type="dxa"/>
             </w:tcMar>
             <w:vAlign w:val="center"/>
-            <w:tcW w:w="822" w:type="dxa"/>
+            <w:tcW w:w="737" w:type="dxa"/>
           </w:tcPr>
           <w:p>
             <w:pPr>
@@ -8014,7 +7979,7 @@
         </w:tc>
         <w:tc>
           <w:tcPr>
-            <w:tcW w:type="dxa" w:w="1984"/>
+            <w:tcW w:type="dxa" w:w="1843"/>
             <w:tcMar>
               <w:top w:w="70" w:type="dxa"/>
               <w:start w:w="90" w:type="dxa"/>
@@ -8022,7 +7987,7 @@
               <w:end w:w="90" w:type="dxa"/>
             </w:tcMar>
             <w:vAlign w:val="center"/>
-            <w:tcW w:w="1984" w:type="dxa"/>
+            <w:tcW w:w="1842" w:type="dxa"/>
           </w:tcPr>
           <w:p>
             <w:pPr>
@@ -8046,7 +8011,7 @@
         </w:trPr>
         <w:tc>
           <w:tcPr>
-            <w:tcW w:type="dxa" w:w="907"/>
+            <w:tcW w:type="dxa" w:w="709"/>
             <w:tcMar>
               <w:top w:w="70" w:type="dxa"/>
               <w:start w:w="90" w:type="dxa"/>
@@ -8055,7 +8020,7 @@
             </w:tcMar>
             <w:vAlign w:val="center"/>
             <w:shd w:fill="F3F5F7"/>
-            <w:tcW w:w="907" w:type="dxa"/>
+            <w:tcW w:w="708" w:type="dxa"/>
           </w:tcPr>
           <w:p>
             <w:pPr>
@@ -8069,15 +8034,13 @@
                 <w:color w:val="000000"/>
                 <w:sz w:val="14"/>
               </w:rPr>
-              <w:t>MINGGU</w:t>
-              <w:br/>
-              <w:t>30</w:t>
-            </w:r>
-          </w:p>
-        </w:tc>
-        <w:tc>
-          <w:tcPr>
-            <w:tcW w:type="dxa" w:w="1332"/>
+              <w:t>MINGGU 30</w:t>
+            </w:r>
+          </w:p>
+        </w:tc>
+        <w:tc>
+          <w:tcPr>
+            <w:tcW w:type="dxa" w:w="1191"/>
             <w:tcMar>
               <w:top w:w="70" w:type="dxa"/>
               <w:start w:w="90" w:type="dxa"/>
@@ -8086,7 +8049,7 @@
             </w:tcMar>
             <w:vAlign w:val="center"/>
             <w:shd w:fill="F3F5F7"/>
-            <w:tcW w:w="1332" w:type="dxa"/>
+            <w:tcW w:w="1190" w:type="dxa"/>
           </w:tcPr>
           <w:p>
             <w:pPr>
@@ -8100,13 +8063,13 @@
                 <w:color w:val="000000"/>
                 <w:sz w:val="14"/>
               </w:rPr>
-              <w:t>24.08.2026 - 28.08.2026</w:t>
-            </w:r>
-          </w:p>
-        </w:tc>
-        <w:tc>
-          <w:tcPr>
-            <w:tcW w:type="dxa" w:w="2948"/>
+              <w:t>24-28 OGOS 2026</w:t>
+            </w:r>
+          </w:p>
+        </w:tc>
+        <w:tc>
+          <w:tcPr>
+            <w:tcW w:type="dxa" w:w="2580"/>
             <w:tcMar>
               <w:top w:w="70" w:type="dxa"/>
               <w:start w:w="90" w:type="dxa"/>
@@ -8115,23 +8078,23 @@
             </w:tcMar>
             <w:vAlign w:val="center"/>
             <w:shd w:fill="F3F5F7"/>
-            <w:tcW w:w="2948" w:type="dxa"/>
+            <w:tcW w:w="2579" w:type="dxa"/>
           </w:tcPr>
           <w:p>
             <w:pPr>
               <w:spacing w:before="0" w:after="0" w:line="240" w:lineRule="auto"/>
               <w:jc w:val="left"/>
-            </w:pPr>
-            <w:r>
-              <w:rPr>
-                <w:rFonts w:ascii="Arial" w:hAnsi="Arial" w:cs="DejaVu Sans"/>
+              <w:bidi w:val="1"/>
+            </w:pPr>
+            <w:r>
+              <w:rPr>
+                <w:rFonts w:ascii="DejaVu Sans" w:hAnsi="DejaVu Sans" w:cs="DejaVu Sans"/>
                 <w:b w:val="0"/>
                 <w:color w:val="000000"/>
                 <w:sz w:val="14"/>
-              </w:rPr>
-              <w:t>Unit 3</w:t>
-              <w:br/>
-              <w:t>كيف نحيي ونرحب؟</w:t>
+                <w:rtl/>
+              </w:rPr>
+              <w:t>Unit 3: كيف نحيي ونرحب؟</w:t>
               <w:br/>
               <w:t>Menyalin ucapan</w:t>
             </w:r>
@@ -8139,7 +8102,7 @@
         </w:tc>
         <w:tc>
           <w:tcPr>
-            <w:tcW w:type="dxa" w:w="1020"/>
+            <w:tcW w:type="dxa" w:w="964"/>
             <w:tcMar>
               <w:top w:w="70" w:type="dxa"/>
               <w:start w:w="90" w:type="dxa"/>
@@ -8148,7 +8111,7 @@
             </w:tcMar>
             <w:vAlign w:val="center"/>
             <w:shd w:fill="F3F5F7"/>
-            <w:tcW w:w="1020" w:type="dxa"/>
+            <w:tcW w:w="963" w:type="dxa"/>
           </w:tcPr>
           <w:p>
             <w:pPr>
@@ -8168,7 +8131,7 @@
         </w:tc>
         <w:tc>
           <w:tcPr>
-            <w:tcW w:type="dxa" w:w="1984"/>
+            <w:tcW w:type="dxa" w:w="1814"/>
             <w:tcMar>
               <w:top w:w="70" w:type="dxa"/>
               <w:start w:w="90" w:type="dxa"/>
@@ -8177,7 +8140,7 @@
             </w:tcMar>
             <w:vAlign w:val="center"/>
             <w:shd w:fill="F3F5F7"/>
-            <w:tcW w:w="1984" w:type="dxa"/>
+            <w:tcW w:w="1814" w:type="dxa"/>
           </w:tcPr>
           <w:p>
             <w:pPr>
@@ -8197,7 +8160,7 @@
         </w:tc>
         <w:tc>
           <w:tcPr>
-            <w:tcW w:type="dxa" w:w="4309"/>
+            <w:tcW w:type="dxa" w:w="4025"/>
             <w:tcMar>
               <w:top w:w="70" w:type="dxa"/>
               <w:start w:w="90" w:type="dxa"/>
@@ -8206,7 +8169,7 @@
             </w:tcMar>
             <w:vAlign w:val="center"/>
             <w:shd w:fill="F3F5F7"/>
-            <w:tcW w:w="4308" w:type="dxa"/>
+            <w:tcW w:w="4025" w:type="dxa"/>
           </w:tcPr>
           <w:p>
             <w:pPr>
@@ -8226,7 +8189,7 @@
         </w:tc>
         <w:tc>
           <w:tcPr>
-            <w:tcW w:type="dxa" w:w="822"/>
+            <w:tcW w:type="dxa" w:w="737"/>
             <w:tcMar>
               <w:top w:w="70" w:type="dxa"/>
               <w:start w:w="90" w:type="dxa"/>
@@ -8235,7 +8198,7 @@
             </w:tcMar>
             <w:vAlign w:val="center"/>
             <w:shd w:fill="F3F5F7"/>
-            <w:tcW w:w="822" w:type="dxa"/>
+            <w:tcW w:w="737" w:type="dxa"/>
           </w:tcPr>
           <w:p>
             <w:pPr>
@@ -8255,7 +8218,7 @@
         </w:tc>
         <w:tc>
           <w:tcPr>
-            <w:tcW w:type="dxa" w:w="1984"/>
+            <w:tcW w:type="dxa" w:w="1843"/>
             <w:tcMar>
               <w:top w:w="70" w:type="dxa"/>
               <w:start w:w="90" w:type="dxa"/>
@@ -8264,7 +8227,7 @@
             </w:tcMar>
             <w:vAlign w:val="center"/>
             <w:shd w:fill="F3F5F7"/>
-            <w:tcW w:w="1984" w:type="dxa"/>
+            <w:tcW w:w="1842" w:type="dxa"/>
           </w:tcPr>
           <w:p>
             <w:pPr>
@@ -8298,9 +8261,16 @@
       </w:r>
     </w:p>
     <w:p>
+      <w:r/>
+    </w:p>
+    <w:p>
       <w:pPr>
-        <w:pageBreakBefore/>
+        <w:keepNext/>
+        <w:keepLines/>
+        <w:pageBreakBefore w:val="0"/>
         <w:spacing w:after="80"/>
+        <w:jc w:val="left"/>
+        <w:bidi w:val="0"/>
       </w:pPr>
       <w:r>
         <w:rPr>
@@ -8308,6 +8278,7 @@
           <w:b/>
           <w:color w:val="183B56"/>
           <w:sz w:val="24"/>
+          <w:rtl w:val="0"/>
         </w:rPr>
         <w:t>Penggal 2B</w:t>
       </w:r>
@@ -8319,26 +8290,26 @@
         <w:jc w:val="center"/>
         <w:tblLayout w:type="fixed"/>
         <w:tblLook w:firstColumn="1" w:firstRow="1" w:lastColumn="0" w:lastRow="0" w:noHBand="0" w:noVBand="1" w:val="04A0"/>
-        <w:tblW w:w="15307" w:type="dxa"/>
+        <w:tblW w:w="13861" w:type="dxa"/>
         <w:tblLayout w:type="fixed"/>
       </w:tblPr>
       <w:tblGrid>
-        <w:gridCol w:w="907"/>
-        <w:gridCol w:w="1332"/>
-        <w:gridCol w:w="2948"/>
-        <w:gridCol w:w="1020"/>
-        <w:gridCol w:w="1984"/>
-        <w:gridCol w:w="4308"/>
-        <w:gridCol w:w="822"/>
-        <w:gridCol w:w="1984"/>
+        <w:gridCol w:w="708"/>
+        <w:gridCol w:w="1190"/>
+        <w:gridCol w:w="2579"/>
+        <w:gridCol w:w="963"/>
+        <w:gridCol w:w="1814"/>
+        <w:gridCol w:w="4025"/>
+        <w:gridCol w:w="737"/>
+        <w:gridCol w:w="1842"/>
       </w:tblGrid>
       <w:tr>
         <w:trPr>
-          <w:tblHeader/>
+          <w:tblHeader w:val="true"/>
         </w:trPr>
         <w:tc>
           <w:tcPr>
-            <w:tcW w:type="dxa" w:w="907"/>
+            <w:tcW w:type="dxa" w:w="709"/>
             <w:shd w:fill="183B56"/>
             <w:tcMar>
               <w:top w:w="85" w:type="dxa"/>
@@ -8347,7 +8318,7 @@
               <w:end w:w="80" w:type="dxa"/>
             </w:tcMar>
             <w:vAlign w:val="center"/>
-            <w:tcW w:w="907" w:type="dxa"/>
+            <w:tcW w:w="708" w:type="dxa"/>
           </w:tcPr>
           <w:p>
             <w:pPr>
@@ -8367,7 +8338,7 @@
         </w:tc>
         <w:tc>
           <w:tcPr>
-            <w:tcW w:type="dxa" w:w="1332"/>
+            <w:tcW w:type="dxa" w:w="1191"/>
             <w:shd w:fill="183B56"/>
             <w:tcMar>
               <w:top w:w="85" w:type="dxa"/>
@@ -8376,7 +8347,7 @@
               <w:end w:w="80" w:type="dxa"/>
             </w:tcMar>
             <w:vAlign w:val="center"/>
-            <w:tcW w:w="1332" w:type="dxa"/>
+            <w:tcW w:w="1190" w:type="dxa"/>
           </w:tcPr>
           <w:p>
             <w:pPr>
@@ -8396,7 +8367,7 @@
         </w:tc>
         <w:tc>
           <w:tcPr>
-            <w:tcW w:type="dxa" w:w="2948"/>
+            <w:tcW w:type="dxa" w:w="2580"/>
             <w:shd w:fill="183B56"/>
             <w:tcMar>
               <w:top w:w="85" w:type="dxa"/>
@@ -8405,7 +8376,7 @@
               <w:end w:w="80" w:type="dxa"/>
             </w:tcMar>
             <w:vAlign w:val="center"/>
-            <w:tcW w:w="2948" w:type="dxa"/>
+            <w:tcW w:w="2579" w:type="dxa"/>
           </w:tcPr>
           <w:p>
             <w:pPr>
@@ -8425,7 +8396,7 @@
         </w:tc>
         <w:tc>
           <w:tcPr>
-            <w:tcW w:type="dxa" w:w="1020"/>
+            <w:tcW w:type="dxa" w:w="964"/>
             <w:shd w:fill="183B56"/>
             <w:tcMar>
               <w:top w:w="85" w:type="dxa"/>
@@ -8434,7 +8405,7 @@
               <w:end w:w="80" w:type="dxa"/>
             </w:tcMar>
             <w:vAlign w:val="center"/>
-            <w:tcW w:w="1020" w:type="dxa"/>
+            <w:tcW w:w="963" w:type="dxa"/>
           </w:tcPr>
           <w:p>
             <w:pPr>
@@ -8454,7 +8425,7 @@
         </w:tc>
         <w:tc>
           <w:tcPr>
-            <w:tcW w:type="dxa" w:w="1984"/>
+            <w:tcW w:type="dxa" w:w="1814"/>
             <w:shd w:fill="183B56"/>
             <w:tcMar>
               <w:top w:w="85" w:type="dxa"/>
@@ -8463,7 +8434,7 @@
               <w:end w:w="80" w:type="dxa"/>
             </w:tcMar>
             <w:vAlign w:val="center"/>
-            <w:tcW w:w="1984" w:type="dxa"/>
+            <w:tcW w:w="1814" w:type="dxa"/>
           </w:tcPr>
           <w:p>
             <w:pPr>
@@ -8483,7 +8454,7 @@
         </w:tc>
         <w:tc>
           <w:tcPr>
-            <w:tcW w:type="dxa" w:w="4309"/>
+            <w:tcW w:type="dxa" w:w="4025"/>
             <w:shd w:fill="183B56"/>
             <w:tcMar>
               <w:top w:w="85" w:type="dxa"/>
@@ -8492,7 +8463,7 @@
               <w:end w:w="80" w:type="dxa"/>
             </w:tcMar>
             <w:vAlign w:val="center"/>
-            <w:tcW w:w="4308" w:type="dxa"/>
+            <w:tcW w:w="4025" w:type="dxa"/>
           </w:tcPr>
           <w:p>
             <w:pPr>
@@ -8512,7 +8483,7 @@
         </w:tc>
         <w:tc>
           <w:tcPr>
-            <w:tcW w:type="dxa" w:w="822"/>
+            <w:tcW w:type="dxa" w:w="737"/>
             <w:shd w:fill="183B56"/>
             <w:tcMar>
               <w:top w:w="85" w:type="dxa"/>
@@ -8521,7 +8492,7 @@
               <w:end w:w="80" w:type="dxa"/>
             </w:tcMar>
             <w:vAlign w:val="center"/>
-            <w:tcW w:w="822" w:type="dxa"/>
+            <w:tcW w:w="737" w:type="dxa"/>
           </w:tcPr>
           <w:p>
             <w:pPr>
@@ -8543,7 +8514,7 @@
         </w:tc>
         <w:tc>
           <w:tcPr>
-            <w:tcW w:type="dxa" w:w="1984"/>
+            <w:tcW w:type="dxa" w:w="1843"/>
             <w:shd w:fill="183B56"/>
             <w:tcMar>
               <w:top w:w="85" w:type="dxa"/>
@@ -8552,7 +8523,7 @@
               <w:end w:w="80" w:type="dxa"/>
             </w:tcMar>
             <w:vAlign w:val="center"/>
-            <w:tcW w:w="1984" w:type="dxa"/>
+            <w:tcW w:w="1842" w:type="dxa"/>
           </w:tcPr>
           <w:p>
             <w:pPr>
@@ -8577,7 +8548,7 @@
         </w:trPr>
         <w:tc>
           <w:tcPr>
-            <w:tcW w:type="dxa" w:w="907"/>
+            <w:tcW w:type="dxa" w:w="709"/>
             <w:tcMar>
               <w:top w:w="70" w:type="dxa"/>
               <w:start w:w="90" w:type="dxa"/>
@@ -8585,7 +8556,7 @@
               <w:end w:w="90" w:type="dxa"/>
             </w:tcMar>
             <w:vAlign w:val="center"/>
-            <w:tcW w:w="907" w:type="dxa"/>
+            <w:tcW w:w="708" w:type="dxa"/>
           </w:tcPr>
           <w:p>
             <w:pPr>
@@ -8599,15 +8570,13 @@
                 <w:color w:val="000000"/>
                 <w:sz w:val="14"/>
               </w:rPr>
-              <w:t>MINGGU</w:t>
-              <w:br/>
-              <w:t>31</w:t>
-            </w:r>
-          </w:p>
-        </w:tc>
-        <w:tc>
-          <w:tcPr>
-            <w:tcW w:type="dxa" w:w="1332"/>
+              <w:t>MINGGU 31</w:t>
+            </w:r>
+          </w:p>
+        </w:tc>
+        <w:tc>
+          <w:tcPr>
+            <w:tcW w:type="dxa" w:w="1191"/>
             <w:tcMar>
               <w:top w:w="70" w:type="dxa"/>
               <w:start w:w="90" w:type="dxa"/>
@@ -8615,7 +8584,7 @@
               <w:end w:w="90" w:type="dxa"/>
             </w:tcMar>
             <w:vAlign w:val="center"/>
-            <w:tcW w:w="1332" w:type="dxa"/>
+            <w:tcW w:w="1190" w:type="dxa"/>
           </w:tcPr>
           <w:p>
             <w:pPr>
@@ -8629,13 +8598,13 @@
                 <w:color w:val="000000"/>
                 <w:sz w:val="14"/>
               </w:rPr>
-              <w:t>07.09.2026 - 11.09.2026</w:t>
-            </w:r>
-          </w:p>
-        </w:tc>
-        <w:tc>
-          <w:tcPr>
-            <w:tcW w:type="dxa" w:w="2948"/>
+              <w:t>7-11 SEPT 2026</w:t>
+            </w:r>
+          </w:p>
+        </w:tc>
+        <w:tc>
+          <w:tcPr>
+            <w:tcW w:type="dxa" w:w="2580"/>
             <w:tcMar>
               <w:top w:w="70" w:type="dxa"/>
               <w:start w:w="90" w:type="dxa"/>
@@ -8643,23 +8612,23 @@
               <w:end w:w="90" w:type="dxa"/>
             </w:tcMar>
             <w:vAlign w:val="center"/>
-            <w:tcW w:w="2948" w:type="dxa"/>
+            <w:tcW w:w="2579" w:type="dxa"/>
           </w:tcPr>
           <w:p>
             <w:pPr>
               <w:spacing w:before="0" w:after="0" w:line="240" w:lineRule="auto"/>
               <w:jc w:val="left"/>
-            </w:pPr>
-            <w:r>
-              <w:rPr>
-                <w:rFonts w:ascii="Arial" w:hAnsi="Arial" w:cs="DejaVu Sans"/>
+              <w:bidi w:val="1"/>
+            </w:pPr>
+            <w:r>
+              <w:rPr>
+                <w:rFonts w:ascii="DejaVu Sans" w:hAnsi="DejaVu Sans" w:cs="DejaVu Sans"/>
                 <w:b w:val="0"/>
                 <w:color w:val="000000"/>
                 <w:sz w:val="14"/>
-              </w:rPr>
-              <w:t>Unit 4</w:t>
-              <w:br/>
-              <w:t>نمرح بالأرقام</w:t>
+                <w:rtl/>
+              </w:rPr>
+              <w:t>Unit 4: نمرح بالأرقام</w:t>
               <w:br/>
               <w:t>Nombor 1-3</w:t>
             </w:r>
@@ -8667,7 +8636,7 @@
         </w:tc>
         <w:tc>
           <w:tcPr>
-            <w:tcW w:type="dxa" w:w="1020"/>
+            <w:tcW w:type="dxa" w:w="964"/>
             <w:tcMar>
               <w:top w:w="70" w:type="dxa"/>
               <w:start w:w="90" w:type="dxa"/>
@@ -8675,7 +8644,7 @@
               <w:end w:w="90" w:type="dxa"/>
             </w:tcMar>
             <w:vAlign w:val="center"/>
-            <w:tcW w:w="1020" w:type="dxa"/>
+            <w:tcW w:w="963" w:type="dxa"/>
           </w:tcPr>
           <w:p>
             <w:pPr>
@@ -8695,7 +8664,7 @@
         </w:tc>
         <w:tc>
           <w:tcPr>
-            <w:tcW w:type="dxa" w:w="1984"/>
+            <w:tcW w:type="dxa" w:w="1814"/>
             <w:tcMar>
               <w:top w:w="70" w:type="dxa"/>
               <w:start w:w="90" w:type="dxa"/>
@@ -8703,7 +8672,7 @@
               <w:end w:w="90" w:type="dxa"/>
             </w:tcMar>
             <w:vAlign w:val="center"/>
-            <w:tcW w:w="1984" w:type="dxa"/>
+            <w:tcW w:w="1814" w:type="dxa"/>
           </w:tcPr>
           <w:p>
             <w:pPr>
@@ -8723,7 +8692,7 @@
         </w:tc>
         <w:tc>
           <w:tcPr>
-            <w:tcW w:type="dxa" w:w="4309"/>
+            <w:tcW w:type="dxa" w:w="4025"/>
             <w:tcMar>
               <w:top w:w="70" w:type="dxa"/>
               <w:start w:w="90" w:type="dxa"/>
@@ -8731,7 +8700,7 @@
               <w:end w:w="90" w:type="dxa"/>
             </w:tcMar>
             <w:vAlign w:val="center"/>
-            <w:tcW w:w="4308" w:type="dxa"/>
+            <w:tcW w:w="4025" w:type="dxa"/>
           </w:tcPr>
           <w:p>
             <w:pPr>
@@ -8751,7 +8720,7 @@
         </w:tc>
         <w:tc>
           <w:tcPr>
-            <w:tcW w:type="dxa" w:w="822"/>
+            <w:tcW w:type="dxa" w:w="737"/>
             <w:tcMar>
               <w:top w:w="70" w:type="dxa"/>
               <w:start w:w="90" w:type="dxa"/>
@@ -8759,7 +8728,7 @@
               <w:end w:w="90" w:type="dxa"/>
             </w:tcMar>
             <w:vAlign w:val="center"/>
-            <w:tcW w:w="822" w:type="dxa"/>
+            <w:tcW w:w="737" w:type="dxa"/>
           </w:tcPr>
           <w:p>
             <w:pPr>
@@ -8779,7 +8748,7 @@
         </w:tc>
         <w:tc>
           <w:tcPr>
-            <w:tcW w:type="dxa" w:w="1984"/>
+            <w:tcW w:type="dxa" w:w="1843"/>
             <w:tcMar>
               <w:top w:w="70" w:type="dxa"/>
               <w:start w:w="90" w:type="dxa"/>
@@ -8787,7 +8756,7 @@
               <w:end w:w="90" w:type="dxa"/>
             </w:tcMar>
             <w:vAlign w:val="center"/>
-            <w:tcW w:w="1984" w:type="dxa"/>
+            <w:tcW w:w="1842" w:type="dxa"/>
           </w:tcPr>
           <w:p>
             <w:pPr>
@@ -8811,7 +8780,7 @@
         </w:trPr>
         <w:tc>
           <w:tcPr>
-            <w:tcW w:type="dxa" w:w="907"/>
+            <w:tcW w:type="dxa" w:w="709"/>
             <w:tcMar>
               <w:top w:w="70" w:type="dxa"/>
               <w:start w:w="90" w:type="dxa"/>
@@ -8820,7 +8789,7 @@
             </w:tcMar>
             <w:vAlign w:val="center"/>
             <w:shd w:fill="F3F5F7"/>
-            <w:tcW w:w="907" w:type="dxa"/>
+            <w:tcW w:w="708" w:type="dxa"/>
           </w:tcPr>
           <w:p>
             <w:pPr>
@@ -8834,15 +8803,13 @@
                 <w:color w:val="000000"/>
                 <w:sz w:val="14"/>
               </w:rPr>
-              <w:t>MINGGU</w:t>
-              <w:br/>
-              <w:t>32</w:t>
-            </w:r>
-          </w:p>
-        </w:tc>
-        <w:tc>
-          <w:tcPr>
-            <w:tcW w:type="dxa" w:w="1332"/>
+              <w:t>MINGGU 32</w:t>
+            </w:r>
+          </w:p>
+        </w:tc>
+        <w:tc>
+          <w:tcPr>
+            <w:tcW w:type="dxa" w:w="1191"/>
             <w:tcMar>
               <w:top w:w="70" w:type="dxa"/>
               <w:start w:w="90" w:type="dxa"/>
@@ -8851,7 +8818,7 @@
             </w:tcMar>
             <w:vAlign w:val="center"/>
             <w:shd w:fill="F3F5F7"/>
-            <w:tcW w:w="1332" w:type="dxa"/>
+            <w:tcW w:w="1190" w:type="dxa"/>
           </w:tcPr>
           <w:p>
             <w:pPr>
@@ -8865,13 +8832,13 @@
                 <w:color w:val="000000"/>
                 <w:sz w:val="14"/>
               </w:rPr>
-              <w:t>14.09.2026 - 18.09.2026</w:t>
-            </w:r>
-          </w:p>
-        </w:tc>
-        <w:tc>
-          <w:tcPr>
-            <w:tcW w:type="dxa" w:w="2948"/>
+              <w:t>14-18 SEPT 2026</w:t>
+            </w:r>
+          </w:p>
+        </w:tc>
+        <w:tc>
+          <w:tcPr>
+            <w:tcW w:type="dxa" w:w="2580"/>
             <w:tcMar>
               <w:top w:w="70" w:type="dxa"/>
               <w:start w:w="90" w:type="dxa"/>
@@ -8880,23 +8847,23 @@
             </w:tcMar>
             <w:vAlign w:val="center"/>
             <w:shd w:fill="F3F5F7"/>
-            <w:tcW w:w="2948" w:type="dxa"/>
+            <w:tcW w:w="2579" w:type="dxa"/>
           </w:tcPr>
           <w:p>
             <w:pPr>
               <w:spacing w:before="0" w:after="0" w:line="240" w:lineRule="auto"/>
               <w:jc w:val="left"/>
-            </w:pPr>
-            <w:r>
-              <w:rPr>
-                <w:rFonts w:ascii="Arial" w:hAnsi="Arial" w:cs="DejaVu Sans"/>
+              <w:bidi w:val="1"/>
+            </w:pPr>
+            <w:r>
+              <w:rPr>
+                <w:rFonts w:ascii="DejaVu Sans" w:hAnsi="DejaVu Sans" w:cs="DejaVu Sans"/>
                 <w:b w:val="0"/>
                 <w:color w:val="000000"/>
                 <w:sz w:val="14"/>
-              </w:rPr>
-              <w:t>Unit 4</w:t>
-              <w:br/>
-              <w:t>نمرح بالأرقام</w:t>
+                <w:rtl/>
+              </w:rPr>
+              <w:t>Unit 4: نمرح بالأرقام</w:t>
               <w:br/>
               <w:t>Menyalin nombor 1-3</w:t>
             </w:r>
@@ -8904,7 +8871,7 @@
         </w:tc>
         <w:tc>
           <w:tcPr>
-            <w:tcW w:type="dxa" w:w="1020"/>
+            <w:tcW w:type="dxa" w:w="964"/>
             <w:tcMar>
               <w:top w:w="70" w:type="dxa"/>
               <w:start w:w="90" w:type="dxa"/>
@@ -8913,7 +8880,7 @@
             </w:tcMar>
             <w:vAlign w:val="center"/>
             <w:shd w:fill="F3F5F7"/>
-            <w:tcW w:w="1020" w:type="dxa"/>
+            <w:tcW w:w="963" w:type="dxa"/>
           </w:tcPr>
           <w:p>
             <w:pPr>
@@ -8933,7 +8900,7 @@
         </w:tc>
         <w:tc>
           <w:tcPr>
-            <w:tcW w:type="dxa" w:w="1984"/>
+            <w:tcW w:type="dxa" w:w="1814"/>
             <w:tcMar>
               <w:top w:w="70" w:type="dxa"/>
               <w:start w:w="90" w:type="dxa"/>
@@ -8942,7 +8909,7 @@
             </w:tcMar>
             <w:vAlign w:val="center"/>
             <w:shd w:fill="F3F5F7"/>
-            <w:tcW w:w="1984" w:type="dxa"/>
+            <w:tcW w:w="1814" w:type="dxa"/>
           </w:tcPr>
           <w:p>
             <w:pPr>
@@ -8962,7 +8929,7 @@
         </w:tc>
         <w:tc>
           <w:tcPr>
-            <w:tcW w:type="dxa" w:w="4309"/>
+            <w:tcW w:type="dxa" w:w="4025"/>
             <w:tcMar>
               <w:top w:w="70" w:type="dxa"/>
               <w:start w:w="90" w:type="dxa"/>
@@ -8971,7 +8938,7 @@
             </w:tcMar>
             <w:vAlign w:val="center"/>
             <w:shd w:fill="F3F5F7"/>
-            <w:tcW w:w="4308" w:type="dxa"/>
+            <w:tcW w:w="4025" w:type="dxa"/>
           </w:tcPr>
           <w:p>
             <w:pPr>
@@ -8991,7 +8958,7 @@
         </w:tc>
         <w:tc>
           <w:tcPr>
-            <w:tcW w:type="dxa" w:w="822"/>
+            <w:tcW w:type="dxa" w:w="737"/>
             <w:tcMar>
               <w:top w:w="70" w:type="dxa"/>
               <w:start w:w="90" w:type="dxa"/>
@@ -9000,7 +8967,7 @@
             </w:tcMar>
             <w:vAlign w:val="center"/>
             <w:shd w:fill="F3F5F7"/>
-            <w:tcW w:w="822" w:type="dxa"/>
+            <w:tcW w:w="737" w:type="dxa"/>
           </w:tcPr>
           <w:p>
             <w:pPr>
@@ -9020,7 +8987,7 @@
         </w:tc>
         <w:tc>
           <w:tcPr>
-            <w:tcW w:type="dxa" w:w="1984"/>
+            <w:tcW w:type="dxa" w:w="1843"/>
             <w:tcMar>
               <w:top w:w="70" w:type="dxa"/>
               <w:start w:w="90" w:type="dxa"/>
@@ -9029,7 +8996,7 @@
             </w:tcMar>
             <w:vAlign w:val="center"/>
             <w:shd w:fill="F3F5F7"/>
-            <w:tcW w:w="1984" w:type="dxa"/>
+            <w:tcW w:w="1842" w:type="dxa"/>
           </w:tcPr>
           <w:p>
             <w:pPr>
@@ -9053,7 +9020,7 @@
         </w:trPr>
         <w:tc>
           <w:tcPr>
-            <w:tcW w:type="dxa" w:w="907"/>
+            <w:tcW w:type="dxa" w:w="709"/>
             <w:tcMar>
               <w:top w:w="70" w:type="dxa"/>
               <w:start w:w="90" w:type="dxa"/>
@@ -9061,7 +9028,7 @@
               <w:end w:w="90" w:type="dxa"/>
             </w:tcMar>
             <w:vAlign w:val="center"/>
-            <w:tcW w:w="907" w:type="dxa"/>
+            <w:tcW w:w="708" w:type="dxa"/>
           </w:tcPr>
           <w:p>
             <w:pPr>
@@ -9075,15 +9042,13 @@
                 <w:color w:val="000000"/>
                 <w:sz w:val="14"/>
               </w:rPr>
-              <w:t>MINGGU</w:t>
-              <w:br/>
-              <w:t>33</w:t>
-            </w:r>
-          </w:p>
-        </w:tc>
-        <w:tc>
-          <w:tcPr>
-            <w:tcW w:type="dxa" w:w="1332"/>
+              <w:t>MINGGU 33</w:t>
+            </w:r>
+          </w:p>
+        </w:tc>
+        <w:tc>
+          <w:tcPr>
+            <w:tcW w:type="dxa" w:w="1191"/>
             <w:tcMar>
               <w:top w:w="70" w:type="dxa"/>
               <w:start w:w="90" w:type="dxa"/>
@@ -9091,7 +9056,7 @@
               <w:end w:w="90" w:type="dxa"/>
             </w:tcMar>
             <w:vAlign w:val="center"/>
-            <w:tcW w:w="1332" w:type="dxa"/>
+            <w:tcW w:w="1190" w:type="dxa"/>
           </w:tcPr>
           <w:p>
             <w:pPr>
@@ -9105,13 +9070,13 @@
                 <w:color w:val="000000"/>
                 <w:sz w:val="14"/>
               </w:rPr>
-              <w:t>21.09.2026 - 25.09.2026</w:t>
-            </w:r>
-          </w:p>
-        </w:tc>
-        <w:tc>
-          <w:tcPr>
-            <w:tcW w:type="dxa" w:w="2948"/>
+              <w:t>21-25 SEPT 2026</w:t>
+            </w:r>
+          </w:p>
+        </w:tc>
+        <w:tc>
+          <w:tcPr>
+            <w:tcW w:type="dxa" w:w="2580"/>
             <w:tcMar>
               <w:top w:w="70" w:type="dxa"/>
               <w:start w:w="90" w:type="dxa"/>
@@ -9119,23 +9084,23 @@
               <w:end w:w="90" w:type="dxa"/>
             </w:tcMar>
             <w:vAlign w:val="center"/>
-            <w:tcW w:w="2948" w:type="dxa"/>
+            <w:tcW w:w="2579" w:type="dxa"/>
           </w:tcPr>
           <w:p>
             <w:pPr>
               <w:spacing w:before="0" w:after="0" w:line="240" w:lineRule="auto"/>
               <w:jc w:val="left"/>
-            </w:pPr>
-            <w:r>
-              <w:rPr>
-                <w:rFonts w:ascii="Arial" w:hAnsi="Arial" w:cs="DejaVu Sans"/>
+              <w:bidi w:val="1"/>
+            </w:pPr>
+            <w:r>
+              <w:rPr>
+                <w:rFonts w:ascii="DejaVu Sans" w:hAnsi="DejaVu Sans" w:cs="DejaVu Sans"/>
                 <w:b w:val="0"/>
                 <w:color w:val="000000"/>
                 <w:sz w:val="14"/>
-              </w:rPr>
-              <w:t>Unit 4</w:t>
-              <w:br/>
-              <w:t>نمرح بالأرقام</w:t>
+                <w:rtl/>
+              </w:rPr>
+              <w:t>Unit 4: نمرح بالأرقام</w:t>
               <w:br/>
               <w:t>Nombor 4-7</w:t>
             </w:r>
@@ -9143,7 +9108,7 @@
         </w:tc>
         <w:tc>
           <w:tcPr>
-            <w:tcW w:type="dxa" w:w="1020"/>
+            <w:tcW w:type="dxa" w:w="964"/>
             <w:tcMar>
               <w:top w:w="70" w:type="dxa"/>
               <w:start w:w="90" w:type="dxa"/>
@@ -9151,7 +9116,7 @@
               <w:end w:w="90" w:type="dxa"/>
             </w:tcMar>
             <w:vAlign w:val="center"/>
-            <w:tcW w:w="1020" w:type="dxa"/>
+            <w:tcW w:w="963" w:type="dxa"/>
           </w:tcPr>
           <w:p>
             <w:pPr>
@@ -9171,7 +9136,7 @@
         </w:tc>
         <w:tc>
           <w:tcPr>
-            <w:tcW w:type="dxa" w:w="1984"/>
+            <w:tcW w:type="dxa" w:w="1814"/>
             <w:tcMar>
               <w:top w:w="70" w:type="dxa"/>
               <w:start w:w="90" w:type="dxa"/>
@@ -9179,7 +9144,7 @@
               <w:end w:w="90" w:type="dxa"/>
             </w:tcMar>
             <w:vAlign w:val="center"/>
-            <w:tcW w:w="1984" w:type="dxa"/>
+            <w:tcW w:w="1814" w:type="dxa"/>
           </w:tcPr>
           <w:p>
             <w:pPr>
@@ -9199,7 +9164,7 @@
         </w:tc>
         <w:tc>
           <w:tcPr>
-            <w:tcW w:type="dxa" w:w="4309"/>
+            <w:tcW w:type="dxa" w:w="4025"/>
             <w:tcMar>
               <w:top w:w="70" w:type="dxa"/>
               <w:start w:w="90" w:type="dxa"/>
@@ -9207,7 +9172,7 @@
               <w:end w:w="90" w:type="dxa"/>
             </w:tcMar>
             <w:vAlign w:val="center"/>
-            <w:tcW w:w="4308" w:type="dxa"/>
+            <w:tcW w:w="4025" w:type="dxa"/>
           </w:tcPr>
           <w:p>
             <w:pPr>
@@ -9227,7 +9192,7 @@
         </w:tc>
         <w:tc>
           <w:tcPr>
-            <w:tcW w:type="dxa" w:w="822"/>
+            <w:tcW w:type="dxa" w:w="737"/>
             <w:tcMar>
               <w:top w:w="70" w:type="dxa"/>
               <w:start w:w="90" w:type="dxa"/>
@@ -9235,7 +9200,7 @@
               <w:end w:w="90" w:type="dxa"/>
             </w:tcMar>
             <w:vAlign w:val="center"/>
-            <w:tcW w:w="822" w:type="dxa"/>
+            <w:tcW w:w="737" w:type="dxa"/>
           </w:tcPr>
           <w:p>
             <w:pPr>
@@ -9255,7 +9220,7 @@
         </w:tc>
         <w:tc>
           <w:tcPr>
-            <w:tcW w:type="dxa" w:w="1984"/>
+            <w:tcW w:type="dxa" w:w="1843"/>
             <w:tcMar>
               <w:top w:w="70" w:type="dxa"/>
               <w:start w:w="90" w:type="dxa"/>
@@ -9263,7 +9228,7 @@
               <w:end w:w="90" w:type="dxa"/>
             </w:tcMar>
             <w:vAlign w:val="center"/>
-            <w:tcW w:w="1984" w:type="dxa"/>
+            <w:tcW w:w="1842" w:type="dxa"/>
           </w:tcPr>
           <w:p>
             <w:pPr>
@@ -9287,7 +9252,7 @@
         </w:trPr>
         <w:tc>
           <w:tcPr>
-            <w:tcW w:type="dxa" w:w="907"/>
+            <w:tcW w:type="dxa" w:w="709"/>
             <w:tcMar>
               <w:top w:w="70" w:type="dxa"/>
               <w:start w:w="90" w:type="dxa"/>
@@ -9296,7 +9261,7 @@
             </w:tcMar>
             <w:vAlign w:val="center"/>
             <w:shd w:fill="F3F5F7"/>
-            <w:tcW w:w="907" w:type="dxa"/>
+            <w:tcW w:w="708" w:type="dxa"/>
           </w:tcPr>
           <w:p>
             <w:pPr>
@@ -9310,15 +9275,13 @@
                 <w:color w:val="000000"/>
                 <w:sz w:val="14"/>
               </w:rPr>
-              <w:t>MINGGU</w:t>
-              <w:br/>
-              <w:t>34</w:t>
-            </w:r>
-          </w:p>
-        </w:tc>
-        <w:tc>
-          <w:tcPr>
-            <w:tcW w:type="dxa" w:w="1332"/>
+              <w:t>MINGGU 34</w:t>
+            </w:r>
+          </w:p>
+        </w:tc>
+        <w:tc>
+          <w:tcPr>
+            <w:tcW w:type="dxa" w:w="1191"/>
             <w:tcMar>
               <w:top w:w="70" w:type="dxa"/>
               <w:start w:w="90" w:type="dxa"/>
@@ -9327,7 +9290,7 @@
             </w:tcMar>
             <w:vAlign w:val="center"/>
             <w:shd w:fill="F3F5F7"/>
-            <w:tcW w:w="1332" w:type="dxa"/>
+            <w:tcW w:w="1190" w:type="dxa"/>
           </w:tcPr>
           <w:p>
             <w:pPr>
@@ -9341,13 +9304,13 @@
                 <w:color w:val="000000"/>
                 <w:sz w:val="14"/>
               </w:rPr>
-              <w:t>28.09.2026 - 02.10.2026</w:t>
-            </w:r>
-          </w:p>
-        </w:tc>
-        <w:tc>
-          <w:tcPr>
-            <w:tcW w:type="dxa" w:w="2948"/>
+              <w:t>28 SEPT-2 OKT 2026</w:t>
+            </w:r>
+          </w:p>
+        </w:tc>
+        <w:tc>
+          <w:tcPr>
+            <w:tcW w:type="dxa" w:w="2580"/>
             <w:tcMar>
               <w:top w:w="70" w:type="dxa"/>
               <w:start w:w="90" w:type="dxa"/>
@@ -9356,23 +9319,23 @@
             </w:tcMar>
             <w:vAlign w:val="center"/>
             <w:shd w:fill="F3F5F7"/>
-            <w:tcW w:w="2948" w:type="dxa"/>
+            <w:tcW w:w="2579" w:type="dxa"/>
           </w:tcPr>
           <w:p>
             <w:pPr>
               <w:spacing w:before="0" w:after="0" w:line="240" w:lineRule="auto"/>
               <w:jc w:val="left"/>
-            </w:pPr>
-            <w:r>
-              <w:rPr>
-                <w:rFonts w:ascii="Arial" w:hAnsi="Arial" w:cs="DejaVu Sans"/>
+              <w:bidi w:val="1"/>
+            </w:pPr>
+            <w:r>
+              <w:rPr>
+                <w:rFonts w:ascii="DejaVu Sans" w:hAnsi="DejaVu Sans" w:cs="DejaVu Sans"/>
                 <w:b w:val="0"/>
                 <w:color w:val="000000"/>
                 <w:sz w:val="14"/>
-              </w:rPr>
-              <w:t>Unit 4</w:t>
-              <w:br/>
-              <w:t>نمرح بالأرقام</w:t>
+                <w:rtl/>
+              </w:rPr>
+              <w:t>Unit 4: نمرح بالأرقام</w:t>
               <w:br/>
               <w:t>Menyalin nombor 4-7</w:t>
             </w:r>
@@ -9380,7 +9343,7 @@
         </w:tc>
         <w:tc>
           <w:tcPr>
-            <w:tcW w:type="dxa" w:w="1020"/>
+            <w:tcW w:type="dxa" w:w="964"/>
             <w:tcMar>
               <w:top w:w="70" w:type="dxa"/>
               <w:start w:w="90" w:type="dxa"/>
@@ -9389,7 +9352,7 @@
             </w:tcMar>
             <w:vAlign w:val="center"/>
             <w:shd w:fill="F3F5F7"/>
-            <w:tcW w:w="1020" w:type="dxa"/>
+            <w:tcW w:w="963" w:type="dxa"/>
           </w:tcPr>
           <w:p>
             <w:pPr>
@@ -9409,7 +9372,7 @@
         </w:tc>
         <w:tc>
           <w:tcPr>
-            <w:tcW w:type="dxa" w:w="1984"/>
+            <w:tcW w:type="dxa" w:w="1814"/>
             <w:tcMar>
               <w:top w:w="70" w:type="dxa"/>
               <w:start w:w="90" w:type="dxa"/>
@@ -9418,7 +9381,7 @@
             </w:tcMar>
             <w:vAlign w:val="center"/>
             <w:shd w:fill="F3F5F7"/>
-            <w:tcW w:w="1984" w:type="dxa"/>
+            <w:tcW w:w="1814" w:type="dxa"/>
           </w:tcPr>
           <w:p>
             <w:pPr>
@@ -9438,7 +9401,7 @@
         </w:tc>
         <w:tc>
           <w:tcPr>
-            <w:tcW w:type="dxa" w:w="4309"/>
+            <w:tcW w:type="dxa" w:w="4025"/>
             <w:tcMar>
               <w:top w:w="70" w:type="dxa"/>
               <w:start w:w="90" w:type="dxa"/>
@@ -9447,7 +9410,7 @@
             </w:tcMar>
             <w:vAlign w:val="center"/>
             <w:shd w:fill="F3F5F7"/>
-            <w:tcW w:w="4308" w:type="dxa"/>
+            <w:tcW w:w="4025" w:type="dxa"/>
           </w:tcPr>
           <w:p>
             <w:pPr>
@@ -9467,7 +9430,7 @@
         </w:tc>
         <w:tc>
           <w:tcPr>
-            <w:tcW w:type="dxa" w:w="822"/>
+            <w:tcW w:type="dxa" w:w="737"/>
             <w:tcMar>
               <w:top w:w="70" w:type="dxa"/>
               <w:start w:w="90" w:type="dxa"/>
@@ -9476,7 +9439,7 @@
             </w:tcMar>
             <w:vAlign w:val="center"/>
             <w:shd w:fill="F3F5F7"/>
-            <w:tcW w:w="822" w:type="dxa"/>
+            <w:tcW w:w="737" w:type="dxa"/>
           </w:tcPr>
           <w:p>
             <w:pPr>
@@ -9496,7 +9459,7 @@
         </w:tc>
         <w:tc>
           <w:tcPr>
-            <w:tcW w:type="dxa" w:w="1984"/>
+            <w:tcW w:type="dxa" w:w="1843"/>
             <w:tcMar>
               <w:top w:w="70" w:type="dxa"/>
               <w:start w:w="90" w:type="dxa"/>
@@ -9505,7 +9468,7 @@
             </w:tcMar>
             <w:vAlign w:val="center"/>
             <w:shd w:fill="F3F5F7"/>
-            <w:tcW w:w="1984" w:type="dxa"/>
+            <w:tcW w:w="1842" w:type="dxa"/>
           </w:tcPr>
           <w:p>
             <w:pPr>
@@ -9529,7 +9492,7 @@
         </w:trPr>
         <w:tc>
           <w:tcPr>
-            <w:tcW w:type="dxa" w:w="907"/>
+            <w:tcW w:type="dxa" w:w="709"/>
             <w:tcMar>
               <w:top w:w="70" w:type="dxa"/>
               <w:start w:w="90" w:type="dxa"/>
@@ -9537,7 +9500,7 @@
               <w:end w:w="90" w:type="dxa"/>
             </w:tcMar>
             <w:vAlign w:val="center"/>
-            <w:tcW w:w="907" w:type="dxa"/>
+            <w:tcW w:w="708" w:type="dxa"/>
           </w:tcPr>
           <w:p>
             <w:pPr>
@@ -9551,15 +9514,13 @@
                 <w:color w:val="000000"/>
                 <w:sz w:val="14"/>
               </w:rPr>
-              <w:t>MINGGU</w:t>
-              <w:br/>
-              <w:t>35</w:t>
-            </w:r>
-          </w:p>
-        </w:tc>
-        <w:tc>
-          <w:tcPr>
-            <w:tcW w:type="dxa" w:w="1332"/>
+              <w:t>MINGGU 35</w:t>
+            </w:r>
+          </w:p>
+        </w:tc>
+        <w:tc>
+          <w:tcPr>
+            <w:tcW w:type="dxa" w:w="1191"/>
             <w:tcMar>
               <w:top w:w="70" w:type="dxa"/>
               <w:start w:w="90" w:type="dxa"/>
@@ -9567,7 +9528,7 @@
               <w:end w:w="90" w:type="dxa"/>
             </w:tcMar>
             <w:vAlign w:val="center"/>
-            <w:tcW w:w="1332" w:type="dxa"/>
+            <w:tcW w:w="1190" w:type="dxa"/>
           </w:tcPr>
           <w:p>
             <w:pPr>
@@ -9581,13 +9542,13 @@
                 <w:color w:val="000000"/>
                 <w:sz w:val="14"/>
               </w:rPr>
-              <w:t>05.10.2026 - 09.10.2026</w:t>
-            </w:r>
-          </w:p>
-        </w:tc>
-        <w:tc>
-          <w:tcPr>
-            <w:tcW w:type="dxa" w:w="2948"/>
+              <w:t>5-9 OKT 2026</w:t>
+            </w:r>
+          </w:p>
+        </w:tc>
+        <w:tc>
+          <w:tcPr>
+            <w:tcW w:type="dxa" w:w="2580"/>
             <w:tcMar>
               <w:top w:w="70" w:type="dxa"/>
               <w:start w:w="90" w:type="dxa"/>
@@ -9595,23 +9556,23 @@
               <w:end w:w="90" w:type="dxa"/>
             </w:tcMar>
             <w:vAlign w:val="center"/>
-            <w:tcW w:w="2948" w:type="dxa"/>
+            <w:tcW w:w="2579" w:type="dxa"/>
           </w:tcPr>
           <w:p>
             <w:pPr>
               <w:spacing w:before="0" w:after="0" w:line="240" w:lineRule="auto"/>
               <w:jc w:val="left"/>
-            </w:pPr>
-            <w:r>
-              <w:rPr>
-                <w:rFonts w:ascii="Arial" w:hAnsi="Arial" w:cs="DejaVu Sans"/>
+              <w:bidi w:val="1"/>
+            </w:pPr>
+            <w:r>
+              <w:rPr>
+                <w:rFonts w:ascii="DejaVu Sans" w:hAnsi="DejaVu Sans" w:cs="DejaVu Sans"/>
                 <w:b w:val="0"/>
                 <w:color w:val="000000"/>
                 <w:sz w:val="14"/>
-              </w:rPr>
-              <w:t>Unit 4</w:t>
-              <w:br/>
-              <w:t>نمرح بالأرقام</w:t>
+                <w:rtl/>
+              </w:rPr>
+              <w:t>Unit 4: نمرح بالأرقام</w:t>
               <w:br/>
               <w:t>Nombor 8-10</w:t>
             </w:r>
@@ -9619,7 +9580,7 @@
         </w:tc>
         <w:tc>
           <w:tcPr>
-            <w:tcW w:type="dxa" w:w="1020"/>
+            <w:tcW w:type="dxa" w:w="964"/>
             <w:tcMar>
               <w:top w:w="70" w:type="dxa"/>
               <w:start w:w="90" w:type="dxa"/>
@@ -9627,7 +9588,7 @@
               <w:end w:w="90" w:type="dxa"/>
             </w:tcMar>
             <w:vAlign w:val="center"/>
-            <w:tcW w:w="1020" w:type="dxa"/>
+            <w:tcW w:w="963" w:type="dxa"/>
           </w:tcPr>
           <w:p>
             <w:pPr>
@@ -9647,7 +9608,7 @@
         </w:tc>
         <w:tc>
           <w:tcPr>
-            <w:tcW w:type="dxa" w:w="1984"/>
+            <w:tcW w:type="dxa" w:w="1814"/>
             <w:tcMar>
               <w:top w:w="70" w:type="dxa"/>
               <w:start w:w="90" w:type="dxa"/>
@@ -9655,7 +9616,7 @@
               <w:end w:w="90" w:type="dxa"/>
             </w:tcMar>
             <w:vAlign w:val="center"/>
-            <w:tcW w:w="1984" w:type="dxa"/>
+            <w:tcW w:w="1814" w:type="dxa"/>
           </w:tcPr>
           <w:p>
             <w:pPr>
@@ -9675,7 +9636,7 @@
         </w:tc>
         <w:tc>
           <w:tcPr>
-            <w:tcW w:type="dxa" w:w="4309"/>
+            <w:tcW w:type="dxa" w:w="4025"/>
             <w:tcMar>
               <w:top w:w="70" w:type="dxa"/>
               <w:start w:w="90" w:type="dxa"/>
@@ -9683,7 +9644,7 @@
               <w:end w:w="90" w:type="dxa"/>
             </w:tcMar>
             <w:vAlign w:val="center"/>
-            <w:tcW w:w="4308" w:type="dxa"/>
+            <w:tcW w:w="4025" w:type="dxa"/>
           </w:tcPr>
           <w:p>
             <w:pPr>
@@ -9703,7 +9664,7 @@
         </w:tc>
         <w:tc>
           <w:tcPr>
-            <w:tcW w:type="dxa" w:w="822"/>
+            <w:tcW w:type="dxa" w:w="737"/>
             <w:tcMar>
               <w:top w:w="70" w:type="dxa"/>
               <w:start w:w="90" w:type="dxa"/>
@@ -9711,7 +9672,7 @@
               <w:end w:w="90" w:type="dxa"/>
             </w:tcMar>
             <w:vAlign w:val="center"/>
-            <w:tcW w:w="822" w:type="dxa"/>
+            <w:tcW w:w="737" w:type="dxa"/>
           </w:tcPr>
           <w:p>
             <w:pPr>
@@ -9731,7 +9692,7 @@
         </w:tc>
         <w:tc>
           <w:tcPr>
-            <w:tcW w:type="dxa" w:w="1984"/>
+            <w:tcW w:type="dxa" w:w="1843"/>
             <w:tcMar>
               <w:top w:w="70" w:type="dxa"/>
               <w:start w:w="90" w:type="dxa"/>
@@ -9739,7 +9700,7 @@
               <w:end w:w="90" w:type="dxa"/>
             </w:tcMar>
             <w:vAlign w:val="center"/>
-            <w:tcW w:w="1984" w:type="dxa"/>
+            <w:tcW w:w="1842" w:type="dxa"/>
           </w:tcPr>
           <w:p>
             <w:pPr>
@@ -9763,7 +9724,7 @@
         </w:trPr>
         <w:tc>
           <w:tcPr>
-            <w:tcW w:type="dxa" w:w="907"/>
+            <w:tcW w:type="dxa" w:w="709"/>
             <w:tcMar>
               <w:top w:w="70" w:type="dxa"/>
               <w:start w:w="90" w:type="dxa"/>
@@ -9772,7 +9733,7 @@
             </w:tcMar>
             <w:vAlign w:val="center"/>
             <w:shd w:fill="E8F0F7"/>
-            <w:tcW w:w="907" w:type="dxa"/>
+            <w:tcW w:w="708" w:type="dxa"/>
           </w:tcPr>
           <w:p>
             <w:pPr>
@@ -9786,15 +9747,13 @@
                 <w:color w:val="000000"/>
                 <w:sz w:val="14"/>
               </w:rPr>
-              <w:t>MINGGU</w:t>
-              <w:br/>
-              <w:t>36</w:t>
-            </w:r>
-          </w:p>
-        </w:tc>
-        <w:tc>
-          <w:tcPr>
-            <w:tcW w:type="dxa" w:w="1332"/>
+              <w:t>MINGGU 36</w:t>
+            </w:r>
+          </w:p>
+        </w:tc>
+        <w:tc>
+          <w:tcPr>
+            <w:tcW w:type="dxa" w:w="1191"/>
             <w:tcMar>
               <w:top w:w="70" w:type="dxa"/>
               <w:start w:w="90" w:type="dxa"/>
@@ -9803,7 +9762,7 @@
             </w:tcMar>
             <w:vAlign w:val="center"/>
             <w:shd w:fill="E8F0F7"/>
-            <w:tcW w:w="1332" w:type="dxa"/>
+            <w:tcW w:w="1190" w:type="dxa"/>
           </w:tcPr>
           <w:p>
             <w:pPr>
@@ -9817,13 +9776,13 @@
                 <w:color w:val="000000"/>
                 <w:sz w:val="14"/>
               </w:rPr>
-              <w:t>12.10.2026 - 16.10.2026</w:t>
-            </w:r>
-          </w:p>
-        </w:tc>
-        <w:tc>
-          <w:tcPr>
-            <w:tcW w:type="dxa" w:w="2948"/>
+              <w:t>12-16 OKT 2026</w:t>
+            </w:r>
+          </w:p>
+        </w:tc>
+        <w:tc>
+          <w:tcPr>
+            <w:tcW w:type="dxa" w:w="2580"/>
             <w:tcMar>
               <w:top w:w="70" w:type="dxa"/>
               <w:start w:w="90" w:type="dxa"/>
@@ -9832,7 +9791,7 @@
             </w:tcMar>
             <w:vAlign w:val="center"/>
             <w:shd w:fill="E8F0F7"/>
-            <w:tcW w:w="2948" w:type="dxa"/>
+            <w:tcW w:w="2579" w:type="dxa"/>
           </w:tcPr>
           <w:p>
             <w:pPr>
@@ -9854,7 +9813,7 @@
         </w:tc>
         <w:tc>
           <w:tcPr>
-            <w:tcW w:type="dxa" w:w="1020"/>
+            <w:tcW w:type="dxa" w:w="964"/>
             <w:tcMar>
               <w:top w:w="70" w:type="dxa"/>
               <w:start w:w="90" w:type="dxa"/>
@@ -9863,7 +9822,7 @@
             </w:tcMar>
             <w:vAlign w:val="center"/>
             <w:shd w:fill="E8F0F7"/>
-            <w:tcW w:w="1020" w:type="dxa"/>
+            <w:tcW w:w="963" w:type="dxa"/>
           </w:tcPr>
           <w:p>
             <w:pPr>
@@ -9883,7 +9842,7 @@
         </w:tc>
         <w:tc>
           <w:tcPr>
-            <w:tcW w:type="dxa" w:w="1984"/>
+            <w:tcW w:type="dxa" w:w="1814"/>
             <w:tcMar>
               <w:top w:w="70" w:type="dxa"/>
               <w:start w:w="90" w:type="dxa"/>
@@ -9892,7 +9851,7 @@
             </w:tcMar>
             <w:vAlign w:val="center"/>
             <w:shd w:fill="E8F0F7"/>
-            <w:tcW w:w="1984" w:type="dxa"/>
+            <w:tcW w:w="1814" w:type="dxa"/>
           </w:tcPr>
           <w:p>
             <w:pPr>
@@ -9912,7 +9871,7 @@
         </w:tc>
         <w:tc>
           <w:tcPr>
-            <w:tcW w:type="dxa" w:w="4309"/>
+            <w:tcW w:type="dxa" w:w="4025"/>
             <w:tcMar>
               <w:top w:w="70" w:type="dxa"/>
               <w:start w:w="90" w:type="dxa"/>
@@ -9921,7 +9880,7 @@
             </w:tcMar>
             <w:vAlign w:val="center"/>
             <w:shd w:fill="E8F0F7"/>
-            <w:tcW w:w="4308" w:type="dxa"/>
+            <w:tcW w:w="4025" w:type="dxa"/>
           </w:tcPr>
           <w:p>
             <w:pPr>
@@ -9941,7 +9900,7 @@
         </w:tc>
         <w:tc>
           <w:tcPr>
-            <w:tcW w:type="dxa" w:w="822"/>
+            <w:tcW w:type="dxa" w:w="737"/>
             <w:tcMar>
               <w:top w:w="70" w:type="dxa"/>
               <w:start w:w="90" w:type="dxa"/>
@@ -9950,7 +9909,7 @@
             </w:tcMar>
             <w:vAlign w:val="center"/>
             <w:shd w:fill="E8F0F7"/>
-            <w:tcW w:w="822" w:type="dxa"/>
+            <w:tcW w:w="737" w:type="dxa"/>
           </w:tcPr>
           <w:p>
             <w:pPr>
@@ -9970,7 +9929,7 @@
         </w:tc>
         <w:tc>
           <w:tcPr>
-            <w:tcW w:type="dxa" w:w="1984"/>
+            <w:tcW w:type="dxa" w:w="1843"/>
             <w:tcMar>
               <w:top w:w="70" w:type="dxa"/>
               <w:start w:w="90" w:type="dxa"/>
@@ -9979,7 +9938,7 @@
             </w:tcMar>
             <w:vAlign w:val="center"/>
             <w:shd w:fill="E8F0F7"/>
-            <w:tcW w:w="1984" w:type="dxa"/>
+            <w:tcW w:w="1842" w:type="dxa"/>
           </w:tcPr>
           <w:p>
             <w:pPr>
@@ -10003,7 +9962,7 @@
         </w:trPr>
         <w:tc>
           <w:tcPr>
-            <w:tcW w:type="dxa" w:w="907"/>
+            <w:tcW w:type="dxa" w:w="709"/>
             <w:tcMar>
               <w:top w:w="70" w:type="dxa"/>
               <w:start w:w="90" w:type="dxa"/>
@@ -10011,7 +9970,7 @@
               <w:end w:w="90" w:type="dxa"/>
             </w:tcMar>
             <w:vAlign w:val="center"/>
-            <w:tcW w:w="907" w:type="dxa"/>
+            <w:tcW w:w="708" w:type="dxa"/>
           </w:tcPr>
           <w:p>
             <w:pPr>
@@ -10025,15 +9984,13 @@
                 <w:color w:val="000000"/>
                 <w:sz w:val="14"/>
               </w:rPr>
-              <w:t>MINGGU</w:t>
-              <w:br/>
-              <w:t>37</w:t>
-            </w:r>
-          </w:p>
-        </w:tc>
-        <w:tc>
-          <w:tcPr>
-            <w:tcW w:type="dxa" w:w="1332"/>
+              <w:t>MINGGU 37</w:t>
+            </w:r>
+          </w:p>
+        </w:tc>
+        <w:tc>
+          <w:tcPr>
+            <w:tcW w:type="dxa" w:w="1191"/>
             <w:tcMar>
               <w:top w:w="70" w:type="dxa"/>
               <w:start w:w="90" w:type="dxa"/>
@@ -10041,7 +9998,7 @@
               <w:end w:w="90" w:type="dxa"/>
             </w:tcMar>
             <w:vAlign w:val="center"/>
-            <w:tcW w:w="1332" w:type="dxa"/>
+            <w:tcW w:w="1190" w:type="dxa"/>
           </w:tcPr>
           <w:p>
             <w:pPr>
@@ -10055,13 +10012,13 @@
                 <w:color w:val="000000"/>
                 <w:sz w:val="14"/>
               </w:rPr>
-              <w:t>19.10.2026 - 23.10.2026</w:t>
-            </w:r>
-          </w:p>
-        </w:tc>
-        <w:tc>
-          <w:tcPr>
-            <w:tcW w:type="dxa" w:w="2948"/>
+              <w:t>19-23 OKT 2026</w:t>
+            </w:r>
+          </w:p>
+        </w:tc>
+        <w:tc>
+          <w:tcPr>
+            <w:tcW w:type="dxa" w:w="2580"/>
             <w:tcMar>
               <w:top w:w="70" w:type="dxa"/>
               <w:start w:w="90" w:type="dxa"/>
@@ -10069,23 +10026,23 @@
               <w:end w:w="90" w:type="dxa"/>
             </w:tcMar>
             <w:vAlign w:val="center"/>
-            <w:tcW w:w="2948" w:type="dxa"/>
+            <w:tcW w:w="2579" w:type="dxa"/>
           </w:tcPr>
           <w:p>
             <w:pPr>
               <w:spacing w:before="0" w:after="0" w:line="240" w:lineRule="auto"/>
               <w:jc w:val="left"/>
-            </w:pPr>
-            <w:r>
-              <w:rPr>
-                <w:rFonts w:ascii="Arial" w:hAnsi="Arial" w:cs="DejaVu Sans"/>
+              <w:bidi w:val="1"/>
+            </w:pPr>
+            <w:r>
+              <w:rPr>
+                <w:rFonts w:ascii="DejaVu Sans" w:hAnsi="DejaVu Sans" w:cs="DejaVu Sans"/>
                 <w:b w:val="0"/>
                 <w:color w:val="000000"/>
                 <w:sz w:val="14"/>
-              </w:rPr>
-              <w:t>Unit 4</w:t>
-              <w:br/>
-              <w:t>نمرح بالأرقام</w:t>
+                <w:rtl/>
+              </w:rPr>
+              <w:t>Unit 4: نمرح بالأرقام</w:t>
               <w:br/>
               <w:t>Menyalin nombor 8-10</w:t>
             </w:r>
@@ -10093,7 +10050,7 @@
         </w:tc>
         <w:tc>
           <w:tcPr>
-            <w:tcW w:type="dxa" w:w="1020"/>
+            <w:tcW w:type="dxa" w:w="964"/>
             <w:tcMar>
               <w:top w:w="70" w:type="dxa"/>
               <w:start w:w="90" w:type="dxa"/>
@@ -10101,7 +10058,7 @@
               <w:end w:w="90" w:type="dxa"/>
             </w:tcMar>
             <w:vAlign w:val="center"/>
-            <w:tcW w:w="1020" w:type="dxa"/>
+            <w:tcW w:w="963" w:type="dxa"/>
           </w:tcPr>
           <w:p>
             <w:pPr>
@@ -10121,7 +10078,7 @@
         </w:tc>
         <w:tc>
           <w:tcPr>
-            <w:tcW w:type="dxa" w:w="1984"/>
+            <w:tcW w:type="dxa" w:w="1814"/>
             <w:tcMar>
               <w:top w:w="70" w:type="dxa"/>
               <w:start w:w="90" w:type="dxa"/>
@@ -10129,7 +10086,7 @@
               <w:end w:w="90" w:type="dxa"/>
             </w:tcMar>
             <w:vAlign w:val="center"/>
-            <w:tcW w:w="1984" w:type="dxa"/>
+            <w:tcW w:w="1814" w:type="dxa"/>
           </w:tcPr>
           <w:p>
             <w:pPr>
@@ -10149,7 +10106,7 @@
         </w:tc>
         <w:tc>
           <w:tcPr>
-            <w:tcW w:type="dxa" w:w="4309"/>
+            <w:tcW w:type="dxa" w:w="4025"/>
             <w:tcMar>
               <w:top w:w="70" w:type="dxa"/>
               <w:start w:w="90" w:type="dxa"/>
@@ -10157,7 +10114,7 @@
               <w:end w:w="90" w:type="dxa"/>
             </w:tcMar>
             <w:vAlign w:val="center"/>
-            <w:tcW w:w="4308" w:type="dxa"/>
+            <w:tcW w:w="4025" w:type="dxa"/>
           </w:tcPr>
           <w:p>
             <w:pPr>
@@ -10177,7 +10134,7 @@
         </w:tc>
         <w:tc>
           <w:tcPr>
-            <w:tcW w:type="dxa" w:w="822"/>
+            <w:tcW w:type="dxa" w:w="737"/>
             <w:tcMar>
               <w:top w:w="70" w:type="dxa"/>
               <w:start w:w="90" w:type="dxa"/>
@@ -10185,7 +10142,7 @@
               <w:end w:w="90" w:type="dxa"/>
             </w:tcMar>
             <w:vAlign w:val="center"/>
-            <w:tcW w:w="822" w:type="dxa"/>
+            <w:tcW w:w="737" w:type="dxa"/>
           </w:tcPr>
           <w:p>
             <w:pPr>
@@ -10205,7 +10162,7 @@
         </w:tc>
         <w:tc>
           <w:tcPr>
-            <w:tcW w:type="dxa" w:w="1984"/>
+            <w:tcW w:type="dxa" w:w="1843"/>
             <w:tcMar>
               <w:top w:w="70" w:type="dxa"/>
               <w:start w:w="90" w:type="dxa"/>
@@ -10213,7 +10170,7 @@
               <w:end w:w="90" w:type="dxa"/>
             </w:tcMar>
             <w:vAlign w:val="center"/>
-            <w:tcW w:w="1984" w:type="dxa"/>
+            <w:tcW w:w="1842" w:type="dxa"/>
           </w:tcPr>
           <w:p>
             <w:pPr>
@@ -10237,7 +10194,7 @@
         </w:trPr>
         <w:tc>
           <w:tcPr>
-            <w:tcW w:type="dxa" w:w="907"/>
+            <w:tcW w:type="dxa" w:w="709"/>
             <w:tcMar>
               <w:top w:w="70" w:type="dxa"/>
               <w:start w:w="90" w:type="dxa"/>
@@ -10246,7 +10203,7 @@
             </w:tcMar>
             <w:vAlign w:val="center"/>
             <w:shd w:fill="F3F5F7"/>
-            <w:tcW w:w="907" w:type="dxa"/>
+            <w:tcW w:w="708" w:type="dxa"/>
           </w:tcPr>
           <w:p>
             <w:pPr>
@@ -10260,15 +10217,13 @@
                 <w:color w:val="000000"/>
                 <w:sz w:val="14"/>
               </w:rPr>
-              <w:t>MINGGU</w:t>
-              <w:br/>
-              <w:t>38</w:t>
-            </w:r>
-          </w:p>
-        </w:tc>
-        <w:tc>
-          <w:tcPr>
-            <w:tcW w:type="dxa" w:w="1332"/>
+              <w:t>MINGGU 38</w:t>
+            </w:r>
+          </w:p>
+        </w:tc>
+        <w:tc>
+          <w:tcPr>
+            <w:tcW w:type="dxa" w:w="1191"/>
             <w:tcMar>
               <w:top w:w="70" w:type="dxa"/>
               <w:start w:w="90" w:type="dxa"/>
@@ -10277,7 +10232,7 @@
             </w:tcMar>
             <w:vAlign w:val="center"/>
             <w:shd w:fill="F3F5F7"/>
-            <w:tcW w:w="1332" w:type="dxa"/>
+            <w:tcW w:w="1190" w:type="dxa"/>
           </w:tcPr>
           <w:p>
             <w:pPr>
@@ -10291,13 +10246,13 @@
                 <w:color w:val="000000"/>
                 <w:sz w:val="14"/>
               </w:rPr>
-              <w:t>26.10.2026 - 30.10.2026</w:t>
-            </w:r>
-          </w:p>
-        </w:tc>
-        <w:tc>
-          <w:tcPr>
-            <w:tcW w:type="dxa" w:w="2948"/>
+              <w:t>26-30 OKT 2026</w:t>
+            </w:r>
+          </w:p>
+        </w:tc>
+        <w:tc>
+          <w:tcPr>
+            <w:tcW w:type="dxa" w:w="2580"/>
             <w:tcMar>
               <w:top w:w="70" w:type="dxa"/>
               <w:start w:w="90" w:type="dxa"/>
@@ -10306,23 +10261,23 @@
             </w:tcMar>
             <w:vAlign w:val="center"/>
             <w:shd w:fill="F3F5F7"/>
-            <w:tcW w:w="2948" w:type="dxa"/>
+            <w:tcW w:w="2579" w:type="dxa"/>
           </w:tcPr>
           <w:p>
             <w:pPr>
               <w:spacing w:before="0" w:after="0" w:line="240" w:lineRule="auto"/>
               <w:jc w:val="left"/>
-            </w:pPr>
-            <w:r>
-              <w:rPr>
-                <w:rFonts w:ascii="Arial" w:hAnsi="Arial" w:cs="DejaVu Sans"/>
+              <w:bidi w:val="1"/>
+            </w:pPr>
+            <w:r>
+              <w:rPr>
+                <w:rFonts w:ascii="DejaVu Sans" w:hAnsi="DejaVu Sans" w:cs="DejaVu Sans"/>
                 <w:b w:val="0"/>
                 <w:color w:val="000000"/>
                 <w:sz w:val="14"/>
-              </w:rPr>
-              <w:t>Unit 4</w:t>
-              <w:br/>
-              <w:t>نمرح بالأرقام</w:t>
+                <w:rtl/>
+              </w:rPr>
+              <w:t>Unit 4: نمرح بالأرقام</w:t>
               <w:br/>
               <w:t>Ulang kaji nombor 1-10</w:t>
             </w:r>
@@ -10330,7 +10285,7 @@
         </w:tc>
         <w:tc>
           <w:tcPr>
-            <w:tcW w:type="dxa" w:w="1020"/>
+            <w:tcW w:type="dxa" w:w="964"/>
             <w:tcMar>
               <w:top w:w="70" w:type="dxa"/>
               <w:start w:w="90" w:type="dxa"/>
@@ -10339,7 +10294,7 @@
             </w:tcMar>
             <w:vAlign w:val="center"/>
             <w:shd w:fill="F3F5F7"/>
-            <w:tcW w:w="1020" w:type="dxa"/>
+            <w:tcW w:w="963" w:type="dxa"/>
           </w:tcPr>
           <w:p>
             <w:pPr>
@@ -10359,7 +10314,7 @@
         </w:tc>
         <w:tc>
           <w:tcPr>
-            <w:tcW w:type="dxa" w:w="1984"/>
+            <w:tcW w:type="dxa" w:w="1814"/>
             <w:tcMar>
               <w:top w:w="70" w:type="dxa"/>
               <w:start w:w="90" w:type="dxa"/>
@@ -10368,7 +10323,7 @@
             </w:tcMar>
             <w:vAlign w:val="center"/>
             <w:shd w:fill="F3F5F7"/>
-            <w:tcW w:w="1984" w:type="dxa"/>
+            <w:tcW w:w="1814" w:type="dxa"/>
           </w:tcPr>
           <w:p>
             <w:pPr>
@@ -10388,7 +10343,7 @@
         </w:tc>
         <w:tc>
           <w:tcPr>
-            <w:tcW w:type="dxa" w:w="4309"/>
+            <w:tcW w:type="dxa" w:w="4025"/>
             <w:tcMar>
               <w:top w:w="70" w:type="dxa"/>
               <w:start w:w="90" w:type="dxa"/>
@@ -10397,7 +10352,7 @@
             </w:tcMar>
             <w:vAlign w:val="center"/>
             <w:shd w:fill="F3F5F7"/>
-            <w:tcW w:w="4308" w:type="dxa"/>
+            <w:tcW w:w="4025" w:type="dxa"/>
           </w:tcPr>
           <w:p>
             <w:pPr>
@@ -10417,7 +10372,7 @@
         </w:tc>
         <w:tc>
           <w:tcPr>
-            <w:tcW w:type="dxa" w:w="822"/>
+            <w:tcW w:type="dxa" w:w="737"/>
             <w:tcMar>
               <w:top w:w="70" w:type="dxa"/>
               <w:start w:w="90" w:type="dxa"/>
@@ -10426,7 +10381,7 @@
             </w:tcMar>
             <w:vAlign w:val="center"/>
             <w:shd w:fill="F3F5F7"/>
-            <w:tcW w:w="822" w:type="dxa"/>
+            <w:tcW w:w="737" w:type="dxa"/>
           </w:tcPr>
           <w:p>
             <w:pPr>
@@ -10446,7 +10401,7 @@
         </w:tc>
         <w:tc>
           <w:tcPr>
-            <w:tcW w:type="dxa" w:w="1984"/>
+            <w:tcW w:type="dxa" w:w="1843"/>
             <w:tcMar>
               <w:top w:w="70" w:type="dxa"/>
               <w:start w:w="90" w:type="dxa"/>
@@ -10455,7 +10410,7 @@
             </w:tcMar>
             <w:vAlign w:val="center"/>
             <w:shd w:fill="F3F5F7"/>
-            <w:tcW w:w="1984" w:type="dxa"/>
+            <w:tcW w:w="1842" w:type="dxa"/>
           </w:tcPr>
           <w:p>
             <w:pPr>
@@ -10479,7 +10434,7 @@
         </w:trPr>
         <w:tc>
           <w:tcPr>
-            <w:tcW w:type="dxa" w:w="907"/>
+            <w:tcW w:type="dxa" w:w="709"/>
             <w:tcMar>
               <w:top w:w="70" w:type="dxa"/>
               <w:start w:w="90" w:type="dxa"/>
@@ -10487,7 +10442,7 @@
               <w:end w:w="90" w:type="dxa"/>
             </w:tcMar>
             <w:vAlign w:val="center"/>
-            <w:tcW w:w="907" w:type="dxa"/>
+            <w:tcW w:w="708" w:type="dxa"/>
           </w:tcPr>
           <w:p>
             <w:pPr>
@@ -10501,15 +10456,13 @@
                 <w:color w:val="000000"/>
                 <w:sz w:val="14"/>
               </w:rPr>
-              <w:t>MINGGU</w:t>
-              <w:br/>
-              <w:t>39</w:t>
-            </w:r>
-          </w:p>
-        </w:tc>
-        <w:tc>
-          <w:tcPr>
-            <w:tcW w:type="dxa" w:w="1332"/>
+              <w:t>MINGGU 39</w:t>
+            </w:r>
+          </w:p>
+        </w:tc>
+        <w:tc>
+          <w:tcPr>
+            <w:tcW w:type="dxa" w:w="1191"/>
             <w:tcMar>
               <w:top w:w="70" w:type="dxa"/>
               <w:start w:w="90" w:type="dxa"/>
@@ -10517,7 +10470,7 @@
               <w:end w:w="90" w:type="dxa"/>
             </w:tcMar>
             <w:vAlign w:val="center"/>
-            <w:tcW w:w="1332" w:type="dxa"/>
+            <w:tcW w:w="1190" w:type="dxa"/>
           </w:tcPr>
           <w:p>
             <w:pPr>
@@ -10531,13 +10484,13 @@
                 <w:color w:val="000000"/>
                 <w:sz w:val="14"/>
               </w:rPr>
-              <w:t>02.11.2026 - 06.11.2026</w:t>
-            </w:r>
-          </w:p>
-        </w:tc>
-        <w:tc>
-          <w:tcPr>
-            <w:tcW w:type="dxa" w:w="2948"/>
+              <w:t>2-6 NOV 2026</w:t>
+            </w:r>
+          </w:p>
+        </w:tc>
+        <w:tc>
+          <w:tcPr>
+            <w:tcW w:type="dxa" w:w="2580"/>
             <w:tcMar>
               <w:top w:w="70" w:type="dxa"/>
               <w:start w:w="90" w:type="dxa"/>
@@ -10545,23 +10498,23 @@
               <w:end w:w="90" w:type="dxa"/>
             </w:tcMar>
             <w:vAlign w:val="center"/>
-            <w:tcW w:w="2948" w:type="dxa"/>
+            <w:tcW w:w="2579" w:type="dxa"/>
           </w:tcPr>
           <w:p>
             <w:pPr>
               <w:spacing w:before="0" w:after="0" w:line="240" w:lineRule="auto"/>
               <w:jc w:val="left"/>
-            </w:pPr>
-            <w:r>
-              <w:rPr>
-                <w:rFonts w:ascii="Arial" w:hAnsi="Arial" w:cs="DejaVu Sans"/>
+              <w:bidi w:val="1"/>
+            </w:pPr>
+            <w:r>
+              <w:rPr>
+                <w:rFonts w:ascii="DejaVu Sans" w:hAnsi="DejaVu Sans" w:cs="DejaVu Sans"/>
                 <w:b w:val="0"/>
                 <w:color w:val="000000"/>
                 <w:sz w:val="14"/>
-              </w:rPr>
-              <w:t>Unit 4</w:t>
-              <w:br/>
-              <w:t>نمرح بالأرقام</w:t>
+                <w:rtl/>
+              </w:rPr>
+              <w:t>Unit 4: نمرح بالأرقام</w:t>
               <w:br/>
               <w:t>Menyalin nombor 1-10</w:t>
             </w:r>
@@ -10569,7 +10522,7 @@
         </w:tc>
         <w:tc>
           <w:tcPr>
-            <w:tcW w:type="dxa" w:w="1020"/>
+            <w:tcW w:type="dxa" w:w="964"/>
             <w:tcMar>
               <w:top w:w="70" w:type="dxa"/>
               <w:start w:w="90" w:type="dxa"/>
@@ -10577,7 +10530,7 @@
               <w:end w:w="90" w:type="dxa"/>
             </w:tcMar>
             <w:vAlign w:val="center"/>
-            <w:tcW w:w="1020" w:type="dxa"/>
+            <w:tcW w:w="963" w:type="dxa"/>
           </w:tcPr>
           <w:p>
             <w:pPr>
@@ -10597,7 +10550,7 @@
         </w:tc>
         <w:tc>
           <w:tcPr>
-            <w:tcW w:type="dxa" w:w="1984"/>
+            <w:tcW w:type="dxa" w:w="1814"/>
             <w:tcMar>
               <w:top w:w="70" w:type="dxa"/>
               <w:start w:w="90" w:type="dxa"/>
@@ -10605,7 +10558,7 @@
               <w:end w:w="90" w:type="dxa"/>
             </w:tcMar>
             <w:vAlign w:val="center"/>
-            <w:tcW w:w="1984" w:type="dxa"/>
+            <w:tcW w:w="1814" w:type="dxa"/>
           </w:tcPr>
           <w:p>
             <w:pPr>
@@ -10625,7 +10578,7 @@
         </w:tc>
         <w:tc>
           <w:tcPr>
-            <w:tcW w:type="dxa" w:w="4309"/>
+            <w:tcW w:type="dxa" w:w="4025"/>
             <w:tcMar>
               <w:top w:w="70" w:type="dxa"/>
               <w:start w:w="90" w:type="dxa"/>
@@ -10633,7 +10586,7 @@
               <w:end w:w="90" w:type="dxa"/>
             </w:tcMar>
             <w:vAlign w:val="center"/>
-            <w:tcW w:w="4308" w:type="dxa"/>
+            <w:tcW w:w="4025" w:type="dxa"/>
           </w:tcPr>
           <w:p>
             <w:pPr>
@@ -10653,7 +10606,7 @@
         </w:tc>
         <w:tc>
           <w:tcPr>
-            <w:tcW w:type="dxa" w:w="822"/>
+            <w:tcW w:type="dxa" w:w="737"/>
             <w:tcMar>
               <w:top w:w="70" w:type="dxa"/>
               <w:start w:w="90" w:type="dxa"/>
@@ -10661,7 +10614,7 @@
               <w:end w:w="90" w:type="dxa"/>
             </w:tcMar>
             <w:vAlign w:val="center"/>
-            <w:tcW w:w="822" w:type="dxa"/>
+            <w:tcW w:w="737" w:type="dxa"/>
           </w:tcPr>
           <w:p>
             <w:pPr>
@@ -10681,7 +10634,7 @@
         </w:tc>
         <w:tc>
           <w:tcPr>
-            <w:tcW w:type="dxa" w:w="1984"/>
+            <w:tcW w:type="dxa" w:w="1843"/>
             <w:tcMar>
               <w:top w:w="70" w:type="dxa"/>
               <w:start w:w="90" w:type="dxa"/>
@@ -10689,7 +10642,7 @@
               <w:end w:w="90" w:type="dxa"/>
             </w:tcMar>
             <w:vAlign w:val="center"/>
-            <w:tcW w:w="1984" w:type="dxa"/>
+            <w:tcW w:w="1842" w:type="dxa"/>
           </w:tcPr>
           <w:p>
             <w:pPr>
@@ -10713,7 +10666,7 @@
         </w:trPr>
         <w:tc>
           <w:tcPr>
-            <w:tcW w:type="dxa" w:w="907"/>
+            <w:tcW w:type="dxa" w:w="709"/>
             <w:tcMar>
               <w:top w:w="70" w:type="dxa"/>
               <w:start w:w="90" w:type="dxa"/>
@@ -10722,7 +10675,7 @@
             </w:tcMar>
             <w:vAlign w:val="center"/>
             <w:shd w:fill="F3F5F7"/>
-            <w:tcW w:w="907" w:type="dxa"/>
+            <w:tcW w:w="708" w:type="dxa"/>
           </w:tcPr>
           <w:p>
             <w:pPr>
@@ -10736,15 +10689,13 @@
                 <w:color w:val="000000"/>
                 <w:sz w:val="14"/>
               </w:rPr>
-              <w:t>MINGGU</w:t>
-              <w:br/>
-              <w:t>40</w:t>
-            </w:r>
-          </w:p>
-        </w:tc>
-        <w:tc>
-          <w:tcPr>
-            <w:tcW w:type="dxa" w:w="1332"/>
+              <w:t>MINGGU 40</w:t>
+            </w:r>
+          </w:p>
+        </w:tc>
+        <w:tc>
+          <w:tcPr>
+            <w:tcW w:type="dxa" w:w="1191"/>
             <w:tcMar>
               <w:top w:w="70" w:type="dxa"/>
               <w:start w:w="90" w:type="dxa"/>
@@ -10753,7 +10704,7 @@
             </w:tcMar>
             <w:vAlign w:val="center"/>
             <w:shd w:fill="F3F5F7"/>
-            <w:tcW w:w="1332" w:type="dxa"/>
+            <w:tcW w:w="1190" w:type="dxa"/>
           </w:tcPr>
           <w:p>
             <w:pPr>
@@ -10767,13 +10718,13 @@
                 <w:color w:val="000000"/>
                 <w:sz w:val="14"/>
               </w:rPr>
-              <w:t>09.11.2026 - 13.11.2026</w:t>
-            </w:r>
-          </w:p>
-        </w:tc>
-        <w:tc>
-          <w:tcPr>
-            <w:tcW w:type="dxa" w:w="2948"/>
+              <w:t>9-13 NOV 2026</w:t>
+            </w:r>
+          </w:p>
+        </w:tc>
+        <w:tc>
+          <w:tcPr>
+            <w:tcW w:type="dxa" w:w="2580"/>
             <w:tcMar>
               <w:top w:w="70" w:type="dxa"/>
               <w:start w:w="90" w:type="dxa"/>
@@ -10782,7 +10733,7 @@
             </w:tcMar>
             <w:vAlign w:val="center"/>
             <w:shd w:fill="F3F5F7"/>
-            <w:tcW w:w="2948" w:type="dxa"/>
+            <w:tcW w:w="2579" w:type="dxa"/>
           </w:tcPr>
           <w:p>
             <w:pPr>
@@ -10804,7 +10755,7 @@
         </w:tc>
         <w:tc>
           <w:tcPr>
-            <w:tcW w:type="dxa" w:w="1020"/>
+            <w:tcW w:type="dxa" w:w="964"/>
             <w:tcMar>
               <w:top w:w="70" w:type="dxa"/>
               <w:start w:w="90" w:type="dxa"/>
@@ -10813,7 +10764,7 @@
             </w:tcMar>
             <w:vAlign w:val="center"/>
             <w:shd w:fill="F3F5F7"/>
-            <w:tcW w:w="1020" w:type="dxa"/>
+            <w:tcW w:w="963" w:type="dxa"/>
           </w:tcPr>
           <w:p>
             <w:pPr>
@@ -10833,7 +10784,7 @@
         </w:tc>
         <w:tc>
           <w:tcPr>
-            <w:tcW w:type="dxa" w:w="1984"/>
+            <w:tcW w:type="dxa" w:w="1814"/>
             <w:tcMar>
               <w:top w:w="70" w:type="dxa"/>
               <w:start w:w="90" w:type="dxa"/>
@@ -10842,7 +10793,7 @@
             </w:tcMar>
             <w:vAlign w:val="center"/>
             <w:shd w:fill="F3F5F7"/>
-            <w:tcW w:w="1984" w:type="dxa"/>
+            <w:tcW w:w="1814" w:type="dxa"/>
           </w:tcPr>
           <w:p>
             <w:pPr>
@@ -10862,7 +10813,7 @@
         </w:tc>
         <w:tc>
           <w:tcPr>
-            <w:tcW w:type="dxa" w:w="4309"/>
+            <w:tcW w:type="dxa" w:w="4025"/>
             <w:tcMar>
               <w:top w:w="70" w:type="dxa"/>
               <w:start w:w="90" w:type="dxa"/>
@@ -10871,7 +10822,7 @@
             </w:tcMar>
             <w:vAlign w:val="center"/>
             <w:shd w:fill="F3F5F7"/>
-            <w:tcW w:w="4308" w:type="dxa"/>
+            <w:tcW w:w="4025" w:type="dxa"/>
           </w:tcPr>
           <w:p>
             <w:pPr>
@@ -10891,7 +10842,7 @@
         </w:tc>
         <w:tc>
           <w:tcPr>
-            <w:tcW w:type="dxa" w:w="822"/>
+            <w:tcW w:type="dxa" w:w="737"/>
             <w:tcMar>
               <w:top w:w="70" w:type="dxa"/>
               <w:start w:w="90" w:type="dxa"/>
@@ -10900,7 +10851,7 @@
             </w:tcMar>
             <w:vAlign w:val="center"/>
             <w:shd w:fill="F3F5F7"/>
-            <w:tcW w:w="822" w:type="dxa"/>
+            <w:tcW w:w="737" w:type="dxa"/>
           </w:tcPr>
           <w:p>
             <w:pPr>
@@ -10920,7 +10871,7 @@
         </w:tc>
         <w:tc>
           <w:tcPr>
-            <w:tcW w:type="dxa" w:w="1984"/>
+            <w:tcW w:type="dxa" w:w="1843"/>
             <w:tcMar>
               <w:top w:w="70" w:type="dxa"/>
               <w:start w:w="90" w:type="dxa"/>
@@ -10929,7 +10880,7 @@
             </w:tcMar>
             <w:vAlign w:val="center"/>
             <w:shd w:fill="F3F5F7"/>
-            <w:tcW w:w="1984" w:type="dxa"/>
+            <w:tcW w:w="1842" w:type="dxa"/>
           </w:tcPr>
           <w:p>
             <w:pPr>
@@ -10954,7 +10905,7 @@
         </w:trPr>
         <w:tc>
           <w:tcPr>
-            <w:tcW w:type="dxa" w:w="907"/>
+            <w:tcW w:type="dxa" w:w="709"/>
             <w:tcMar>
               <w:top w:w="70" w:type="dxa"/>
               <w:start w:w="90" w:type="dxa"/>
@@ -10962,7 +10913,7 @@
               <w:end w:w="90" w:type="dxa"/>
             </w:tcMar>
             <w:vAlign w:val="center"/>
-            <w:tcW w:w="907" w:type="dxa"/>
+            <w:tcW w:w="708" w:type="dxa"/>
           </w:tcPr>
           <w:p>
             <w:pPr>
@@ -10976,15 +10927,13 @@
                 <w:color w:val="000000"/>
                 <w:sz w:val="14"/>
               </w:rPr>
-              <w:t>MINGGU</w:t>
-              <w:br/>
-              <w:t>41</w:t>
-            </w:r>
-          </w:p>
-        </w:tc>
-        <w:tc>
-          <w:tcPr>
-            <w:tcW w:type="dxa" w:w="1332"/>
+              <w:t>MINGGU 41</w:t>
+            </w:r>
+          </w:p>
+        </w:tc>
+        <w:tc>
+          <w:tcPr>
+            <w:tcW w:type="dxa" w:w="1191"/>
             <w:tcMar>
               <w:top w:w="70" w:type="dxa"/>
               <w:start w:w="90" w:type="dxa"/>
@@ -10992,7 +10941,7 @@
               <w:end w:w="90" w:type="dxa"/>
             </w:tcMar>
             <w:vAlign w:val="center"/>
-            <w:tcW w:w="1332" w:type="dxa"/>
+            <w:tcW w:w="1190" w:type="dxa"/>
           </w:tcPr>
           <w:p>
             <w:pPr>
@@ -11006,13 +10955,13 @@
                 <w:color w:val="000000"/>
                 <w:sz w:val="14"/>
               </w:rPr>
-              <w:t>16.11.2026 - 20.11.2026</w:t>
-            </w:r>
-          </w:p>
-        </w:tc>
-        <w:tc>
-          <w:tcPr>
-            <w:tcW w:type="dxa" w:w="2948"/>
+              <w:t>16-20 NOV 2026</w:t>
+            </w:r>
+          </w:p>
+        </w:tc>
+        <w:tc>
+          <w:tcPr>
+            <w:tcW w:type="dxa" w:w="2580"/>
             <w:tcMar>
               <w:top w:w="70" w:type="dxa"/>
               <w:start w:w="90" w:type="dxa"/>
@@ -11020,7 +10969,7 @@
               <w:end w:w="90" w:type="dxa"/>
             </w:tcMar>
             <w:vAlign w:val="center"/>
-            <w:tcW w:w="2948" w:type="dxa"/>
+            <w:tcW w:w="2579" w:type="dxa"/>
           </w:tcPr>
           <w:p>
             <w:pPr>
@@ -11042,7 +10991,7 @@
         </w:tc>
         <w:tc>
           <w:tcPr>
-            <w:tcW w:type="dxa" w:w="1020"/>
+            <w:tcW w:type="dxa" w:w="964"/>
             <w:tcMar>
               <w:top w:w="70" w:type="dxa"/>
               <w:start w:w="90" w:type="dxa"/>
@@ -11050,7 +10999,7 @@
               <w:end w:w="90" w:type="dxa"/>
             </w:tcMar>
             <w:vAlign w:val="center"/>
-            <w:tcW w:w="1020" w:type="dxa"/>
+            <w:tcW w:w="963" w:type="dxa"/>
           </w:tcPr>
           <w:p>
             <w:pPr>
@@ -11070,7 +11019,7 @@
         </w:tc>
         <w:tc>
           <w:tcPr>
-            <w:tcW w:type="dxa" w:w="1984"/>
+            <w:tcW w:type="dxa" w:w="1814"/>
             <w:tcMar>
               <w:top w:w="70" w:type="dxa"/>
               <w:start w:w="90" w:type="dxa"/>
@@ -11078,7 +11027,7 @@
               <w:end w:w="90" w:type="dxa"/>
             </w:tcMar>
             <w:vAlign w:val="center"/>
-            <w:tcW w:w="1984" w:type="dxa"/>
+            <w:tcW w:w="1814" w:type="dxa"/>
           </w:tcPr>
           <w:p>
             <w:pPr>
@@ -11098,7 +11047,7 @@
         </w:tc>
         <w:tc>
           <w:tcPr>
-            <w:tcW w:type="dxa" w:w="4309"/>
+            <w:tcW w:type="dxa" w:w="4025"/>
             <w:tcMar>
               <w:top w:w="70" w:type="dxa"/>
               <w:start w:w="90" w:type="dxa"/>
@@ -11106,7 +11055,7 @@
               <w:end w:w="90" w:type="dxa"/>
             </w:tcMar>
             <w:vAlign w:val="center"/>
-            <w:tcW w:w="4308" w:type="dxa"/>
+            <w:tcW w:w="4025" w:type="dxa"/>
           </w:tcPr>
           <w:p>
             <w:pPr>
@@ -11126,7 +11075,7 @@
         </w:tc>
         <w:tc>
           <w:tcPr>
-            <w:tcW w:type="dxa" w:w="822"/>
+            <w:tcW w:type="dxa" w:w="737"/>
             <w:tcMar>
               <w:top w:w="70" w:type="dxa"/>
               <w:start w:w="90" w:type="dxa"/>
@@ -11134,7 +11083,7 @@
               <w:end w:w="90" w:type="dxa"/>
             </w:tcMar>
             <w:vAlign w:val="center"/>
-            <w:tcW w:w="822" w:type="dxa"/>
+            <w:tcW w:w="737" w:type="dxa"/>
           </w:tcPr>
           <w:p>
             <w:pPr>
@@ -11154,7 +11103,7 @@
         </w:tc>
         <w:tc>
           <w:tcPr>
-            <w:tcW w:type="dxa" w:w="1984"/>
+            <w:tcW w:type="dxa" w:w="1843"/>
             <w:tcMar>
               <w:top w:w="70" w:type="dxa"/>
               <w:start w:w="90" w:type="dxa"/>
@@ -11162,7 +11111,7 @@
               <w:end w:w="90" w:type="dxa"/>
             </w:tcMar>
             <w:vAlign w:val="center"/>
-            <w:tcW w:w="1984" w:type="dxa"/>
+            <w:tcW w:w="1842" w:type="dxa"/>
           </w:tcPr>
           <w:p>
             <w:pPr>
@@ -11186,7 +11135,7 @@
         </w:trPr>
         <w:tc>
           <w:tcPr>
-            <w:tcW w:type="dxa" w:w="907"/>
+            <w:tcW w:type="dxa" w:w="709"/>
             <w:tcMar>
               <w:top w:w="70" w:type="dxa"/>
               <w:start w:w="90" w:type="dxa"/>
@@ -11195,7 +11144,7 @@
             </w:tcMar>
             <w:vAlign w:val="center"/>
             <w:shd w:fill="F3F5F7"/>
-            <w:tcW w:w="907" w:type="dxa"/>
+            <w:tcW w:w="708" w:type="dxa"/>
           </w:tcPr>
           <w:p>
             <w:pPr>
@@ -11209,15 +11158,13 @@
                 <w:color w:val="000000"/>
                 <w:sz w:val="14"/>
               </w:rPr>
-              <w:t>MINGGU</w:t>
-              <w:br/>
-              <w:t>42</w:t>
-            </w:r>
-          </w:p>
-        </w:tc>
-        <w:tc>
-          <w:tcPr>
-            <w:tcW w:type="dxa" w:w="1332"/>
+              <w:t>MINGGU 42</w:t>
+            </w:r>
+          </w:p>
+        </w:tc>
+        <w:tc>
+          <w:tcPr>
+            <w:tcW w:type="dxa" w:w="1191"/>
             <w:tcMar>
               <w:top w:w="70" w:type="dxa"/>
               <w:start w:w="90" w:type="dxa"/>
@@ -11226,7 +11173,7 @@
             </w:tcMar>
             <w:vAlign w:val="center"/>
             <w:shd w:fill="F3F5F7"/>
-            <w:tcW w:w="1332" w:type="dxa"/>
+            <w:tcW w:w="1190" w:type="dxa"/>
           </w:tcPr>
           <w:p>
             <w:pPr>
@@ -11240,13 +11187,13 @@
                 <w:color w:val="000000"/>
                 <w:sz w:val="14"/>
               </w:rPr>
-              <w:t>23.11.2026 - 27.11.2026</w:t>
-            </w:r>
-          </w:p>
-        </w:tc>
-        <w:tc>
-          <w:tcPr>
-            <w:tcW w:type="dxa" w:w="2948"/>
+              <w:t>23-27 NOV 2026</w:t>
+            </w:r>
+          </w:p>
+        </w:tc>
+        <w:tc>
+          <w:tcPr>
+            <w:tcW w:type="dxa" w:w="2580"/>
             <w:tcMar>
               <w:top w:w="70" w:type="dxa"/>
               <w:start w:w="90" w:type="dxa"/>
@@ -11255,7 +11202,7 @@
             </w:tcMar>
             <w:vAlign w:val="center"/>
             <w:shd w:fill="F3F5F7"/>
-            <w:tcW w:w="2948" w:type="dxa"/>
+            <w:tcW w:w="2579" w:type="dxa"/>
           </w:tcPr>
           <w:p>
             <w:pPr>
@@ -11277,7 +11224,7 @@
         </w:tc>
         <w:tc>
           <w:tcPr>
-            <w:tcW w:type="dxa" w:w="1020"/>
+            <w:tcW w:type="dxa" w:w="964"/>
             <w:tcMar>
               <w:top w:w="70" w:type="dxa"/>
               <w:start w:w="90" w:type="dxa"/>
@@ -11286,7 +11233,7 @@
             </w:tcMar>
             <w:vAlign w:val="center"/>
             <w:shd w:fill="F3F5F7"/>
-            <w:tcW w:w="1020" w:type="dxa"/>
+            <w:tcW w:w="963" w:type="dxa"/>
           </w:tcPr>
           <w:p>
             <w:pPr>
@@ -11306,7 +11253,7 @@
         </w:tc>
         <w:tc>
           <w:tcPr>
-            <w:tcW w:type="dxa" w:w="1984"/>
+            <w:tcW w:type="dxa" w:w="1814"/>
             <w:tcMar>
               <w:top w:w="70" w:type="dxa"/>
               <w:start w:w="90" w:type="dxa"/>
@@ -11315,7 +11262,7 @@
             </w:tcMar>
             <w:vAlign w:val="center"/>
             <w:shd w:fill="F3F5F7"/>
-            <w:tcW w:w="1984" w:type="dxa"/>
+            <w:tcW w:w="1814" w:type="dxa"/>
           </w:tcPr>
           <w:p>
             <w:pPr>
@@ -11335,7 +11282,7 @@
         </w:tc>
         <w:tc>
           <w:tcPr>
-            <w:tcW w:type="dxa" w:w="4309"/>
+            <w:tcW w:type="dxa" w:w="4025"/>
             <w:tcMar>
               <w:top w:w="70" w:type="dxa"/>
               <w:start w:w="90" w:type="dxa"/>
@@ -11344,7 +11291,7 @@
             </w:tcMar>
             <w:vAlign w:val="center"/>
             <w:shd w:fill="F3F5F7"/>
-            <w:tcW w:w="4308" w:type="dxa"/>
+            <w:tcW w:w="4025" w:type="dxa"/>
           </w:tcPr>
           <w:p>
             <w:pPr>
@@ -11364,7 +11311,7 @@
         </w:tc>
         <w:tc>
           <w:tcPr>
-            <w:tcW w:type="dxa" w:w="822"/>
+            <w:tcW w:type="dxa" w:w="737"/>
             <w:tcMar>
               <w:top w:w="70" w:type="dxa"/>
               <w:start w:w="90" w:type="dxa"/>
@@ -11373,7 +11320,7 @@
             </w:tcMar>
             <w:vAlign w:val="center"/>
             <w:shd w:fill="F3F5F7"/>
-            <w:tcW w:w="822" w:type="dxa"/>
+            <w:tcW w:w="737" w:type="dxa"/>
           </w:tcPr>
           <w:p>
             <w:pPr>
@@ -11393,7 +11340,7 @@
         </w:tc>
         <w:tc>
           <w:tcPr>
-            <w:tcW w:type="dxa" w:w="1984"/>
+            <w:tcW w:type="dxa" w:w="1843"/>
             <w:tcMar>
               <w:top w:w="70" w:type="dxa"/>
               <w:start w:w="90" w:type="dxa"/>
@@ -11402,7 +11349,7 @@
             </w:tcMar>
             <w:vAlign w:val="center"/>
             <w:shd w:fill="F3F5F7"/>
-            <w:tcW w:w="1984" w:type="dxa"/>
+            <w:tcW w:w="1842" w:type="dxa"/>
           </w:tcPr>
           <w:p>
             <w:pPr>
@@ -11426,7 +11373,7 @@
         </w:trPr>
         <w:tc>
           <w:tcPr>
-            <w:tcW w:type="dxa" w:w="907"/>
+            <w:tcW w:type="dxa" w:w="709"/>
             <w:tcMar>
               <w:top w:w="70" w:type="dxa"/>
               <w:start w:w="90" w:type="dxa"/>
@@ -11434,7 +11381,7 @@
               <w:end w:w="90" w:type="dxa"/>
             </w:tcMar>
             <w:vAlign w:val="center"/>
-            <w:tcW w:w="907" w:type="dxa"/>
+            <w:tcW w:w="708" w:type="dxa"/>
           </w:tcPr>
           <w:p>
             <w:pPr>
@@ -11448,15 +11395,13 @@
                 <w:color w:val="000000"/>
                 <w:sz w:val="14"/>
               </w:rPr>
-              <w:t>MINGGU</w:t>
-              <w:br/>
-              <w:t>43</w:t>
-            </w:r>
-          </w:p>
-        </w:tc>
-        <w:tc>
-          <w:tcPr>
-            <w:tcW w:type="dxa" w:w="1332"/>
+              <w:t>MINGGU 43</w:t>
+            </w:r>
+          </w:p>
+        </w:tc>
+        <w:tc>
+          <w:tcPr>
+            <w:tcW w:type="dxa" w:w="1191"/>
             <w:tcMar>
               <w:top w:w="70" w:type="dxa"/>
               <w:start w:w="90" w:type="dxa"/>
@@ -11464,7 +11409,7 @@
               <w:end w:w="90" w:type="dxa"/>
             </w:tcMar>
             <w:vAlign w:val="center"/>
-            <w:tcW w:w="1332" w:type="dxa"/>
+            <w:tcW w:w="1190" w:type="dxa"/>
           </w:tcPr>
           <w:p>
             <w:pPr>
@@ -11478,13 +11423,13 @@
                 <w:color w:val="000000"/>
                 <w:sz w:val="14"/>
               </w:rPr>
-              <w:t>30.11.2026 - 04.12.2026</w:t>
-            </w:r>
-          </w:p>
-        </w:tc>
-        <w:tc>
-          <w:tcPr>
-            <w:tcW w:type="dxa" w:w="2948"/>
+              <w:t>30 NOV-4 DIS 2026</w:t>
+            </w:r>
+          </w:p>
+        </w:tc>
+        <w:tc>
+          <w:tcPr>
+            <w:tcW w:type="dxa" w:w="2580"/>
             <w:tcMar>
               <w:top w:w="70" w:type="dxa"/>
               <w:start w:w="90" w:type="dxa"/>
@@ -11492,7 +11437,7 @@
               <w:end w:w="90" w:type="dxa"/>
             </w:tcMar>
             <w:vAlign w:val="center"/>
-            <w:tcW w:w="2948" w:type="dxa"/>
+            <w:tcW w:w="2579" w:type="dxa"/>
           </w:tcPr>
           <w:p>
             <w:pPr>
@@ -11514,7 +11459,7 @@
         </w:tc>
         <w:tc>
           <w:tcPr>
-            <w:tcW w:type="dxa" w:w="1020"/>
+            <w:tcW w:type="dxa" w:w="964"/>
             <w:tcMar>
               <w:top w:w="70" w:type="dxa"/>
               <w:start w:w="90" w:type="dxa"/>
@@ -11522,7 +11467,7 @@
               <w:end w:w="90" w:type="dxa"/>
             </w:tcMar>
             <w:vAlign w:val="center"/>
-            <w:tcW w:w="1020" w:type="dxa"/>
+            <w:tcW w:w="963" w:type="dxa"/>
           </w:tcPr>
           <w:p>
             <w:pPr>
@@ -11542,7 +11487,7 @@
         </w:tc>
         <w:tc>
           <w:tcPr>
-            <w:tcW w:type="dxa" w:w="1984"/>
+            <w:tcW w:type="dxa" w:w="1814"/>
             <w:tcMar>
               <w:top w:w="70" w:type="dxa"/>
               <w:start w:w="90" w:type="dxa"/>
@@ -11550,7 +11495,7 @@
               <w:end w:w="90" w:type="dxa"/>
             </w:tcMar>
             <w:vAlign w:val="center"/>
-            <w:tcW w:w="1984" w:type="dxa"/>
+            <w:tcW w:w="1814" w:type="dxa"/>
           </w:tcPr>
           <w:p>
             <w:pPr>
@@ -11570,7 +11515,7 @@
         </w:tc>
         <w:tc>
           <w:tcPr>
-            <w:tcW w:type="dxa" w:w="4309"/>
+            <w:tcW w:type="dxa" w:w="4025"/>
             <w:tcMar>
               <w:top w:w="70" w:type="dxa"/>
               <w:start w:w="90" w:type="dxa"/>
@@ -11578,7 +11523,7 @@
               <w:end w:w="90" w:type="dxa"/>
             </w:tcMar>
             <w:vAlign w:val="center"/>
-            <w:tcW w:w="4308" w:type="dxa"/>
+            <w:tcW w:w="4025" w:type="dxa"/>
           </w:tcPr>
           <w:p>
             <w:pPr>
@@ -11598,7 +11543,7 @@
         </w:tc>
         <w:tc>
           <w:tcPr>
-            <w:tcW w:type="dxa" w:w="822"/>
+            <w:tcW w:type="dxa" w:w="737"/>
             <w:tcMar>
               <w:top w:w="70" w:type="dxa"/>
               <w:start w:w="90" w:type="dxa"/>
@@ -11606,7 +11551,7 @@
               <w:end w:w="90" w:type="dxa"/>
             </w:tcMar>
             <w:vAlign w:val="center"/>
-            <w:tcW w:w="822" w:type="dxa"/>
+            <w:tcW w:w="737" w:type="dxa"/>
           </w:tcPr>
           <w:p>
             <w:pPr>
@@ -11626,7 +11571,7 @@
         </w:tc>
         <w:tc>
           <w:tcPr>
-            <w:tcW w:type="dxa" w:w="1984"/>
+            <w:tcW w:type="dxa" w:w="1843"/>
             <w:tcMar>
               <w:top w:w="70" w:type="dxa"/>
               <w:start w:w="90" w:type="dxa"/>
@@ -11634,7 +11579,7 @@
               <w:end w:w="90" w:type="dxa"/>
             </w:tcMar>
             <w:vAlign w:val="center"/>
-            <w:tcW w:w="1984" w:type="dxa"/>
+            <w:tcW w:w="1842" w:type="dxa"/>
           </w:tcPr>
           <w:p>
             <w:pPr>
@@ -11668,8 +11613,13 @@
       </w:r>
     </w:p>
     <w:p>
+      <w:r/>
+    </w:p>
+    <w:p>
       <w:pPr>
         <w:pageBreakBefore/>
+        <w:jc w:val="left"/>
+        <w:bidi w:val="0"/>
       </w:pPr>
       <w:r>
         <w:rPr>
@@ -11677,6 +11627,7 @@
           <w:b/>
           <w:color w:val="183B56"/>
           <w:sz w:val="24"/>
+          <w:rtl w:val="0"/>
         </w:rPr>
         <w:t>Catatan pelaksanaan source-first</w:t>
       </w:r>

--- a/curriculum/rpt/RPT_Bahasa_Arab_Tahun1_2026_KumpulanB_SourceFirst.docx
+++ b/curriculum/rpt/RPT_Bahasa_Arab_Tahun1_2026_KumpulanB_SourceFirst.docx
@@ -8280,7 +8280,15 @@
           <w:sz w:val="24"/>
           <w:rtl w:val="0"/>
         </w:rPr>
-        <w:t>Penggal 2B</w:t>
+        <w:t xml:space="preserve">Penggal </w:t>
+      </w:r>
+      <w:r>
+        <w:rPr>
+          <w:rFonts w:ascii="Arial" w:hAnsi="Arial"/>
+          <w:b/>
+          <w:sz w:val="24"/>
+        </w:rPr>
+        <w:t>2B</w:t>
       </w:r>
     </w:p>
     <w:tbl>
@@ -10514,9 +10522,7 @@
                 <w:sz w:val="14"/>
                 <w:rtl/>
               </w:rPr>
-              <w:t>Unit 4: نمرح بالأرقام</w:t>
-              <w:br/>
-              <w:t>Menyalin nombor 1-10</w:t>
+              <w:t>Unit 4: نمرح بالأرقام - Menyalin nombor 1-10</w:t>
             </w:r>
           </w:p>
         </w:tc>
@@ -10600,7 +10606,7 @@
                 <w:color w:val="000000"/>
                 <w:sz w:val="14"/>
               </w:rPr>
-              <w:t>Salin angka dan perkataan nombor 1-10; semak ketepatan hasil.</w:t>
+              <w:t>Baca angka dan perkataan nombor 1-10 pada m/s 49; salin bentuk yang betul dan semak ketepatan hasil.</w:t>
             </w:r>
           </w:p>
         </w:tc>
@@ -10628,7 +10634,7 @@
                 <w:color w:val="000000"/>
                 <w:sz w:val="14"/>
               </w:rPr>
-              <w:t>47-50</w:t>
+              <w:t>49</w:t>
             </w:r>
           </w:p>
         </w:tc>
@@ -10656,6 +10662,7 @@
                 <w:color w:val="000000"/>
                 <w:sz w:val="14"/>
               </w:rPr>
+              <w:t>Sumber tepat: BT m/s 49</w:t>
             </w:r>
           </w:p>
         </w:tc>
@@ -10747,9 +10754,7 @@
                 <w:color w:val="000000"/>
                 <w:sz w:val="14"/>
               </w:rPr>
-              <w:t>Pengayaan</w:t>
-              <w:br/>
-              <w:t>Minggu Bahasa Arab 1</w:t>
+              <w:t>Unit 4: نمرح بالأرقام - Pengayaan nombor 1-5</w:t>
             </w:r>
           </w:p>
         </w:tc>
@@ -10778,7 +10783,7 @@
                 <w:color w:val="000000"/>
                 <w:sz w:val="14"/>
               </w:rPr>
-              <w:t>Ulang kaji</w:t>
+              <w:t>1.5</w:t>
             </w:r>
           </w:p>
         </w:tc>
@@ -10807,7 +10812,7 @@
                 <w:color w:val="000000"/>
                 <w:sz w:val="14"/>
               </w:rPr>
-              <w:t>SP terpilih Unit 1-4</w:t>
+              <w:t>1.5.1-1.5.4</w:t>
             </w:r>
           </w:p>
         </w:tc>
@@ -10836,7 +10841,7 @@
                 <w:color w:val="000000"/>
                 <w:sz w:val="14"/>
               </w:rPr>
-              <w:t>Persembahan bahasa: sebutan, soal-jawab dan permainan kata berasaskan sumber.</w:t>
+              <w:t>Dengar dan ulang sebut nombor 1-5 pada m/s 47; susun nombor secara menaik atau menurun secara lisan.</w:t>
             </w:r>
           </w:p>
         </w:tc>
@@ -10865,7 +10870,7 @@
                 <w:color w:val="000000"/>
                 <w:sz w:val="14"/>
               </w:rPr>
-              <w:t>1-50</w:t>
+              <w:t>47</w:t>
             </w:r>
           </w:p>
         </w:tc>
@@ -10983,9 +10988,7 @@
                 <w:color w:val="000000"/>
                 <w:sz w:val="14"/>
               </w:rPr>
-              <w:t>Pengayaan</w:t>
-              <w:br/>
-              <w:t>Minggu Bahasa Arab 2</w:t>
+              <w:t>Unit 4: نمرح بالأرقام - Pengayaan nombor 6-10</w:t>
             </w:r>
           </w:p>
         </w:tc>
@@ -11013,7 +11016,7 @@
                 <w:color w:val="000000"/>
                 <w:sz w:val="14"/>
               </w:rPr>
-              <w:t>Ulang kaji</w:t>
+              <w:t>1.5</w:t>
             </w:r>
           </w:p>
         </w:tc>
@@ -11041,7 +11044,7 @@
                 <w:color w:val="000000"/>
                 <w:sz w:val="14"/>
               </w:rPr>
-              <w:t>SP terpilih Unit 1-4</w:t>
+              <w:t>1.5.1-1.5.4</w:t>
             </w:r>
           </w:p>
         </w:tc>
@@ -11069,7 +11072,7 @@
                 <w:color w:val="000000"/>
                 <w:sz w:val="14"/>
               </w:rPr>
-              <w:t>Persembahan berkumpulan, bacaan ringkas dan permainan nombor/huruf.</w:t>
+              <w:t>Dengar dan ulang sebut nombor 6-10 pada m/s 48; susun nombor secara menaik atau menurun secara lisan.</w:t>
             </w:r>
           </w:p>
         </w:tc>
@@ -11097,7 +11100,7 @@
                 <w:color w:val="000000"/>
                 <w:sz w:val="14"/>
               </w:rPr>
-              <w:t>1-50</w:t>
+              <w:t>48</w:t>
             </w:r>
           </w:p>
         </w:tc>
@@ -11125,6 +11128,7 @@
                 <w:color w:val="000000"/>
                 <w:sz w:val="14"/>
               </w:rPr>
+              <w:t>Sumber tepat: BT m/s 48</w:t>
             </w:r>
           </w:p>
         </w:tc>
@@ -11216,9 +11220,7 @@
                 <w:color w:val="000000"/>
                 <w:sz w:val="14"/>
               </w:rPr>
-              <w:t>Pengayaan</w:t>
-              <w:br/>
-              <w:t>Projek bahasa</w:t>
+              <w:t>Unit 4: نمرح بالأرقام - Membaca dan menulis nombor</w:t>
             </w:r>
           </w:p>
         </w:tc>
@@ -11247,7 +11249,7 @@
                 <w:color w:val="000000"/>
                 <w:sz w:val="14"/>
               </w:rPr>
-              <w:t>Ulang kaji</w:t>
+              <w:t>2.5, 3.4</w:t>
             </w:r>
           </w:p>
         </w:tc>
@@ -11276,7 +11278,7 @@
                 <w:color w:val="000000"/>
                 <w:sz w:val="14"/>
               </w:rPr>
-              <w:t>SP terpilih Unit 1-4</w:t>
+              <w:t>2.5.1-2.5.4; 3.4.1</w:t>
             </w:r>
           </w:p>
         </w:tc>
@@ -11305,7 +11307,7 @@
                 <w:color w:val="000000"/>
                 <w:sz w:val="14"/>
               </w:rPr>
-              <w:t>Sediakan buku skrap atau kad imbas daripada huruf, ucapan atau nombor.</w:t>
+              <w:t>Baca, cam dan padankan angka dengan perkataan nombor pada m/s 49; tulis jawapan mengikut bentuk yang ditunjukkan.</w:t>
             </w:r>
           </w:p>
         </w:tc>
@@ -11334,7 +11336,7 @@
                 <w:color w:val="000000"/>
                 <w:sz w:val="14"/>
               </w:rPr>
-              <w:t>1-50</w:t>
+              <w:t>49</w:t>
             </w:r>
           </w:p>
         </w:tc>
@@ -11363,6 +11365,7 @@
                 <w:color w:val="000000"/>
                 <w:sz w:val="14"/>
               </w:rPr>
+              <w:t>Sumber tepat: BT m/s 49</w:t>
             </w:r>
           </w:p>
         </w:tc>
@@ -11451,9 +11454,7 @@
                 <w:color w:val="000000"/>
                 <w:sz w:val="14"/>
               </w:rPr>
-              <w:t>Pengayaan</w:t>
-              <w:br/>
-              <w:t>Pameran dan refleksi</w:t>
+              <w:t>Unit 4: نمرح بالأرقام - Permainan ulang kaji</w:t>
             </w:r>
           </w:p>
         </w:tc>
@@ -11481,7 +11482,7 @@
                 <w:color w:val="000000"/>
                 <w:sz w:val="14"/>
               </w:rPr>
-              <w:t>Ulang kaji</w:t>
+              <w:t>1.5, 2.5</w:t>
             </w:r>
           </w:p>
         </w:tc>
@@ -11509,7 +11510,7 @@
                 <w:color w:val="000000"/>
                 <w:sz w:val="14"/>
               </w:rPr>
-              <w:t>SP terpilih Unit 1-4</w:t>
+              <w:t>1.5.4; 2.5.4</w:t>
             </w:r>
           </w:p>
         </w:tc>
@@ -11537,7 +11538,7 @@
                 <w:color w:val="000000"/>
                 <w:sz w:val="14"/>
               </w:rPr>
-              <w:t>Siapkan poster/pameran; bentang hasil dan buat refleksi pembelajaran.</w:t>
+              <w:t>Laksanakan permainan lompat petak nombor pada m/s 50; sebut dan pilih nombor 1-10 dengan betul.</w:t>
             </w:r>
           </w:p>
         </w:tc>
@@ -11565,7 +11566,7 @@
                 <w:color w:val="000000"/>
                 <w:sz w:val="14"/>
               </w:rPr>
-              <w:t>1-50</w:t>
+              <w:t>50</w:t>
             </w:r>
           </w:p>
         </w:tc>
@@ -11593,6 +11594,7 @@
                 <w:color w:val="000000"/>
                 <w:sz w:val="14"/>
               </w:rPr>
+              <w:t>Sumber tepat: BT m/s 50</w:t>
             </w:r>
           </w:p>
         </w:tc>
@@ -11820,6 +11822,87 @@
           <w:sz w:val="17"/>
         </w:rPr>
         <w:t>RPT Bahasa Arab Tahun 1 KSSR Semakan 2022/2023 (urutan kandungan sahaja; tarikh tidak diguna semula).</w:t>
+      </w:r>
+    </w:p>
+    <w:p>
+      <w:r>
+        <w:br w:type="page"/>
+      </w:r>
+    </w:p>
+    <w:p>
+      <w:pPr>
+        <w:pStyle w:val="Heading1"/>
+      </w:pPr>
+      <w:r>
+        <w:t>Pemetaan sesi tepat Minggu 39-43</w:t>
+      </w:r>
+    </w:p>
+    <w:p>
+      <w:pPr>
+        <w:spacing w:after="160"/>
+      </w:pPr>
+      <w:r>
+        <w:t>Pemetaan ini mengunci satu sesi bagi setiap minggu kepada satu SP utama, satu halaman bercetak Buku Teks dan satu tugasan sumber. Lesson Map kekal memerlukan semakan guru sebelum disahkan.</w:t>
+      </w:r>
+    </w:p>
+    <w:p>
+      <w:pPr>
+        <w:spacing w:after="80" w:line="240" w:lineRule="auto"/>
+      </w:pPr>
+      <w:r>
+        <w:rPr>
+          <w:rFonts w:ascii="Arial" w:hAnsi="Arial"/>
+          <w:sz w:val="16"/>
+        </w:rPr>
+        <w:t>Mapping_ID: BA1-2026B-W39-S1 | Generate_Flag: REVIEW | Module: Unit 4: Menyalin nombor 1-10 | Learning_Standard: 3.4.1 | BT_Printed_Page: 49 | Mapping_Method: RPT + halaman bercetak Buku Teks | Mapping_Confidence: 95 | Mapping_Status: SOURCE_GROUNDED_NEEDS_TEACHER_REVIEW | Source_Task: Baca angka dan perkataan nombor 1-10, kemudian salin bentuk yang betul berdasarkan latihan pada BT m/s 49.</w:t>
+      </w:r>
+    </w:p>
+    <w:p>
+      <w:pPr>
+        <w:spacing w:after="80" w:line="240" w:lineRule="auto"/>
+      </w:pPr>
+      <w:r>
+        <w:rPr>
+          <w:rFonts w:ascii="Arial" w:hAnsi="Arial"/>
+          <w:sz w:val="16"/>
+        </w:rPr>
+        <w:t>Mapping_ID: BA1-2026B-W40-S1 | Generate_Flag: REVIEW | Module: Unit 4: Pengayaan nombor 1-5 | Learning_Standard: 1.5.1 | BT_Printed_Page: 47 | Mapping_Method: RPT + halaman bercetak Buku Teks | Mapping_Confidence: 95 | Mapping_Status: SOURCE_GROUNDED_NEEDS_TEACHER_REVIEW | Source_Task: Dengar, ulang sebut dan susun nombor 1-5 berdasarkan aktiviti pada BT m/s 47.</w:t>
+      </w:r>
+    </w:p>
+    <w:p>
+      <w:pPr>
+        <w:spacing w:after="80" w:line="240" w:lineRule="auto"/>
+      </w:pPr>
+      <w:r>
+        <w:rPr>
+          <w:rFonts w:ascii="Arial" w:hAnsi="Arial"/>
+          <w:sz w:val="16"/>
+        </w:rPr>
+        <w:t>Mapping_ID: BA1-2026B-W41-S1 | Generate_Flag: REVIEW | Module: Unit 4: Pengayaan nombor 6-10 | Learning_Standard: 1.5.2 | BT_Printed_Page: 48 | Mapping_Method: RPT + halaman bercetak Buku Teks | Mapping_Confidence: 95 | Mapping_Status: SOURCE_GROUNDED_NEEDS_TEACHER_REVIEW | Source_Task: Dengar, ulang sebut dan susun nombor 6-10 berdasarkan aktiviti pada BT m/s 48.</w:t>
+      </w:r>
+    </w:p>
+    <w:p>
+      <w:pPr>
+        <w:spacing w:after="80" w:line="240" w:lineRule="auto"/>
+      </w:pPr>
+      <w:r>
+        <w:rPr>
+          <w:rFonts w:ascii="Arial" w:hAnsi="Arial"/>
+          <w:sz w:val="16"/>
+        </w:rPr>
+        <w:t>Mapping_ID: BA1-2026B-W42-S1 | Generate_Flag: REVIEW | Module: Unit 4: Membaca dan menulis nombor | Learning_Standard: 2.5.4 | BT_Printed_Page: 49 | Mapping_Method: RPT + halaman bercetak Buku Teks | Mapping_Confidence: 95 | Mapping_Status: SOURCE_GROUNDED_NEEDS_TEACHER_REVIEW | Source_Task: Baca, cam dan padankan angka dengan perkataan nombor, kemudian tulis jawapan berdasarkan BT m/s 49.</w:t>
+      </w:r>
+    </w:p>
+    <w:p>
+      <w:pPr>
+        <w:spacing w:after="80" w:line="240" w:lineRule="auto"/>
+      </w:pPr>
+      <w:r>
+        <w:rPr>
+          <w:rFonts w:ascii="Arial" w:hAnsi="Arial"/>
+          <w:sz w:val="16"/>
+        </w:rPr>
+        <w:t>Mapping_ID: BA1-2026B-W43-S1 | Generate_Flag: REVIEW | Module: Unit 4: Permainan ulang kaji nombor | Learning_Standard: 2.5.4 | BT_Printed_Page: 50 | Mapping_Method: RPT + halaman bercetak Buku Teks | Mapping_Confidence: 95 | Mapping_Status: SOURCE_GROUNDED_NEEDS_TEACHER_REVIEW | Source_Task: Laksanakan permainan lompat petak; sebut dan pilih nombor 1-10 berdasarkan BT m/s 50.</w:t>
       </w:r>
     </w:p>
     <w:sectPr>
